--- a/docs/Diplom/Глава_4_Описание_результатов_применения_разработки.docx
+++ b/docs/Diplom/Глава_4_Описание_результатов_применения_разработки.docx
@@ -4,15 +4,9 @@
   <w:body>
     <w:p>
       <w:pPr>
-        <w:spacing w:before="240" w:after="240" w:line="360" w:lineRule="auto"/>
-        <w:jc w:val="center"/>
+        <w:pStyle w:val="Heading1"/>
       </w:pPr>
       <w:r>
-        <w:rPr>
-          <w:rFonts w:ascii="Times New Roman" w:hAnsi="Times New Roman"/>
-          <w:b/>
-          <w:sz w:val="32"/>
-        </w:rPr>
         <w:t>ГЛАВА 4. ОПИСАНИЕ РЕЗУЛЬТАТОВ ПРИМЕНЕНИЯ РАЗРАБОТКИ</w:t>
       </w:r>
     </w:p>
@@ -46,15 +40,9 @@
     </w:p>
     <w:p>
       <w:pPr>
-        <w:spacing w:before="240" w:after="120" w:line="360" w:lineRule="auto"/>
-        <w:jc w:val="left"/>
+        <w:pStyle w:val="Heading2"/>
       </w:pPr>
       <w:r>
-        <w:rPr>
-          <w:rFonts w:ascii="Times New Roman" w:hAnsi="Times New Roman"/>
-          <w:b/>
-          <w:sz w:val="30"/>
-        </w:rPr>
         <w:t>4.1. Руководство пользователя программным комплексом</w:t>
       </w:r>
     </w:p>
@@ -74,15 +62,9 @@
     </w:p>
     <w:p>
       <w:pPr>
-        <w:spacing w:before="120" w:after="120" w:line="360" w:lineRule="auto"/>
-        <w:jc w:val="left"/>
+        <w:pStyle w:val="Heading3"/>
       </w:pPr>
       <w:r>
-        <w:rPr>
-          <w:rFonts w:ascii="Times New Roman" w:hAnsi="Times New Roman"/>
-          <w:b/>
-          <w:sz w:val="28"/>
-        </w:rPr>
         <w:t>4.1.1. Общее описание интерфейса</w:t>
       </w:r>
     </w:p>
@@ -116,15 +98,9 @@
     </w:p>
     <w:p>
       <w:pPr>
-        <w:spacing w:before="120" w:after="120" w:line="360" w:lineRule="auto"/>
-        <w:jc w:val="left"/>
+        <w:pStyle w:val="Heading3"/>
       </w:pPr>
       <w:r>
-        <w:rPr>
-          <w:rFonts w:ascii="Times New Roman" w:hAnsi="Times New Roman"/>
-          <w:b/>
-          <w:sz w:val="28"/>
-        </w:rPr>
         <w:t>4.1.2. Загрузка аудиофайлов и настройка параметров</w:t>
       </w:r>
     </w:p>
@@ -738,15 +714,9 @@
     </w:p>
     <w:p>
       <w:pPr>
-        <w:spacing w:before="120" w:after="120" w:line="360" w:lineRule="auto"/>
-        <w:jc w:val="left"/>
+        <w:pStyle w:val="Heading3"/>
       </w:pPr>
       <w:r>
-        <w:rPr>
-          <w:rFonts w:ascii="Times New Roman" w:hAnsi="Times New Roman"/>
-          <w:b/>
-          <w:sz w:val="28"/>
-        </w:rPr>
         <w:t>4.1.3. Проведение сравнительного эксперимента</w:t>
       </w:r>
     </w:p>
@@ -794,15 +764,9 @@
     </w:p>
     <w:p>
       <w:pPr>
-        <w:spacing w:before="120" w:after="120" w:line="360" w:lineRule="auto"/>
-        <w:jc w:val="left"/>
+        <w:pStyle w:val="Heading3"/>
       </w:pPr>
       <w:r>
-        <w:rPr>
-          <w:rFonts w:ascii="Times New Roman" w:hAnsi="Times New Roman"/>
-          <w:b/>
-          <w:sz w:val="28"/>
-        </w:rPr>
         <w:t>4.1.4. Анализ и экспорт результатов</w:t>
       </w:r>
     </w:p>
@@ -831,7 +795,7 @@
           <w:rFonts w:ascii="Times New Roman" w:hAnsi="Times New Roman"/>
           <w:sz w:val="28"/>
         </w:rPr>
-        <w:t>Визуализация результатов включает следующие типы графиков (рисунок 4.3): столбчатые диаграммы сравнения методов по отдельным метрикам,箱型 диаграммы распределения метрик по аудиофайлам, тепловые карты для визуализации попарных сравнений и линейные графики зависимости метрик от параметров обработки. Каждый график может быть сохранён в формате PNG.</w:t>
+        <w:t>Визуализация результатов включает следующие типы графиков (рисунок 4.3): столбчатые диаграммы сравнения методов по отдельным метрикам, ящиковые диаграммы распределения метрик по аудиофайлам, тепловые карты для визуализации попарных сравнений и линейные графики зависимости метрик от параметров обработки. Каждый график может быть сохранён в формате PNG.</w:t>
       </w:r>
     </w:p>
     <w:p>
@@ -850,15 +814,9 @@
     </w:p>
     <w:p>
       <w:pPr>
-        <w:spacing w:before="240" w:after="120" w:line="360" w:lineRule="auto"/>
-        <w:jc w:val="left"/>
+        <w:pStyle w:val="Heading2"/>
       </w:pPr>
       <w:r>
-        <w:rPr>
-          <w:rFonts w:ascii="Times New Roman" w:hAnsi="Times New Roman"/>
-          <w:b/>
-          <w:sz w:val="30"/>
-        </w:rPr>
         <w:t>4.2. Методология экспериментального исследования</w:t>
       </w:r>
     </w:p>
@@ -920,15 +878,9 @@
     </w:p>
     <w:p>
       <w:pPr>
-        <w:spacing w:before="240" w:after="120" w:line="360" w:lineRule="auto"/>
-        <w:jc w:val="left"/>
+        <w:pStyle w:val="Heading2"/>
       </w:pPr>
       <w:r>
-        <w:rPr>
-          <w:rFonts w:ascii="Times New Roman" w:hAnsi="Times New Roman"/>
-          <w:b/>
-          <w:sz w:val="30"/>
-        </w:rPr>
         <w:t>4.3. Результаты сравнительного анализа методов обработки аудиоданных</w:t>
       </w:r>
     </w:p>
@@ -948,15 +900,9 @@
     </w:p>
     <w:p>
       <w:pPr>
-        <w:spacing w:before="120" w:after="120" w:line="360" w:lineRule="auto"/>
-        <w:jc w:val="left"/>
+        <w:pStyle w:val="Heading3"/>
       </w:pPr>
       <w:r>
-        <w:rPr>
-          <w:rFonts w:ascii="Times New Roman" w:hAnsi="Times New Roman"/>
-          <w:b/>
-          <w:sz w:val="28"/>
-        </w:rPr>
         <w:t>4.3.1. Сравнение по метрикам временной области</w:t>
       </w:r>
     </w:p>
@@ -2086,15 +2032,9 @@
     </w:p>
     <w:p>
       <w:pPr>
-        <w:spacing w:before="120" w:after="120" w:line="360" w:lineRule="auto"/>
-        <w:jc w:val="left"/>
+        <w:pStyle w:val="Heading3"/>
       </w:pPr>
       <w:r>
-        <w:rPr>
-          <w:rFonts w:ascii="Times New Roman" w:hAnsi="Times New Roman"/>
-          <w:b/>
-          <w:sz w:val="28"/>
-        </w:rPr>
         <w:t>4.3.2. Сравнение по метрикам спектральной области</w:t>
       </w:r>
     </w:p>
@@ -3012,15 +2952,9 @@
     </w:p>
     <w:p>
       <w:pPr>
-        <w:spacing w:before="120" w:after="120" w:line="360" w:lineRule="auto"/>
-        <w:jc w:val="left"/>
+        <w:pStyle w:val="Heading3"/>
       </w:pPr>
       <w:r>
-        <w:rPr>
-          <w:rFonts w:ascii="Times New Roman" w:hAnsi="Times New Roman"/>
-          <w:b/>
-          <w:sz w:val="28"/>
-        </w:rPr>
         <w:t>4.3.3. Сравнение по психоакустическим метрикам и оценка достоверности</w:t>
       </w:r>
     </w:p>
@@ -3934,15 +3868,9 @@
     </w:p>
     <w:p>
       <w:pPr>
-        <w:spacing w:before="120" w:after="120" w:line="360" w:lineRule="auto"/>
-        <w:jc w:val="left"/>
+        <w:pStyle w:val="Heading3"/>
       </w:pPr>
       <w:r>
-        <w:rPr>
-          <w:rFonts w:ascii="Times New Roman" w:hAnsi="Times New Roman"/>
-          <w:b/>
-          <w:sz w:val="28"/>
-        </w:rPr>
         <w:t>4.3.4. Корреляционный анализ</w:t>
       </w:r>
     </w:p>
@@ -4840,15 +4768,9 @@
     </w:p>
     <w:p>
       <w:pPr>
-        <w:spacing w:before="120" w:after="120" w:line="360" w:lineRule="auto"/>
-        <w:jc w:val="left"/>
+        <w:pStyle w:val="Heading3"/>
       </w:pPr>
       <w:r>
-        <w:rPr>
-          <w:rFonts w:ascii="Times New Roman" w:hAnsi="Times New Roman"/>
-          <w:b/>
-          <w:sz w:val="28"/>
-        </w:rPr>
         <w:t>4.3.5. Сводная таблица и попарный анализ</w:t>
       </w:r>
     </w:p>
@@ -9685,15 +9607,9 @@
     </w:p>
     <w:p>
       <w:pPr>
-        <w:spacing w:before="120" w:after="120" w:line="360" w:lineRule="auto"/>
-        <w:jc w:val="left"/>
+        <w:pStyle w:val="Heading3"/>
       </w:pPr>
       <w:r>
-        <w:rPr>
-          <w:rFonts w:ascii="Times New Roman" w:hAnsi="Times New Roman"/>
-          <w:b/>
-          <w:sz w:val="28"/>
-        </w:rPr>
         <w:t>4.3.6. Анализ компромиссов: качество, скорость, сжатие</w:t>
       </w:r>
     </w:p>
@@ -10809,15 +10725,9 @@
     </w:p>
     <w:p>
       <w:pPr>
-        <w:spacing w:before="120" w:after="120" w:line="360" w:lineRule="auto"/>
-        <w:jc w:val="left"/>
+        <w:pStyle w:val="Heading3"/>
       </w:pPr>
       <w:r>
-        <w:rPr>
-          <w:rFonts w:ascii="Times New Roman" w:hAnsi="Times New Roman"/>
-          <w:b/>
-          <w:sz w:val="28"/>
-        </w:rPr>
         <w:t>4.3.7. Влияние типа аудиоконтента</w:t>
       </w:r>
     </w:p>
@@ -10851,15 +10761,9 @@
     </w:p>
     <w:p>
       <w:pPr>
-        <w:spacing w:before="240" w:after="120" w:line="360" w:lineRule="auto"/>
-        <w:jc w:val="left"/>
+        <w:pStyle w:val="Heading2"/>
       </w:pPr>
       <w:r>
-        <w:rPr>
-          <w:rFonts w:ascii="Times New Roman" w:hAnsi="Times New Roman"/>
-          <w:b/>
-          <w:sz w:val="30"/>
-        </w:rPr>
         <w:t>4.4. Анализ применимости метода FWHT</w:t>
       </w:r>
     </w:p>
@@ -10874,20 +10778,14 @@
           <w:rFonts w:ascii="Times New Roman" w:hAnsi="Times New Roman"/>
           <w:sz w:val="28"/>
         </w:rPr>
-        <w:t>На основании экспериментальных данных проведён целевой анализ применимости быстрого преобразования Уолша-Адамара. Анализ строится по двум осям: сравнение с каждым альтернативным методом для выявления причин优势和 ограничений FWHT, а также оценка применимости в конкретных сценариях использования.</w:t>
+        <w:t>На основании экспериментальных данных проведён целевой анализ применимости быстрого преобразования Уолша-Адамара. Анализ строится по двум осям: сравнение с каждым альтернативным методом для выявления преимуществ и ограничений FWHT, а также оценка применимости в конкретных сценариях использования.</w:t>
       </w:r>
     </w:p>
     <w:p>
       <w:pPr>
-        <w:spacing w:before="120" w:after="120" w:line="360" w:lineRule="auto"/>
-        <w:jc w:val="left"/>
+        <w:pStyle w:val="Heading3"/>
       </w:pPr>
       <w:r>
-        <w:rPr>
-          <w:rFonts w:ascii="Times New Roman" w:hAnsi="Times New Roman"/>
-          <w:b/>
-          <w:sz w:val="28"/>
-        </w:rPr>
         <w:t>4.4.1. FWHT vs Стандартный MP3 - базовый бенчмарк</w:t>
       </w:r>
     </w:p>
@@ -10921,15 +10819,9 @@
     </w:p>
     <w:p>
       <w:pPr>
-        <w:spacing w:before="120" w:after="120" w:line="360" w:lineRule="auto"/>
-        <w:jc w:val="left"/>
+        <w:pStyle w:val="Heading3"/>
       </w:pPr>
       <w:r>
-        <w:rPr>
-          <w:rFonts w:ascii="Times New Roman" w:hAnsi="Times New Roman"/>
-          <w:b/>
-          <w:sz w:val="28"/>
-        </w:rPr>
         <w:t>4.4.2. FWHT vs альтернативные пользовательские методы</w:t>
       </w:r>
     </w:p>
@@ -11019,15 +10911,9 @@
     </w:p>
     <w:p>
       <w:pPr>
-        <w:spacing w:before="120" w:after="120" w:line="360" w:lineRule="auto"/>
-        <w:jc w:val="left"/>
+        <w:pStyle w:val="Heading3"/>
       </w:pPr>
       <w:r>
-        <w:rPr>
-          <w:rFonts w:ascii="Times New Roman" w:hAnsi="Times New Roman"/>
-          <w:b/>
-          <w:sz w:val="28"/>
-        </w:rPr>
         <w:t>4.4.3. FWHT в сценариях применения</w:t>
       </w:r>
     </w:p>
@@ -11869,15 +11755,9 @@
     </w:p>
     <w:p>
       <w:pPr>
-        <w:spacing w:before="120" w:after="120" w:line="360" w:lineRule="auto"/>
-        <w:jc w:val="left"/>
+        <w:pStyle w:val="Heading3"/>
       </w:pPr>
       <w:r>
-        <w:rPr>
-          <w:rFonts w:ascii="Times New Roman" w:hAnsi="Times New Roman"/>
-          <w:b/>
-          <w:sz w:val="28"/>
-        </w:rPr>
         <w:t>4.4.4. Преимущества и ограничения метода FWHT</w:t>
       </w:r>
     </w:p>
@@ -12457,29 +12337,17 @@
     <w:p/>
     <w:p>
       <w:pPr>
-        <w:spacing w:before="240" w:after="120" w:line="360" w:lineRule="auto"/>
-        <w:jc w:val="left"/>
+        <w:pStyle w:val="Heading2"/>
       </w:pPr>
       <w:r>
-        <w:rPr>
-          <w:rFonts w:ascii="Times New Roman" w:hAnsi="Times New Roman"/>
-          <w:b/>
-          <w:sz w:val="30"/>
-        </w:rPr>
         <w:t>4.5. Рекомендации по развитию и экономическая эффективность</w:t>
       </w:r>
     </w:p>
     <w:p>
       <w:pPr>
-        <w:spacing w:before="120" w:after="120" w:line="360" w:lineRule="auto"/>
-        <w:jc w:val="left"/>
+        <w:pStyle w:val="Heading3"/>
       </w:pPr>
       <w:r>
-        <w:rPr>
-          <w:rFonts w:ascii="Times New Roman" w:hAnsi="Times New Roman"/>
-          <w:b/>
-          <w:sz w:val="28"/>
-        </w:rPr>
         <w:t>4.5.1. Оптимизация производительности FWHT</w:t>
       </w:r>
     </w:p>
@@ -12555,15 +12423,9 @@
     </w:p>
     <w:p>
       <w:pPr>
-        <w:spacing w:before="120" w:after="120" w:line="360" w:lineRule="auto"/>
-        <w:jc w:val="left"/>
+        <w:pStyle w:val="Heading3"/>
       </w:pPr>
       <w:r>
-        <w:rPr>
-          <w:rFonts w:ascii="Times New Roman" w:hAnsi="Times New Roman"/>
-          <w:b/>
-          <w:sz w:val="28"/>
-        </w:rPr>
         <w:t>4.5.2. Аппаратная реализация FWHT на FPGA/DSP</w:t>
       </w:r>
     </w:p>
@@ -12578,7 +12440,7 @@
           <w:rFonts w:ascii="Times New Roman" w:hAnsi="Times New Roman"/>
           <w:sz w:val="28"/>
         </w:rPr>
-        <w:t>Отсутствие операций умножения является уникальным преимуществом FWHT перед остальными методами. На FPGA реализация FWHT требует только сумматоров и вычитателей, что существенно сокращает площадь кристалла и энергопотребление по сравнению с FFT, necessitating hardware multipliers. Для типичного размера блока 2048 отсчётов архитектура FWHT на FPGA может быть реализована с тактовой частотой 100-200 МГц, обеспечивая обработку в реальном времени для аудиосигналов с частотой дискретизации до 48 кГц.</w:t>
+        <w:t>Отсутствие операций умножения является уникальным преимуществом FWHT перед остальными методами. На FPGA реализация FWHT требует только сумматоров и вычитателей, что существенно сокращает площадь кристалла и энергопотребление по сравнению с FFT, требующего аппаратных умножителей. Для типичного размера блока 2048 отсчётов архитектура FWHT на FPGA может быть реализована с тактовой частотой 100-200 МГц, обеспечивая обработку в реальном времени для аудиосигналов с частотой дискретизации до 48 кГц.</w:t>
       </w:r>
     </w:p>
     <w:p>
@@ -12611,15 +12473,9 @@
     </w:p>
     <w:p>
       <w:pPr>
-        <w:spacing w:before="120" w:after="120" w:line="360" w:lineRule="auto"/>
-        <w:jc w:val="left"/>
+        <w:pStyle w:val="Heading3"/>
       </w:pPr>
       <w:r>
-        <w:rPr>
-          <w:rFonts w:ascii="Times New Roman" w:hAnsi="Times New Roman"/>
-          <w:b/>
-          <w:sz w:val="28"/>
-        </w:rPr>
         <w:t>4.5.3. Исправление неработоспособных методов</w:t>
       </w:r>
     </w:p>
@@ -12653,15 +12509,9 @@
     </w:p>
     <w:p>
       <w:pPr>
-        <w:spacing w:before="120" w:after="120" w:line="360" w:lineRule="auto"/>
-        <w:jc w:val="left"/>
+        <w:pStyle w:val="Heading3"/>
       </w:pPr>
       <w:r>
-        <w:rPr>
-          <w:rFonts w:ascii="Times New Roman" w:hAnsi="Times New Roman"/>
-          <w:b/>
-          <w:sz w:val="28"/>
-        </w:rPr>
         <w:t>4.5.4. Интеграция с ML-методами</w:t>
       </w:r>
     </w:p>
@@ -12681,15 +12531,9 @@
     </w:p>
     <w:p>
       <w:pPr>
-        <w:spacing w:before="120" w:after="120" w:line="360" w:lineRule="auto"/>
-        <w:jc w:val="left"/>
+        <w:pStyle w:val="Heading3"/>
       </w:pPr>
       <w:r>
-        <w:rPr>
-          <w:rFonts w:ascii="Times New Roman" w:hAnsi="Times New Roman"/>
-          <w:b/>
-          <w:sz w:val="28"/>
-        </w:rPr>
         <w:t>4.5.5. Оценка экономической эффективности</w:t>
       </w:r>
     </w:p>
@@ -12737,15 +12581,9 @@
     </w:p>
     <w:p>
       <w:pPr>
-        <w:spacing w:before="240" w:after="120" w:line="360" w:lineRule="auto"/>
-        <w:jc w:val="left"/>
+        <w:pStyle w:val="Heading2"/>
       </w:pPr>
       <w:r>
-        <w:rPr>
-          <w:rFonts w:ascii="Times New Roman" w:hAnsi="Times New Roman"/>
-          <w:b/>
-          <w:sz w:val="30"/>
-        </w:rPr>
         <w:t>4.6. Выводы по главе</w:t>
       </w:r>
     </w:p>
@@ -13284,15 +13122,16 @@
     <w:pPr>
       <w:keepNext/>
       <w:keepLines/>
-      <w:spacing w:before="480" w:after="0"/>
+      <w:spacing w:before="240" w:after="240" w:line="360" w:lineRule="auto"/>
+      <w:jc w:val="center"/>
       <w:outlineLvl w:val="0"/>
     </w:pPr>
     <w:rPr>
-      <w:rFonts w:asciiTheme="majorHAnsi" w:eastAsiaTheme="majorEastAsia" w:hAnsiTheme="majorHAnsi" w:cstheme="majorBidi"/>
+      <w:rFonts w:asciiTheme="majorHAnsi" w:eastAsiaTheme="majorEastAsia" w:hAnsiTheme="majorHAnsi" w:cstheme="majorBidi" w:ascii="Times New Roman" w:hAnsi="Times New Roman" w:cs="Times New Roman"/>
       <w:b/>
       <w:bCs/>
-      <w:color w:val="365F91" w:themeColor="accent1" w:themeShade="BF"/>
-      <w:sz w:val="28"/>
+      <w:color w:val="000000"/>
+      <w:sz w:val="32"/>
       <w:szCs w:val="28"/>
     </w:rPr>
   </w:style>
@@ -13308,15 +13147,16 @@
     <w:pPr>
       <w:keepNext/>
       <w:keepLines/>
-      <w:spacing w:before="200" w:after="0"/>
+      <w:spacing w:before="240" w:after="120" w:line="360" w:lineRule="auto"/>
+      <w:jc w:val="left"/>
       <w:outlineLvl w:val="1"/>
     </w:pPr>
     <w:rPr>
-      <w:rFonts w:asciiTheme="majorHAnsi" w:eastAsiaTheme="majorEastAsia" w:hAnsiTheme="majorHAnsi" w:cstheme="majorBidi"/>
+      <w:rFonts w:asciiTheme="majorHAnsi" w:eastAsiaTheme="majorEastAsia" w:hAnsiTheme="majorHAnsi" w:cstheme="majorBidi" w:ascii="Times New Roman" w:hAnsi="Times New Roman" w:cs="Times New Roman"/>
       <w:b/>
       <w:bCs/>
-      <w:color w:val="4F81BD" w:themeColor="accent1"/>
-      <w:sz w:val="26"/>
+      <w:color w:val="000000"/>
+      <w:sz w:val="30"/>
       <w:szCs w:val="26"/>
     </w:rPr>
   </w:style>
@@ -13332,14 +13172,16 @@
     <w:pPr>
       <w:keepNext/>
       <w:keepLines/>
-      <w:spacing w:before="200" w:after="0"/>
+      <w:spacing w:before="120" w:after="120" w:line="360" w:lineRule="auto"/>
+      <w:jc w:val="left"/>
       <w:outlineLvl w:val="2"/>
     </w:pPr>
     <w:rPr>
-      <w:rFonts w:asciiTheme="majorHAnsi" w:eastAsiaTheme="majorEastAsia" w:hAnsiTheme="majorHAnsi" w:cstheme="majorBidi"/>
+      <w:rFonts w:asciiTheme="majorHAnsi" w:eastAsiaTheme="majorEastAsia" w:hAnsiTheme="majorHAnsi" w:cstheme="majorBidi" w:ascii="Times New Roman" w:hAnsi="Times New Roman" w:cs="Times New Roman"/>
       <w:b/>
       <w:bCs/>
-      <w:color w:val="4F81BD" w:themeColor="accent1"/>
+      <w:color w:val="000000"/>
+      <w:sz w:val="28"/>
     </w:rPr>
   </w:style>
   <w:style w:type="paragraph" w:styleId="Heading4">

--- a/docs/Diplom/Глава_4_Описание_результатов_применения_разработки.docx
+++ b/docs/Diplom/Глава_4_Описание_результатов_применения_разработки.docx
@@ -417,7 +417,7 @@
                 <w:b w:val="0"/>
                 <w:sz w:val="18"/>
               </w:rPr>
-              <w:t>none, energy,</w:t>
+              <w:t>нет, energy,</w:t>
               <w:br/>
               <w:t>lowpass</w:t>
             </w:r>
@@ -695,7 +695,7 @@
           <w:rFonts w:ascii="Times New Roman" w:hAnsi="Times New Roman"/>
           <w:sz w:val="28"/>
         </w:rPr>
-        <w:t>Режим отбора «none» сохраняет все коэффициенты преобразования, обеспечивая идеальную реконструкцию сигнала. Режим «energy» ранжирует коэффициенты по абсолютному значению энергии и сохраняет минимальное их количество, при котором суммарная энергия составляет заданную долю от исходной. Режим «lowpass» отбрасывает высокочастотные коэффициенты, сохраняя только низкочастотную часть спектра. Именно режимы «energy» и «lowpass» обеспечивают сжатие сигнала и являются предметом сравнительного анализа.</w:t>
+        <w:t>Режим отбора «нет» сохраняет все коэффициенты преобразования, обеспечивая идеальную реконструкцию сигнала. Режим «energy» ранжирует коэффициенты по абсолютному значению энергии и сохраняет минимальное их количество, при котором суммарная энергия составляет заданную долю от исходной. Режим «lowpass» отбрасывает высокочастотные коэффициенты, сохраняя только низкочастотную часть спектра. Именно режимы «energy» и «lowpass» обеспечивают сжатие сигнала и являются предметом сравнительного анализа.</w:t>
       </w:r>
     </w:p>
     <w:p>
@@ -2952,6 +2952,48 @@
     </w:p>
     <w:p>
       <w:pPr>
+        <w:spacing w:line="360" w:lineRule="auto" w:after="0"/>
+        <w:ind w:firstLine="709"/>
+        <w:jc w:val="both"/>
+      </w:pPr>
+      <w:r>
+        <w:rPr>
+          <w:rFonts w:ascii="Times New Roman" w:hAnsi="Times New Roman"/>
+          <w:sz w:val="28"/>
+        </w:rPr>
+        <w:t>Визуальное сравнение спектров (рисунок 4.4) наглядно подтверждает количественные данные. На спектрограмме исходного сигнала и его обработанных версий хорошо видно, что кривая Стандартного MP3 практически совпадает с исходным сигналом во всём диапазоне частот, что объясняет минимальное значение LSD (5,98 дБ). Кривая FWHT демонстрирует заметное отклонение от исходного спектра в области средних и высоких частот (выше 2 кГц), при этом в низкочастотной области (до 500 Гц) различие минимально. Данный паттерн объясняется тем, что энергия речевых и музыкальных сигналов сосредоточена в низкочастотной области, поэтому при отборе коэффициентов по энергетическому критерию именно низкочастотные компоненты сохраняются с наибольшей точностью.</w:t>
+      </w:r>
+    </w:p>
+    <w:p>
+      <w:pPr>
+        <w:spacing w:line="360" w:lineRule="auto" w:after="0"/>
+        <w:ind w:firstLine="709"/>
+        <w:jc w:val="both"/>
+      </w:pPr>
+      <w:r>
+        <w:rPr>
+          <w:rFonts w:ascii="Times New Roman" w:hAnsi="Times New Roman"/>
+          <w:sz w:val="28"/>
+        </w:rPr>
+        <w:t>Сравнение FWHT и DWT на спектрограмме (рисунок 4.5) показывает практически совпадающие кривые в низкочастотной области и схожий характер отклонений в высокочастотной области. Это визуально подтверждает близкие значения LSD (24,57 и 24,86 дБ) и центроидного смещения (1445 и 1530 Гц). Однако кривая DWT демонстрирует более плавный характер отклонения, тогда как кривая FWHT имеет более выраженные локальные пики, что связано с дискретной природой функций Уолша по сравнению с непрерывной структурой вейвлета Хаара.</w:t>
+      </w:r>
+    </w:p>
+    <w:p>
+      <w:pPr>
+        <w:spacing w:line="360" w:lineRule="auto" w:after="0"/>
+        <w:ind w:firstLine="709"/>
+        <w:jc w:val="both"/>
+      </w:pPr>
+      <w:r>
+        <w:rPr>
+          <w:rFonts w:ascii="Times New Roman" w:hAnsi="Times New Roman"/>
+          <w:sz w:val="28"/>
+        </w:rPr>
+        <w:t>На спектрограмме, демонстрирующей все девять методов (рисунок 4.6), отчётливо прослеживается три группы методов по характеру спектральных искажений. Первая группа (Стандартный MP3, Хаффман MP3, Розенброк MP3) — кривые, максимально приближенные к исходному сигналу. Вторая группа (FWHT, DWT, MDCT) — кривые с умеренным отклонением, сохраняющие общую форму спектра, но вносящие заметные искажения в области выше 2 кГц. Третья группа (FFT, DCT) — кривые с наиболее неравномерными искажениями, проявляющиеся в виде резких провалов и пиков в высокочастотной области. Метод Daubechies DWT демонстрирует полностью разрушенный спектр, что визуально подтверждает его неработоспособность.</w:t>
+      </w:r>
+    </w:p>
+    <w:p>
+      <w:pPr>
         <w:pStyle w:val="Heading3"/>
       </w:pPr>
       <w:r>
@@ -3835,7 +3877,7 @@
           <w:rFonts w:ascii="Times New Roman" w:hAnsi="Times New Roman"/>
           <w:sz w:val="28"/>
         </w:rPr>
-        <w:t>Критическое замечание о достоверности метрики MOS. В ходе анализа данных обнаружено, что метрика MOS использует нестандартную формулу преобразования из PESQ, отличную от рекомендованной ITU-T P.862.1. Стандартная формула ITU-T для PESQ = 2,01 должна давать MOS около 1,0 (масштаб [1; 4,5]), однако в экспериментальных данных для метода Daubechies DWT наблюдается MOS = 4,22 при PESQ = 2,01. Регрессионный анализ показывает, что фактически используется линейная аппроксимация MOS = 0,732 * PESQ + 2,207 (R^2 = 0,93), а не стандартная логистическая кривая ITU-T. В связи с этим метрика MOS признана недостоверной и в дальнейшем анализе приоритет отдаётся метрике PESQ.</w:t>
+        <w:t>Критическое замечание о достоверности метрики MOS. В ходе анализа данных обнаружено, что метрика MOS использует нестандартную формулу преобразования из PESQ, отличную от рекомендованной международным стандартом. Стандартная формула для PESQ = 2,01 должна давать MOS около 1,0 (масштаб [1; 4,5]), однако в экспериментальных данных для метода Daubechies DWT наблюдается MOS = 4,22 при PESQ = 2,01. Регрессионный анализ показывает, что фактически используется линейная аппроксимация MOS = 0,732 * PESQ + 2,207 (R^2 = 0,93), а не стандартная логистическая кривая. В связи с этим метрика MOS признана недостоверной и в дальнейшем анализе приоритет отдаётся метрике PESQ.</w:t>
       </w:r>
     </w:p>
     <w:p>
@@ -10814,7 +10856,7 @@
           <w:rFonts w:ascii="Times New Roman" w:hAnsi="Times New Roman"/>
           <w:sz w:val="28"/>
         </w:rPr>
-        <w:t>Время обработки Стандартного MP3 (0,94 с) почти вдвое меньше FWHT (1,96 с), что связано с использованием высокооптимизированной реализации кодека LAME. Таким образом, Стандартный MP3 превосходит FWHT как по качеству, так и по скорости, что делает его безусловным выбором для сценариев, где качество является приоритетом.</w:t>
+        <w:t>Время обработки Стандартного MP3 (0,94 с) почти вдвое меньше FWHT (1,96 с), что связано с использованием высокооптимизированной реализации стандарта MP3. Таким образом, Стандартный MP3 превосходит FWHT как по качеству, так и по скорости, что делает его безусловным выбором для сценариев, где качество является приоритетом.</w:t>
       </w:r>
     </w:p>
     <w:p>
@@ -12454,7 +12496,7 @@
           <w:rFonts w:ascii="Times New Roman" w:hAnsi="Times New Roman"/>
           <w:sz w:val="28"/>
         </w:rPr>
-        <w:t>На DSP-процессорах (например, Texas Instruments C6000) отсутствие умножений позволяет использовать каждый цикл процессора максимально эффективно. Для сравнения, FFT требует одного умножения на бабочку-операцию, тогда как FWHT - только двух сложений. При размере блока N = 2048 это означает экономию около 4096 операций умножения на блок.</w:t>
+        <w:t>На цифровых сигнальных процессорах (DSP) отсутствие умножений позволяет использовать каждый цикл процессора максимально эффективно. Для сравнения, FFT требует одного умножения на бабочку-операцию, тогда как FWHT - только двух сложений. При размере блока N = 2048 это означает экономию около 4096 операций умножения на блок.</w:t>
       </w:r>
     </w:p>
     <w:p>
@@ -12504,7 +12546,7 @@
           <w:rFonts w:ascii="Times New Roman" w:hAnsi="Times New Roman"/>
           <w:sz w:val="28"/>
         </w:rPr>
-        <w:t>Метод MDCT также требует оптимизации. Текущая реализация показывает Score 0,423 при времени обработки 3,08 с - худший показатель эффективности (Score/с = 0,137). Поскольку MDCT является стандартным преобразованием в кодеке MP3, потенциально метод может значительно улучшиться при использовании оптимизированных библиотек (например, FFmpeg) и корректном учёте критических полос частот. Методы DCT и FFT требуют решения проблемы перцептивного клиппинга (PESQ &lt; 0,5 для 30%+ файлов).</w:t>
+        <w:t>Метод MDCT также требует оптимизации. Текущая реализация показывает Score 0,423 при времени обработки 3,08 с - худший показатель эффективности (Score/с = 0,137). Поскольку MDCT является стандартным преобразованием в кодеке MP3, потенциально метод может значительно улучшиться при использовании сторонних оптимизированных библиотек и корректном учёте критических полос частот. Методы DCT и FFT требуют решения проблемы перцептивного клиппинга (PESQ &lt; 0,5 для 30%+ файлов).</w:t>
       </w:r>
     </w:p>
     <w:p>

--- a/docs/Diplom/Глава_4_Описание_результатов_применения_разработки.docx
+++ b/docs/Diplom/Глава_4_Описание_результатов_применения_разработки.docx
@@ -5279,47 +5279,33 @@
     </w:p>
     <w:p>
       <w:pPr>
-        <w:ind w:firstLine="709"/>
-        <w:jc w:val="center"/>
-        <w:rPr>
-          <w:lang w:val="ru-RU"/>
-        </w:rPr>
+        <w:pStyle w:val="Normal"/>
+        <w:jc w:val="both"/>
       </w:pPr>
       <w:r>
         <w:rPr>
-          <w:lang w:val="ru-RU"/>
-        </w:rPr>
-        <w:t>Рисунок 4.</w:t>
-      </w:r>
-      <w:r>
-        <w:rPr>
-          <w:lang w:val="ru-RU"/>
-        </w:rPr>
-        <w:t>6</w:t>
-      </w:r>
-      <w:r>
-        <w:rPr>
-          <w:lang w:val="ru-RU"/>
-        </w:rPr>
-        <w:t xml:space="preserve"> – сравнение спектров исходного файла и обработанного </w:t>
-      </w:r>
-      <w:r>
-        <w:t>FWHT</w:t>
-      </w:r>
-      <w:r>
-        <w:rPr>
-          <w:lang w:val="ru-RU"/>
-        </w:rPr>
-        <w:t xml:space="preserve"> </w:t>
-      </w:r>
-      <w:r>
-        <w:rPr>
-          <w:lang w:val="ru-RU"/>
-        </w:rPr>
-        <w:t xml:space="preserve">и </w:t>
-      </w:r>
-      <w:r>
-        <w:t>FFT</w:t>
+          <w:rFonts w:ascii="Times New Roman" w:hAnsi="Times New Roman" w:cs="Times New Roman"/>
+          <w:sz w:val="28"/>
+          <w:szCs w:val="28"/>
+          <w:lang w:val="ru-RU"/>
+        </w:rPr>
+        <w:t xml:space="preserve">Рисунок 4.6 – сравнение спектров исходного файла и обработанного всеми девятью методами</w:t>
+      </w:r>
+    </w:p>
+    <w:p>
+      <w:pPr>
+        <w:pStyle w:val="Normal"/>
+        <w:jc w:val="both"/>
+        <w:ind w:firstLine="450215" w:hanging="0"/>
+      </w:pPr>
+      <w:r>
+        <w:rPr>
+          <w:rFonts w:ascii="Times New Roman" w:hAnsi="Times New Roman" w:cs="Times New Roman"/>
+          <w:sz w:val="28"/>
+          <w:szCs w:val="28"/>
+          <w:lang w:val="ru-RU"/>
+        </w:rPr>
+        <w:t xml:space="preserve">Сравнение спектров FWHT и FFT (рисунок 4.7) выявляет сходный характер спектральных искажений обоих методов в высокочастотной области. Значения LSD составляют 24,57 дБ для FWHT и 32,22 дБ для FFT, причём большее значение LSD у FFT указывает на более выраженное отклонение спектра обработанного сигнала от исходного. Центроидное смещение также различается: 1445 Гц у FWHT против 845 Гц у FFT. Несмотря на то, что FFT демонстрирует меньшее центроидное смещение, интегральный балл FWHT (0,672) превышает Score FFT (0,558) за счёт лучших показателей SNR (13,59 против 12,75 дБ) и более низкого RMSE (0,028 против 0,036). На спектрограмме видно, что кривая FFT характеризуется более неравномерными провалами в области средних частот, тогда как FWHT сохраняет более гладкую огибающую в низкочастотной области, что объясняется монотонным характером функций Уолша.</w:t>
       </w:r>
     </w:p>
     <w:p>
@@ -5390,40 +5376,28 @@
       </w:pPr>
       <w:r>
         <w:rPr>
-          <w:lang w:val="ru-RU"/>
-        </w:rPr>
-        <w:lastRenderedPageBreak/>
-        <w:t>Рисунок 4.</w:t>
-      </w:r>
-      <w:r>
-        <w:rPr>
-          <w:lang w:val="ru-RU"/>
-        </w:rPr>
-        <w:t>7</w:t>
-      </w:r>
-      <w:r>
-        <w:rPr>
-          <w:lang w:val="ru-RU"/>
-        </w:rPr>
-        <w:t xml:space="preserve"> – сравнение спектров исходного файла и обработанного </w:t>
-      </w:r>
-      <w:r>
-        <w:t>FWHT</w:t>
-      </w:r>
-      <w:r>
-        <w:rPr>
-          <w:lang w:val="ru-RU"/>
-        </w:rPr>
-        <w:t xml:space="preserve"> </w:t>
-      </w:r>
-      <w:r>
-        <w:rPr>
-          <w:lang w:val="ru-RU"/>
-        </w:rPr>
-        <w:t xml:space="preserve">и </w:t>
-      </w:r>
-      <w:r>
-        <w:t>DCT</w:t>
+          <w:rFonts w:ascii="Times New Roman" w:hAnsi="Times New Roman" w:cs="Times New Roman"/>
+          <w:sz w:val="28"/>
+          <w:szCs w:val="28"/>
+          <w:lang w:val="ru-RU"/>
+        </w:rPr>
+        <w:t xml:space="preserve">Рисунок 4.7 – сравнение спектров исходного файла и обработанного FWHT и FFT</w:t>
+      </w:r>
+    </w:p>
+    <w:p>
+      <w:pPr>
+        <w:pStyle w:val="Normal"/>
+        <w:jc w:val="both"/>
+        <w:ind w:firstLine="450215" w:hanging="0"/>
+      </w:pPr>
+      <w:r>
+        <w:rPr>
+          <w:rFonts w:ascii="Times New Roman" w:hAnsi="Times New Roman" w:cs="Times New Roman"/>
+          <w:sz w:val="28"/>
+          <w:szCs w:val="28"/>
+          <w:lang w:val="ru-RU"/>
+        </w:rPr>
+        <w:t xml:space="preserve">Спектрограмма сравнения FWHT и DCT (рисунок 4.8) показывает, что оба метода вносят существенные искажения в области средних и высоких частот, однако характер этих искажений различается. LSD DCT составляет 31,54 дБ против 24,57 дБ у FWHT, что указывает на более сильное отклонение спектра при использовании дискретного косинусного преобразования. Спектральная сходимость DCT (0,262) и FWHT (0,184) сопоставимы, однако стандартное отклонение DCT (0,220) значительно выше, чем у FWHT (0,116), что свидетельствует о меньшей предсказуемости результатов DCT для различных типов аудиоконтента. На спектрограмме заметно, что кривая DCT имеет более выраженные осцилляции в полосе 2–8 кГц, связанные с эффектом спектральной утечки, характерным для гармонических базисов. FWHT, напротив, формирует более равномерное отклонение благодаря ортогональности и дискретной природе матрицы Адамара.</w:t>
       </w:r>
     </w:p>
     <w:p>
@@ -5494,39 +5468,28 @@
       </w:pPr>
       <w:r>
         <w:rPr>
-          <w:lang w:val="ru-RU"/>
-        </w:rPr>
-        <w:t>Рисунок 4.</w:t>
-      </w:r>
-      <w:r>
-        <w:rPr>
-          <w:lang w:val="ru-RU"/>
-        </w:rPr>
-        <w:t>8</w:t>
-      </w:r>
-      <w:r>
-        <w:rPr>
-          <w:lang w:val="ru-RU"/>
-        </w:rPr>
-        <w:t xml:space="preserve"> – сравнение спектров исходного файла и обработанного </w:t>
-      </w:r>
-      <w:r>
-        <w:t>FWHT</w:t>
-      </w:r>
-      <w:r>
-        <w:rPr>
-          <w:lang w:val="ru-RU"/>
-        </w:rPr>
-        <w:t xml:space="preserve"> </w:t>
-      </w:r>
-      <w:r>
-        <w:rPr>
-          <w:lang w:val="ru-RU"/>
-        </w:rPr>
-        <w:t xml:space="preserve">и </w:t>
-      </w:r>
-      <w:r>
-        <w:t>MDCT</w:t>
+          <w:rFonts w:ascii="Times New Roman" w:hAnsi="Times New Roman" w:cs="Times New Roman"/>
+          <w:sz w:val="28"/>
+          <w:szCs w:val="28"/>
+          <w:lang w:val="ru-RU"/>
+        </w:rPr>
+        <w:t xml:space="preserve">Рисунок 4.8 – сравнение спектров исходного файла и обработанного FWHT и DCT</w:t>
+      </w:r>
+    </w:p>
+    <w:p>
+      <w:pPr>
+        <w:pStyle w:val="Normal"/>
+        <w:jc w:val="both"/>
+        <w:ind w:firstLine="450215" w:hanging="0"/>
+      </w:pPr>
+      <w:r>
+        <w:rPr>
+          <w:rFonts w:ascii="Times New Roman" w:hAnsi="Times New Roman" w:cs="Times New Roman"/>
+          <w:sz w:val="28"/>
+          <w:szCs w:val="28"/>
+          <w:lang w:val="ru-RU"/>
+        </w:rPr>
+        <w:t xml:space="preserve">Сравнение FWHT и MDCT (рисунок 4.9) демонстрирует принципиальные различия в качестве спектрального восстановления. MDCT, являющийся основой формата MP3, показывает LSD 33,30 дБ и спектральную сходимость 0,523 — значительно худшие показатели, чем у FWHT (LSD 24,57 дБ, сходимость 0,184). Однако следует учитывать, что текущая реализация MDCT в программном комплексе является упрощённой и не включает критическое перекрытие и оконную функцию, необходимые для качественного спектрального анализа. Центроидное смещение MDCT (1008 Гц) меньше, чем у FWHT (1445 Гц), однако это не компенсирует общего ухудшения спектральной структуры. На спектрограмме хорошо видно, что кривая MDCT демонстрирует характерные артефакты в виде периодических провалов, связанных с отсутствием оконной функции. Данные результаты подтверждают необходимость оптимизации реализации MDCT для корректного сравнения с остальными методами.</w:t>
       </w:r>
     </w:p>
     <w:p>
@@ -5598,39 +5561,28 @@
       </w:pPr>
       <w:r>
         <w:rPr>
-          <w:lang w:val="ru-RU"/>
-        </w:rPr>
-        <w:t>Рисунок 4.</w:t>
-      </w:r>
-      <w:r>
-        <w:rPr>
-          <w:lang w:val="ru-RU"/>
-        </w:rPr>
-        <w:t>9</w:t>
-      </w:r>
-      <w:r>
-        <w:rPr>
-          <w:lang w:val="ru-RU"/>
-        </w:rPr>
-        <w:t xml:space="preserve"> – сравнение спектров исходного файла и обработанного </w:t>
-      </w:r>
-      <w:r>
-        <w:t>FWHT</w:t>
-      </w:r>
-      <w:r>
-        <w:rPr>
-          <w:lang w:val="ru-RU"/>
-        </w:rPr>
-        <w:t xml:space="preserve"> </w:t>
-      </w:r>
-      <w:r>
-        <w:rPr>
-          <w:lang w:val="ru-RU"/>
-        </w:rPr>
-        <w:t xml:space="preserve">и </w:t>
-      </w:r>
-      <w:r>
-        <w:t>Rosenbrock</w:t>
+          <w:rFonts w:ascii="Times New Roman" w:hAnsi="Times New Roman" w:cs="Times New Roman"/>
+          <w:sz w:val="28"/>
+          <w:szCs w:val="28"/>
+          <w:lang w:val="ru-RU"/>
+        </w:rPr>
+        <w:t xml:space="preserve">Рисунок 4.9 – сравнение спектров исходного файла и обработанного FWHT и MDCT</w:t>
+      </w:r>
+    </w:p>
+    <w:p>
+      <w:pPr>
+        <w:pStyle w:val="Normal"/>
+        <w:jc w:val="both"/>
+        <w:ind w:firstLine="450215" w:hanging="0"/>
+      </w:pPr>
+      <w:r>
+        <w:rPr>
+          <w:rFonts w:ascii="Times New Roman" w:hAnsi="Times New Roman" w:cs="Times New Roman"/>
+          <w:sz w:val="28"/>
+          <w:szCs w:val="28"/>
+          <w:lang w:val="ru-RU"/>
+        </w:rPr>
+        <w:t xml:space="preserve">Спектрограмма сравнения FWHT и метода Розенброка (рисунок 4.10) наглядно иллюстрирует разрыв в качестве между этими методами. Кривая Розенброка практически совпадает с исходным сигналом на всём диапазоне частот, что объясняет минимальное значение LSD (6,77 дБ) и центроидное смещение всего 24 Гц. FWHT демонстрирует значительно большее отклонение: LSD 24,57 дБ, центроид 1445 Гц. Спектральная сходимость Розенброка (0,174) также превосходит FWHT (0,184). Ключевым преимуществом метода Розенброка является наличие психоакустической модели, которая обеспечивает адаптивное управление квантованием в соответствии с чувствительностью слуха. FWHT, напротив, использует механический отбор коэффициентов по энергетическому критерию без учёта особенностей восприятия. Тем не менее, FWHT обладает потенциальным преимуществом в сценариях аппаратной реализации, где отсутствие операций умножения является критическим фактором.</w:t>
       </w:r>
     </w:p>
     <w:p>
@@ -5701,43 +5653,28 @@
       </w:pPr>
       <w:r>
         <w:rPr>
-          <w:lang w:val="ru-RU"/>
-        </w:rPr>
-        <w:lastRenderedPageBreak/>
-        <w:t>Рисунок 4.</w:t>
-      </w:r>
-      <w:r>
-        <w:rPr>
-          <w:lang w:val="ru-RU"/>
-        </w:rPr>
-        <w:t>10</w:t>
-      </w:r>
-      <w:r>
-        <w:rPr>
-          <w:lang w:val="ru-RU"/>
-        </w:rPr>
-        <w:t xml:space="preserve"> – сравнение спектров исходного файла и обработанного </w:t>
-      </w:r>
-      <w:r>
-        <w:t>FWHT</w:t>
-      </w:r>
-      <w:r>
-        <w:rPr>
-          <w:lang w:val="ru-RU"/>
-        </w:rPr>
-        <w:t xml:space="preserve"> </w:t>
-      </w:r>
-      <w:r>
-        <w:rPr>
-          <w:lang w:val="ru-RU"/>
-        </w:rPr>
-        <w:t xml:space="preserve">и </w:t>
-      </w:r>
-      <w:r>
-        <w:rPr>
-          <w:lang w:val="ru-RU"/>
-        </w:rPr>
-        <w:t>Хаффман</w:t>
+          <w:rFonts w:ascii="Times New Roman" w:hAnsi="Times New Roman" w:cs="Times New Roman"/>
+          <w:sz w:val="28"/>
+          <w:szCs w:val="28"/>
+          <w:lang w:val="ru-RU"/>
+        </w:rPr>
+        <w:t xml:space="preserve">Рисунок 4.10 – сравнение спектров исходного файла и обработанного FWHT и Rosenbrock</w:t>
+      </w:r>
+    </w:p>
+    <w:p>
+      <w:pPr>
+        <w:pStyle w:val="Normal"/>
+        <w:jc w:val="both"/>
+        <w:ind w:firstLine="450215" w:hanging="0"/>
+      </w:pPr>
+      <w:r>
+        <w:rPr>
+          <w:rFonts w:ascii="Times New Roman" w:hAnsi="Times New Roman" w:cs="Times New Roman"/>
+          <w:sz w:val="28"/>
+          <w:szCs w:val="28"/>
+          <w:lang w:val="ru-RU"/>
+        </w:rPr>
+        <w:t xml:space="preserve">Сравнение FWHT и Хаффман MP3 (рисунок 4.11) показывает существенное различие в характере спектральных искажений. Хаффман MP3 демонстрирует значительно лучшее сохранение спектральной структуры: LSD 14,05 дБ против 24,57 дБ у FWHT, центроидное смещение 225 Гц против 1445 Гц, спектральная сходимость 0,038 против 0,184. На спектрограмме кривая Хаффман MP3 следует форме исходного сигнала значительно точнее, особенно в области средних частот (1–4 кГц), где локализована основная энергия речевых сигналов. FWHT, однако, демонстрирует более выраженные отклонения в высокочастотной области выше 4 кГц, что приводит к потере деталей, важных для восприятия тембра. Психоакустическая модель Хаффман MP3 позволяет адаптивно распределять квантованные коэффициенты с учётом маскирующих эффектов слуховой системы, тогда как FWHT применяет равномерный энергетический порог ко всем частотным полосам, что приводит к менее эффективному использованию доступного битового бюджета.</w:t>
       </w:r>
     </w:p>
     <w:p>
@@ -5808,30 +5745,33 @@
       </w:pPr>
       <w:r>
         <w:rPr>
-          <w:lang w:val="ru-RU"/>
-        </w:rPr>
-        <w:t xml:space="preserve">Рисунок 4.10 – сравнение спектров исходного файла и обработанного </w:t>
-      </w:r>
-      <w:r>
-        <w:t>FWHT</w:t>
-      </w:r>
-      <w:r>
-        <w:rPr>
-          <w:lang w:val="ru-RU"/>
-        </w:rPr>
-        <w:t xml:space="preserve"> </w:t>
-      </w:r>
-      <w:r>
-        <w:rPr>
-          <w:lang w:val="ru-RU"/>
-        </w:rPr>
-        <w:t xml:space="preserve">и </w:t>
-      </w:r>
+          <w:rFonts w:ascii="Times New Roman" w:hAnsi="Times New Roman" w:cs="Times New Roman"/>
+          <w:sz w:val="28"/>
+          <w:szCs w:val="28"/>
+          <w:lang w:val="ru-RU"/>
+        </w:rPr>
+        <w:t xml:space="preserve">Рисунок 4.11 – сравнение спектров исходного файла и обработанного FWHT и Хаффман</w:t>
+      </w:r>
+    </w:p>
+    <w:p>
+      <w:pPr>
+        <w:ind w:firstLine="709"/>
+        <w:jc w:val="center"/>
+        <w:rPr>
+          <w:lang w:val="ru-RU"/>
+        </w:rPr>
+      </w:pPr>
       <w:proofErr w:type="spellStart"/>
-      <w:r>
-        <w:t>Daubeches</w:t>
-      </w:r>
       <w:proofErr w:type="spellEnd"/>
+      <w:r>
+        <w:rPr>
+          <w:rFonts w:ascii="Times New Roman" w:hAnsi="Times New Roman" w:cs="Times New Roman"/>
+          <w:sz w:val="28"/>
+          <w:szCs w:val="28"/>
+          <w:lang w:val="ru-RU"/>
+        </w:rPr>
+        <w:t xml:space="preserve">Отдельного внимания заслуживает метод Daubechies DWT, не имеющий выделенного спектрального сравнения ввиду неработоспособности текущей реализации обратного преобразования. Как видно на спектрограмме всех девяти методов (рисунок 4.6), кривая Daubechies DWT полностью отличается от всех остальных: спектральная сходимость составляет 1,004 (значение выше 1,0 означает отсутствие корреляции между спектрами), центроидное смещение достигает 10426 Гц, а LSD равен 33,36 дБ. Данные показатели являются наихудшими среди всех девяти методов и однозначно свидетельствуют о некорректности алгоритма обратного преобразования, что делает невозможным сравнительный анализ данного метода с FWHT на основе спектральных метрик.</w:t>
+      </w:r>
     </w:p>
     <w:p>
       <w:pPr>

--- a/docs/Diplom/Глава_4_Описание_результатов_применения_разработки.docx
+++ b/docs/Diplom/Глава_4_Описание_результатов_применения_разработки.docx
@@ -4576,6 +4576,19 @@
           <w:lang w:val="ru-RU"/>
         </w:rPr>
         <w:t xml:space="preserve"> около 0 дБ).</w:t>
+      </w:r>
+    </w:p>
+    <w:p>
+      <w:pPr>
+        <w:jc w:val="center"/>
+      </w:pPr>
+      <w:r>
+        <w:rPr>
+          <w:rFonts w:cs="Times New Roman"/>
+          <w:sz w:val="22"/>
+          <w:szCs w:val="22"/>
+        </w:rPr>
+        <w:t xml:space="preserve">[Место для диаграммы] Рисунок 4.13 – Столбчатая диаграмма сравнения методов по метрикам временной области (SNR, RMSE, SI-SDR) на основе данных таблицы 4.2</w:t>
       </w:r>
     </w:p>
     <w:p>
@@ -7294,7 +7307,7 @@
           <w:szCs w:val="28"/>
           <w:lang w:val="ru-RU"/>
         </w:rPr>
-        <w:t xml:space="preserve">Рисунок 4.11 – сравнение спектров исходного файла и обработанного FWHT и </w:t>
+        <w:t xml:space="preserve">Рисунок 4.12 – сравнение спектров исходного файла и обработанного FWHT и </w:t>
       </w:r>
       <w:proofErr w:type="spellStart"/>
       <w:r>
@@ -7321,6 +7334,19 @@
           <w:lang w:val="ru-RU"/>
         </w:rPr>
         <w:t>DWT</w:t>
+      </w:r>
+    </w:p>
+    <w:p>
+      <w:pPr>
+        <w:jc w:val="center"/>
+      </w:pPr>
+      <w:r>
+        <w:rPr>
+          <w:rFonts w:cs="Times New Roman"/>
+          <w:sz w:val="22"/>
+          <w:szCs w:val="22"/>
+        </w:rPr>
+        <w:t xml:space="preserve">[Место для диаграммы] Рисунок 4.14 – Столбчатая диаграмма сравнения методов по метрикам спектральной области (LSD, спектральная сходимость, центроидное смещение) на основе данных таблицы 4.3</w:t>
       </w:r>
     </w:p>
     <w:p>
@@ -8904,6 +8930,19 @@
     </w:p>
     <w:p>
       <w:pPr>
+        <w:jc w:val="center"/>
+      </w:pPr>
+      <w:r>
+        <w:rPr>
+          <w:rFonts w:cs="Times New Roman"/>
+          <w:sz w:val="22"/>
+          <w:szCs w:val="22"/>
+        </w:rPr>
+        <w:t xml:space="preserve">[Место для диаграммы] Рисунок 4.15 – Столбчатая диаграмма сравнения методов по психоакустическим метрикам (PESQ, STOI) на основе данных таблицы 4.4</w:t>
+      </w:r>
+    </w:p>
+    <w:p>
+      <w:pPr>
         <w:pStyle w:val="31"/>
         <w:rPr>
           <w:rFonts w:ascii="Times New Roman" w:hAnsi="Times New Roman" w:cs="Times New Roman"/>
@@ -10146,6 +10185,19 @@
           <w:lang w:val="ru-RU"/>
         </w:rPr>
         <w:t xml:space="preserve"> = 0,111), что указывает на отсутствие прямой связи между степенью сжатия и воспринимаемым качеством в рамках использованных методов.</w:t>
+      </w:r>
+    </w:p>
+    <w:p>
+      <w:pPr>
+        <w:jc w:val="center"/>
+      </w:pPr>
+      <w:r>
+        <w:rPr>
+          <w:rFonts w:cs="Times New Roman"/>
+          <w:sz w:val="22"/>
+          <w:szCs w:val="22"/>
+        </w:rPr>
+        <w:t xml:space="preserve">[Место для диаграммы] Рисунок 4.16 – Столбчатая диаграмма коэффициентов корреляции метрик с интегральным баллом Score на основе данных таблицы 4.5</w:t>
       </w:r>
     </w:p>
     <w:p>
@@ -17593,6 +17645,19 @@
     </w:p>
     <w:p>
       <w:pPr>
+        <w:jc w:val="center"/>
+      </w:pPr>
+      <w:r>
+        <w:rPr>
+          <w:rFonts w:cs="Times New Roman"/>
+          <w:sz w:val="22"/>
+          <w:szCs w:val="22"/>
+        </w:rPr>
+        <w:t xml:space="preserve">[Место для диаграммы] Рисунок 4.17 – Диаграмма компромиссов между качеством (Score), скоростью обработки и степенью сжатия для девяти методов на основе данных таблицы 4.8</w:t>
+      </w:r>
+    </w:p>
+    <w:p>
+      <w:pPr>
         <w:pStyle w:val="31"/>
         <w:rPr>
           <w:rFonts w:ascii="Times New Roman" w:hAnsi="Times New Roman" w:cs="Times New Roman"/>
@@ -18032,6 +18097,1440 @@
     </w:p>
     <w:p>
       <w:pPr>
+        <w:ind w:firstLine="709"/>
+      </w:pPr>
+      <w:r>
+        <w:rPr>
+          <w:rFonts w:cs="Times New Roman"/>
+          <w:sz w:val="24"/>
+          <w:szCs w:val="24"/>
+        </w:rPr>
+        <w:t xml:space="preserve">Для детального анализа зависимости результатов от типа аудиоконтента в таблице 4.11 представлены пять файлов с наибольшим средним значением Score (по всем методам) и пять файлов с наименьшим. Для каждого файла указан лучший и худший метод среди пользовательских реализаций (без учёта Стандартного MP3 и неработоспособного Daubechies DWT).</w:t>
+      </w:r>
+    </w:p>
+    <w:tbl>
+      <w:tblPr>
+        <w:tblStyle w:val="aff0"/>
+        <w:tblW w:type="auto" w:w="0"/>
+        <w:tblLook w:firstColumn="1" w:firstRow="1" w:lastColumn="0" w:lastRow="0" w:noHBand="0" w:noVBand="1" w:val="04A0"/>
+      </w:tblPr>
+      <w:tblGrid>
+        <w:gridCol w:w="1567"/>
+        <w:gridCol w:w="1567"/>
+        <w:gridCol w:w="1567"/>
+        <w:gridCol w:w="1567"/>
+        <w:gridCol w:w="1567"/>
+        <w:gridCol w:w="1567"/>
+      </w:tblGrid>
+      <w:tr>
+        <w:tc>
+          <w:tcPr>
+            <w:tcW w:type="dxa" w:w="1567"/>
+            <w:shd w:fill="D9E2F3" w:val="clear"/>
+          </w:tcPr>
+          <w:p>
+            <w:pPr>
+              <w:jc w:val="center"/>
+            </w:pPr>
+            <w:r/>
+            <w:r>
+              <w:rPr>
+                <w:rFonts w:ascii="Times New Roman" w:hAnsi="Times New Roman"/>
+                <w:b/>
+                <w:sz w:val="18"/>
+                <w:rFonts w:cs="Times New Roman"/>
+              </w:rPr>
+              <w:t>Аудиофайл</w:t>
+            </w:r>
+          </w:p>
+        </w:tc>
+        <w:tc>
+          <w:tcPr>
+            <w:tcW w:type="dxa" w:w="1567"/>
+            <w:shd w:fill="D9E2F3" w:val="clear"/>
+          </w:tcPr>
+          <w:p>
+            <w:pPr>
+              <w:jc w:val="center"/>
+            </w:pPr>
+            <w:r/>
+            <w:r>
+              <w:rPr>
+                <w:rFonts w:ascii="Times New Roman" w:hAnsi="Times New Roman"/>
+                <w:b/>
+                <w:sz w:val="18"/>
+                <w:rFonts w:cs="Times New Roman"/>
+              </w:rPr>
+              <w:t>Ср. Score</w:t>
+              <w:br/>
+              <w:t>(все методы)</w:t>
+            </w:r>
+          </w:p>
+        </w:tc>
+        <w:tc>
+          <w:tcPr>
+            <w:tcW w:type="dxa" w:w="1567"/>
+            <w:shd w:fill="D9E2F3" w:val="clear"/>
+          </w:tcPr>
+          <w:p>
+            <w:pPr>
+              <w:jc w:val="center"/>
+            </w:pPr>
+            <w:r/>
+            <w:r>
+              <w:rPr>
+                <w:rFonts w:ascii="Times New Roman" w:hAnsi="Times New Roman"/>
+                <w:b/>
+                <w:sz w:val="18"/>
+                <w:rFonts w:cs="Times New Roman"/>
+              </w:rPr>
+              <w:t>Лучший метод</w:t>
+              <w:br/>
+              <w:t>(пользоват.)</w:t>
+            </w:r>
+          </w:p>
+        </w:tc>
+        <w:tc>
+          <w:tcPr>
+            <w:tcW w:type="dxa" w:w="1567"/>
+            <w:shd w:fill="D9E2F3" w:val="clear"/>
+          </w:tcPr>
+          <w:p>
+            <w:pPr>
+              <w:jc w:val="center"/>
+            </w:pPr>
+            <w:r/>
+            <w:r>
+              <w:rPr>
+                <w:rFonts w:ascii="Times New Roman" w:hAnsi="Times New Roman"/>
+                <w:b/>
+                <w:sz w:val="18"/>
+                <w:rFonts w:cs="Times New Roman"/>
+              </w:rPr>
+              <w:t>Score</w:t>
+            </w:r>
+          </w:p>
+        </w:tc>
+        <w:tc>
+          <w:tcPr>
+            <w:tcW w:type="dxa" w:w="1567"/>
+            <w:shd w:fill="D9E2F3" w:val="clear"/>
+          </w:tcPr>
+          <w:p>
+            <w:pPr>
+              <w:jc w:val="center"/>
+            </w:pPr>
+            <w:r/>
+            <w:r>
+              <w:rPr>
+                <w:rFonts w:ascii="Times New Roman" w:hAnsi="Times New Roman"/>
+                <w:b/>
+                <w:sz w:val="18"/>
+                <w:rFonts w:cs="Times New Roman"/>
+              </w:rPr>
+              <w:t>Худший метод</w:t>
+              <w:br/>
+              <w:t>(пользоват.)</w:t>
+            </w:r>
+          </w:p>
+        </w:tc>
+        <w:tc>
+          <w:tcPr>
+            <w:tcW w:type="dxa" w:w="1567"/>
+            <w:shd w:fill="D9E2F3" w:val="clear"/>
+          </w:tcPr>
+          <w:p>
+            <w:pPr>
+              <w:jc w:val="center"/>
+            </w:pPr>
+            <w:r/>
+            <w:r>
+              <w:rPr>
+                <w:rFonts w:ascii="Times New Roman" w:hAnsi="Times New Roman"/>
+                <w:b/>
+                <w:sz w:val="18"/>
+                <w:rFonts w:cs="Times New Roman"/>
+              </w:rPr>
+              <w:t>Score</w:t>
+            </w:r>
+          </w:p>
+        </w:tc>
+      </w:tr>
+      <w:tr>
+        <w:tc>
+          <w:tcPr>
+            <w:tcW w:type="dxa" w:w="1567"/>
+          </w:tcPr>
+          <w:p>
+            <w:pPr>
+              <w:jc w:val="left"/>
+            </w:pPr>
+            <w:r/>
+            <w:r>
+              <w:rPr>
+                <w:rFonts w:ascii="Times New Roman" w:hAnsi="Times New Roman"/>
+                <w:b w:val="0"/>
+                <w:sz w:val="16"/>
+                <w:rFonts w:cs="Times New Roman"/>
+              </w:rPr>
+              <w:t>retro-waves-of-love_92802</w:t>
+            </w:r>
+          </w:p>
+        </w:tc>
+        <w:tc>
+          <w:tcPr>
+            <w:tcW w:type="dxa" w:w="1567"/>
+          </w:tcPr>
+          <w:p>
+            <w:pPr>
+              <w:jc w:val="center"/>
+            </w:pPr>
+            <w:r/>
+            <w:r>
+              <w:rPr>
+                <w:rFonts w:ascii="Times New Roman" w:hAnsi="Times New Roman"/>
+                <w:b w:val="0"/>
+                <w:sz w:val="18"/>
+                <w:rFonts w:cs="Times New Roman"/>
+              </w:rPr>
+              <w:t>0.6872</w:t>
+            </w:r>
+          </w:p>
+        </w:tc>
+        <w:tc>
+          <w:tcPr>
+            <w:tcW w:type="dxa" w:w="1567"/>
+          </w:tcPr>
+          <w:p>
+            <w:pPr>
+              <w:jc w:val="left"/>
+            </w:pPr>
+            <w:r/>
+            <w:r>
+              <w:rPr>
+                <w:rFonts w:ascii="Times New Roman" w:hAnsi="Times New Roman"/>
+                <w:b w:val="0"/>
+                <w:sz w:val="16"/>
+                <w:rFonts w:cs="Times New Roman"/>
+              </w:rPr>
+              <w:t>Хаффман MP3</w:t>
+            </w:r>
+          </w:p>
+        </w:tc>
+        <w:tc>
+          <w:tcPr>
+            <w:tcW w:type="dxa" w:w="1567"/>
+          </w:tcPr>
+          <w:p>
+            <w:pPr>
+              <w:jc w:val="center"/>
+            </w:pPr>
+            <w:r/>
+            <w:r>
+              <w:rPr>
+                <w:rFonts w:ascii="Times New Roman" w:hAnsi="Times New Roman"/>
+                <w:b w:val="0"/>
+                <w:sz w:val="18"/>
+                <w:rFonts w:cs="Times New Roman"/>
+              </w:rPr>
+              <w:t>0.9326</w:t>
+            </w:r>
+          </w:p>
+        </w:tc>
+        <w:tc>
+          <w:tcPr>
+            <w:tcW w:type="dxa" w:w="1567"/>
+          </w:tcPr>
+          <w:p>
+            <w:pPr>
+              <w:jc w:val="left"/>
+            </w:pPr>
+            <w:r/>
+            <w:r>
+              <w:rPr>
+                <w:rFonts w:ascii="Times New Roman" w:hAnsi="Times New Roman"/>
+                <w:b w:val="0"/>
+                <w:sz w:val="16"/>
+                <w:rFonts w:cs="Times New Roman"/>
+              </w:rPr>
+              <w:t>MDCT MP3</w:t>
+            </w:r>
+          </w:p>
+        </w:tc>
+        <w:tc>
+          <w:tcPr>
+            <w:tcW w:type="dxa" w:w="1567"/>
+          </w:tcPr>
+          <w:p>
+            <w:pPr>
+              <w:jc w:val="center"/>
+            </w:pPr>
+            <w:r/>
+            <w:r>
+              <w:rPr>
+                <w:rFonts w:ascii="Times New Roman" w:hAnsi="Times New Roman"/>
+                <w:b w:val="0"/>
+                <w:sz w:val="18"/>
+                <w:rFonts w:cs="Times New Roman"/>
+              </w:rPr>
+              <w:t>0.4074</w:t>
+            </w:r>
+          </w:p>
+        </w:tc>
+      </w:tr>
+      <w:tr>
+        <w:tc>
+          <w:tcPr>
+            <w:tcW w:type="dxa" w:w="1567"/>
+          </w:tcPr>
+          <w:p>
+            <w:pPr>
+              <w:jc w:val="left"/>
+            </w:pPr>
+            <w:r/>
+            <w:r>
+              <w:rPr>
+                <w:rFonts w:ascii="Times New Roman" w:hAnsi="Times New Roman"/>
+                <w:b w:val="0"/>
+                <w:sz w:val="16"/>
+                <w:rFonts w:cs="Times New Roman"/>
+              </w:rPr>
+              <w:t>retro-pulse-symphony_92787</w:t>
+            </w:r>
+          </w:p>
+        </w:tc>
+        <w:tc>
+          <w:tcPr>
+            <w:tcW w:type="dxa" w:w="1567"/>
+          </w:tcPr>
+          <w:p>
+            <w:pPr>
+              <w:jc w:val="center"/>
+            </w:pPr>
+            <w:r/>
+            <w:r>
+              <w:rPr>
+                <w:rFonts w:ascii="Times New Roman" w:hAnsi="Times New Roman"/>
+                <w:b w:val="0"/>
+                <w:sz w:val="18"/>
+                <w:rFonts w:cs="Times New Roman"/>
+              </w:rPr>
+              <w:t>0.6859</w:t>
+            </w:r>
+          </w:p>
+        </w:tc>
+        <w:tc>
+          <w:tcPr>
+            <w:tcW w:type="dxa" w:w="1567"/>
+          </w:tcPr>
+          <w:p>
+            <w:pPr>
+              <w:jc w:val="left"/>
+            </w:pPr>
+            <w:r/>
+            <w:r>
+              <w:rPr>
+                <w:rFonts w:ascii="Times New Roman" w:hAnsi="Times New Roman"/>
+                <w:b w:val="0"/>
+                <w:sz w:val="16"/>
+                <w:rFonts w:cs="Times New Roman"/>
+              </w:rPr>
+              <w:t>Хаффман MP3</w:t>
+            </w:r>
+          </w:p>
+        </w:tc>
+        <w:tc>
+          <w:tcPr>
+            <w:tcW w:type="dxa" w:w="1567"/>
+          </w:tcPr>
+          <w:p>
+            <w:pPr>
+              <w:jc w:val="center"/>
+            </w:pPr>
+            <w:r/>
+            <w:r>
+              <w:rPr>
+                <w:rFonts w:ascii="Times New Roman" w:hAnsi="Times New Roman"/>
+                <w:b w:val="0"/>
+                <w:sz w:val="18"/>
+                <w:rFonts w:cs="Times New Roman"/>
+              </w:rPr>
+              <w:t>0.9264</w:t>
+            </w:r>
+          </w:p>
+        </w:tc>
+        <w:tc>
+          <w:tcPr>
+            <w:tcW w:type="dxa" w:w="1567"/>
+          </w:tcPr>
+          <w:p>
+            <w:pPr>
+              <w:jc w:val="left"/>
+            </w:pPr>
+            <w:r/>
+            <w:r>
+              <w:rPr>
+                <w:rFonts w:ascii="Times New Roman" w:hAnsi="Times New Roman"/>
+                <w:b w:val="0"/>
+                <w:sz w:val="16"/>
+                <w:rFonts w:cs="Times New Roman"/>
+              </w:rPr>
+              <w:t>MDCT MP3</w:t>
+            </w:r>
+          </w:p>
+        </w:tc>
+        <w:tc>
+          <w:tcPr>
+            <w:tcW w:type="dxa" w:w="1567"/>
+          </w:tcPr>
+          <w:p>
+            <w:pPr>
+              <w:jc w:val="center"/>
+            </w:pPr>
+            <w:r/>
+            <w:r>
+              <w:rPr>
+                <w:rFonts w:ascii="Times New Roman" w:hAnsi="Times New Roman"/>
+                <w:b w:val="0"/>
+                <w:sz w:val="18"/>
+                <w:rFonts w:cs="Times New Roman"/>
+              </w:rPr>
+              <w:t>0.4421</w:t>
+            </w:r>
+          </w:p>
+        </w:tc>
+      </w:tr>
+      <w:tr>
+        <w:tc>
+          <w:tcPr>
+            <w:tcW w:type="dxa" w:w="1567"/>
+          </w:tcPr>
+          <w:p>
+            <w:pPr>
+              <w:jc w:val="left"/>
+            </w:pPr>
+            <w:r/>
+            <w:r>
+              <w:rPr>
+                <w:rFonts w:ascii="Times New Roman" w:hAnsi="Times New Roman"/>
+                <w:b w:val="0"/>
+                <w:sz w:val="16"/>
+                <w:rFonts w:cs="Times New Roman"/>
+              </w:rPr>
+              <w:t>soulful-flamenco_92316</w:t>
+            </w:r>
+          </w:p>
+        </w:tc>
+        <w:tc>
+          <w:tcPr>
+            <w:tcW w:type="dxa" w:w="1567"/>
+          </w:tcPr>
+          <w:p>
+            <w:pPr>
+              <w:jc w:val="center"/>
+            </w:pPr>
+            <w:r/>
+            <w:r>
+              <w:rPr>
+                <w:rFonts w:ascii="Times New Roman" w:hAnsi="Times New Roman"/>
+                <w:b w:val="0"/>
+                <w:sz w:val="18"/>
+                <w:rFonts w:cs="Times New Roman"/>
+              </w:rPr>
+              <w:t>0.6803</w:t>
+            </w:r>
+          </w:p>
+        </w:tc>
+        <w:tc>
+          <w:tcPr>
+            <w:tcW w:type="dxa" w:w="1567"/>
+          </w:tcPr>
+          <w:p>
+            <w:pPr>
+              <w:jc w:val="left"/>
+            </w:pPr>
+            <w:r/>
+            <w:r>
+              <w:rPr>
+                <w:rFonts w:ascii="Times New Roman" w:hAnsi="Times New Roman"/>
+                <w:b w:val="0"/>
+                <w:sz w:val="16"/>
+                <w:rFonts w:cs="Times New Roman"/>
+              </w:rPr>
+              <w:t>Хаффман MP3</w:t>
+            </w:r>
+          </w:p>
+        </w:tc>
+        <w:tc>
+          <w:tcPr>
+            <w:tcW w:type="dxa" w:w="1567"/>
+          </w:tcPr>
+          <w:p>
+            <w:pPr>
+              <w:jc w:val="center"/>
+            </w:pPr>
+            <w:r/>
+            <w:r>
+              <w:rPr>
+                <w:rFonts w:ascii="Times New Roman" w:hAnsi="Times New Roman"/>
+                <w:b w:val="0"/>
+                <w:sz w:val="18"/>
+                <w:rFonts w:cs="Times New Roman"/>
+              </w:rPr>
+              <w:t>0.9585</w:t>
+            </w:r>
+          </w:p>
+        </w:tc>
+        <w:tc>
+          <w:tcPr>
+            <w:tcW w:type="dxa" w:w="1567"/>
+          </w:tcPr>
+          <w:p>
+            <w:pPr>
+              <w:jc w:val="left"/>
+            </w:pPr>
+            <w:r/>
+            <w:r>
+              <w:rPr>
+                <w:rFonts w:ascii="Times New Roman" w:hAnsi="Times New Roman"/>
+                <w:b w:val="0"/>
+                <w:sz w:val="16"/>
+                <w:rFonts w:cs="Times New Roman"/>
+              </w:rPr>
+              <w:t>MDCT MP3</w:t>
+            </w:r>
+          </w:p>
+        </w:tc>
+        <w:tc>
+          <w:tcPr>
+            <w:tcW w:type="dxa" w:w="1567"/>
+          </w:tcPr>
+          <w:p>
+            <w:pPr>
+              <w:jc w:val="center"/>
+            </w:pPr>
+            <w:r/>
+            <w:r>
+              <w:rPr>
+                <w:rFonts w:ascii="Times New Roman" w:hAnsi="Times New Roman"/>
+                <w:b w:val="0"/>
+                <w:sz w:val="18"/>
+                <w:rFonts w:cs="Times New Roman"/>
+              </w:rPr>
+              <w:t>0.4614</w:t>
+            </w:r>
+          </w:p>
+        </w:tc>
+      </w:tr>
+      <w:tr>
+        <w:tc>
+          <w:tcPr>
+            <w:tcW w:type="dxa" w:w="1567"/>
+          </w:tcPr>
+          <w:p>
+            <w:pPr>
+              <w:jc w:val="left"/>
+            </w:pPr>
+            <w:r/>
+            <w:r>
+              <w:rPr>
+                <w:rFonts w:ascii="Times New Roman" w:hAnsi="Times New Roman"/>
+                <w:b w:val="0"/>
+                <w:sz w:val="16"/>
+                <w:rFonts w:cs="Times New Roman"/>
+              </w:rPr>
+              <w:t>flames-of-desire_92312</w:t>
+            </w:r>
+          </w:p>
+        </w:tc>
+        <w:tc>
+          <w:tcPr>
+            <w:tcW w:type="dxa" w:w="1567"/>
+          </w:tcPr>
+          <w:p>
+            <w:pPr>
+              <w:jc w:val="center"/>
+            </w:pPr>
+            <w:r/>
+            <w:r>
+              <w:rPr>
+                <w:rFonts w:ascii="Times New Roman" w:hAnsi="Times New Roman"/>
+                <w:b w:val="0"/>
+                <w:sz w:val="18"/>
+                <w:rFonts w:cs="Times New Roman"/>
+              </w:rPr>
+              <w:t>0.6803</w:t>
+            </w:r>
+          </w:p>
+        </w:tc>
+        <w:tc>
+          <w:tcPr>
+            <w:tcW w:type="dxa" w:w="1567"/>
+          </w:tcPr>
+          <w:p>
+            <w:pPr>
+              <w:jc w:val="left"/>
+            </w:pPr>
+            <w:r/>
+            <w:r>
+              <w:rPr>
+                <w:rFonts w:ascii="Times New Roman" w:hAnsi="Times New Roman"/>
+                <w:b w:val="0"/>
+                <w:sz w:val="16"/>
+                <w:rFonts w:cs="Times New Roman"/>
+              </w:rPr>
+              <w:t>Хаффман MP3</w:t>
+            </w:r>
+          </w:p>
+        </w:tc>
+        <w:tc>
+          <w:tcPr>
+            <w:tcW w:type="dxa" w:w="1567"/>
+          </w:tcPr>
+          <w:p>
+            <w:pPr>
+              <w:jc w:val="center"/>
+            </w:pPr>
+            <w:r/>
+            <w:r>
+              <w:rPr>
+                <w:rFonts w:ascii="Times New Roman" w:hAnsi="Times New Roman"/>
+                <w:b w:val="0"/>
+                <w:sz w:val="18"/>
+                <w:rFonts w:cs="Times New Roman"/>
+              </w:rPr>
+              <w:t>0.9639</w:t>
+            </w:r>
+          </w:p>
+        </w:tc>
+        <w:tc>
+          <w:tcPr>
+            <w:tcW w:type="dxa" w:w="1567"/>
+          </w:tcPr>
+          <w:p>
+            <w:pPr>
+              <w:jc w:val="left"/>
+            </w:pPr>
+            <w:r/>
+            <w:r>
+              <w:rPr>
+                <w:rFonts w:ascii="Times New Roman" w:hAnsi="Times New Roman"/>
+                <w:b w:val="0"/>
+                <w:sz w:val="16"/>
+                <w:rFonts w:cs="Times New Roman"/>
+              </w:rPr>
+              <w:t>MDCT MP3</w:t>
+            </w:r>
+          </w:p>
+        </w:tc>
+        <w:tc>
+          <w:tcPr>
+            <w:tcW w:type="dxa" w:w="1567"/>
+          </w:tcPr>
+          <w:p>
+            <w:pPr>
+              <w:jc w:val="center"/>
+            </w:pPr>
+            <w:r/>
+            <w:r>
+              <w:rPr>
+                <w:rFonts w:ascii="Times New Roman" w:hAnsi="Times New Roman"/>
+                <w:b w:val="0"/>
+                <w:sz w:val="18"/>
+                <w:rFonts w:cs="Times New Roman"/>
+              </w:rPr>
+              <w:t>0.4757</w:t>
+            </w:r>
+          </w:p>
+        </w:tc>
+      </w:tr>
+      <w:tr>
+        <w:tc>
+          <w:tcPr>
+            <w:tcW w:type="dxa" w:w="1567"/>
+          </w:tcPr>
+          <w:p>
+            <w:pPr>
+              <w:jc w:val="left"/>
+            </w:pPr>
+            <w:r/>
+            <w:r>
+              <w:rPr>
+                <w:rFonts w:ascii="Times New Roman" w:hAnsi="Times New Roman"/>
+                <w:b w:val="0"/>
+                <w:sz w:val="16"/>
+                <w:rFonts w:cs="Times New Roman"/>
+              </w:rPr>
+              <w:t>emerald-isle-dance_93025</w:t>
+            </w:r>
+          </w:p>
+        </w:tc>
+        <w:tc>
+          <w:tcPr>
+            <w:tcW w:type="dxa" w:w="1567"/>
+          </w:tcPr>
+          <w:p>
+            <w:pPr>
+              <w:jc w:val="center"/>
+            </w:pPr>
+            <w:r/>
+            <w:r>
+              <w:rPr>
+                <w:rFonts w:ascii="Times New Roman" w:hAnsi="Times New Roman"/>
+                <w:b w:val="0"/>
+                <w:sz w:val="18"/>
+                <w:rFonts w:cs="Times New Roman"/>
+              </w:rPr>
+              <w:t>0.6775</w:t>
+            </w:r>
+          </w:p>
+        </w:tc>
+        <w:tc>
+          <w:tcPr>
+            <w:tcW w:type="dxa" w:w="1567"/>
+          </w:tcPr>
+          <w:p>
+            <w:pPr>
+              <w:jc w:val="left"/>
+            </w:pPr>
+            <w:r/>
+            <w:r>
+              <w:rPr>
+                <w:rFonts w:ascii="Times New Roman" w:hAnsi="Times New Roman"/>
+                <w:b w:val="0"/>
+                <w:sz w:val="16"/>
+                <w:rFonts w:cs="Times New Roman"/>
+              </w:rPr>
+              <w:t>Хаффман MP3</w:t>
+            </w:r>
+          </w:p>
+        </w:tc>
+        <w:tc>
+          <w:tcPr>
+            <w:tcW w:type="dxa" w:w="1567"/>
+          </w:tcPr>
+          <w:p>
+            <w:pPr>
+              <w:jc w:val="center"/>
+            </w:pPr>
+            <w:r/>
+            <w:r>
+              <w:rPr>
+                <w:rFonts w:ascii="Times New Roman" w:hAnsi="Times New Roman"/>
+                <w:b w:val="0"/>
+                <w:sz w:val="18"/>
+                <w:rFonts w:cs="Times New Roman"/>
+              </w:rPr>
+              <w:t>0.9433</w:t>
+            </w:r>
+          </w:p>
+        </w:tc>
+        <w:tc>
+          <w:tcPr>
+            <w:tcW w:type="dxa" w:w="1567"/>
+          </w:tcPr>
+          <w:p>
+            <w:pPr>
+              <w:jc w:val="left"/>
+            </w:pPr>
+            <w:r/>
+            <w:r>
+              <w:rPr>
+                <w:rFonts w:ascii="Times New Roman" w:hAnsi="Times New Roman"/>
+                <w:b w:val="0"/>
+                <w:sz w:val="16"/>
+                <w:rFonts w:cs="Times New Roman"/>
+              </w:rPr>
+              <w:t>MDCT MP3</w:t>
+            </w:r>
+          </w:p>
+        </w:tc>
+        <w:tc>
+          <w:tcPr>
+            <w:tcW w:type="dxa" w:w="1567"/>
+          </w:tcPr>
+          <w:p>
+            <w:pPr>
+              <w:jc w:val="center"/>
+            </w:pPr>
+            <w:r/>
+            <w:r>
+              <w:rPr>
+                <w:rFonts w:ascii="Times New Roman" w:hAnsi="Times New Roman"/>
+                <w:b w:val="0"/>
+                <w:sz w:val="18"/>
+                <w:rFonts w:cs="Times New Roman"/>
+              </w:rPr>
+              <w:t>0.4536</w:t>
+            </w:r>
+          </w:p>
+        </w:tc>
+      </w:tr>
+      <w:tr>
+        <w:tc>
+          <w:tcPr>
+            <w:tcW w:type="dxa" w:w="1567"/>
+          </w:tcPr>
+          <w:p>
+            <w:pPr>
+              <w:jc w:val="left"/>
+            </w:pPr>
+            <w:r/>
+            <w:r>
+              <w:rPr>
+                <w:rFonts w:ascii="Times New Roman" w:hAnsi="Times New Roman"/>
+                <w:b w:val="0"/>
+                <w:sz w:val="16"/>
+                <w:rFonts w:cs="Times New Roman"/>
+              </w:rPr>
+              <w:t>street-chime_90079</w:t>
+            </w:r>
+          </w:p>
+        </w:tc>
+        <w:tc>
+          <w:tcPr>
+            <w:tcW w:type="dxa" w:w="1567"/>
+          </w:tcPr>
+          <w:p>
+            <w:pPr>
+              <w:jc w:val="center"/>
+            </w:pPr>
+            <w:r/>
+            <w:r>
+              <w:rPr>
+                <w:rFonts w:ascii="Times New Roman" w:hAnsi="Times New Roman"/>
+                <w:b w:val="0"/>
+                <w:sz w:val="18"/>
+                <w:rFonts w:cs="Times New Roman"/>
+              </w:rPr>
+              <w:t>0.5967</w:t>
+            </w:r>
+          </w:p>
+        </w:tc>
+        <w:tc>
+          <w:tcPr>
+            <w:tcW w:type="dxa" w:w="1567"/>
+          </w:tcPr>
+          <w:p>
+            <w:pPr>
+              <w:jc w:val="left"/>
+            </w:pPr>
+            <w:r/>
+            <w:r>
+              <w:rPr>
+                <w:rFonts w:ascii="Times New Roman" w:hAnsi="Times New Roman"/>
+                <w:b w:val="0"/>
+                <w:sz w:val="16"/>
+                <w:rFonts w:cs="Times New Roman"/>
+              </w:rPr>
+              <w:t>Хаффман MP3</w:t>
+            </w:r>
+          </w:p>
+        </w:tc>
+        <w:tc>
+          <w:tcPr>
+            <w:tcW w:type="dxa" w:w="1567"/>
+          </w:tcPr>
+          <w:p>
+            <w:pPr>
+              <w:jc w:val="center"/>
+            </w:pPr>
+            <w:r/>
+            <w:r>
+              <w:rPr>
+                <w:rFonts w:ascii="Times New Roman" w:hAnsi="Times New Roman"/>
+                <w:b w:val="0"/>
+                <w:sz w:val="18"/>
+                <w:rFonts w:cs="Times New Roman"/>
+              </w:rPr>
+              <w:t>0.8655</w:t>
+            </w:r>
+          </w:p>
+        </w:tc>
+        <w:tc>
+          <w:tcPr>
+            <w:tcW w:type="dxa" w:w="1567"/>
+          </w:tcPr>
+          <w:p>
+            <w:pPr>
+              <w:jc w:val="left"/>
+            </w:pPr>
+            <w:r/>
+            <w:r>
+              <w:rPr>
+                <w:rFonts w:ascii="Times New Roman" w:hAnsi="Times New Roman"/>
+                <w:b w:val="0"/>
+                <w:sz w:val="16"/>
+                <w:rFonts w:cs="Times New Roman"/>
+              </w:rPr>
+              <w:t>MDCT MP3</w:t>
+            </w:r>
+          </w:p>
+        </w:tc>
+        <w:tc>
+          <w:tcPr>
+            <w:tcW w:type="dxa" w:w="1567"/>
+          </w:tcPr>
+          <w:p>
+            <w:pPr>
+              <w:jc w:val="center"/>
+            </w:pPr>
+            <w:r/>
+            <w:r>
+              <w:rPr>
+                <w:rFonts w:ascii="Times New Roman" w:hAnsi="Times New Roman"/>
+                <w:b w:val="0"/>
+                <w:sz w:val="18"/>
+                <w:rFonts w:cs="Times New Roman"/>
+              </w:rPr>
+              <w:t>0.2300</w:t>
+            </w:r>
+          </w:p>
+        </w:tc>
+      </w:tr>
+      <w:tr>
+        <w:tc>
+          <w:tcPr>
+            <w:tcW w:type="dxa" w:w="1567"/>
+          </w:tcPr>
+          <w:p>
+            <w:pPr>
+              <w:jc w:val="left"/>
+            </w:pPr>
+            <w:r/>
+            <w:r>
+              <w:rPr>
+                <w:rFonts w:ascii="Times New Roman" w:hAnsi="Times New Roman"/>
+                <w:b w:val="0"/>
+                <w:sz w:val="16"/>
+                <w:rFonts w:cs="Times New Roman"/>
+              </w:rPr>
+              <w:t>mystic-highlands-lullaby_93027</w:t>
+            </w:r>
+          </w:p>
+        </w:tc>
+        <w:tc>
+          <w:tcPr>
+            <w:tcW w:type="dxa" w:w="1567"/>
+          </w:tcPr>
+          <w:p>
+            <w:pPr>
+              <w:jc w:val="center"/>
+            </w:pPr>
+            <w:r/>
+            <w:r>
+              <w:rPr>
+                <w:rFonts w:ascii="Times New Roman" w:hAnsi="Times New Roman"/>
+                <w:b w:val="0"/>
+                <w:sz w:val="18"/>
+                <w:rFonts w:cs="Times New Roman"/>
+              </w:rPr>
+              <w:t>0.5940</w:t>
+            </w:r>
+          </w:p>
+        </w:tc>
+        <w:tc>
+          <w:tcPr>
+            <w:tcW w:type="dxa" w:w="1567"/>
+          </w:tcPr>
+          <w:p>
+            <w:pPr>
+              <w:jc w:val="left"/>
+            </w:pPr>
+            <w:r/>
+            <w:r>
+              <w:rPr>
+                <w:rFonts w:ascii="Times New Roman" w:hAnsi="Times New Roman"/>
+                <w:b w:val="0"/>
+                <w:sz w:val="16"/>
+                <w:rFonts w:cs="Times New Roman"/>
+              </w:rPr>
+              <w:t>Хаффман MP3</w:t>
+            </w:r>
+          </w:p>
+        </w:tc>
+        <w:tc>
+          <w:tcPr>
+            <w:tcW w:type="dxa" w:w="1567"/>
+          </w:tcPr>
+          <w:p>
+            <w:pPr>
+              <w:jc w:val="center"/>
+            </w:pPr>
+            <w:r/>
+            <w:r>
+              <w:rPr>
+                <w:rFonts w:ascii="Times New Roman" w:hAnsi="Times New Roman"/>
+                <w:b w:val="0"/>
+                <w:sz w:val="18"/>
+                <w:rFonts w:cs="Times New Roman"/>
+              </w:rPr>
+              <w:t>0.8676</w:t>
+            </w:r>
+          </w:p>
+        </w:tc>
+        <w:tc>
+          <w:tcPr>
+            <w:tcW w:type="dxa" w:w="1567"/>
+          </w:tcPr>
+          <w:p>
+            <w:pPr>
+              <w:jc w:val="left"/>
+            </w:pPr>
+            <w:r/>
+            <w:r>
+              <w:rPr>
+                <w:rFonts w:ascii="Times New Roman" w:hAnsi="Times New Roman"/>
+                <w:b w:val="0"/>
+                <w:sz w:val="16"/>
+                <w:rFonts w:cs="Times New Roman"/>
+              </w:rPr>
+              <w:t>MDCT MP3</w:t>
+            </w:r>
+          </w:p>
+        </w:tc>
+        <w:tc>
+          <w:tcPr>
+            <w:tcW w:type="dxa" w:w="1567"/>
+          </w:tcPr>
+          <w:p>
+            <w:pPr>
+              <w:jc w:val="center"/>
+            </w:pPr>
+            <w:r/>
+            <w:r>
+              <w:rPr>
+                <w:rFonts w:ascii="Times New Roman" w:hAnsi="Times New Roman"/>
+                <w:b w:val="0"/>
+                <w:sz w:val="18"/>
+                <w:rFonts w:cs="Times New Roman"/>
+              </w:rPr>
+              <w:t>0.4412</w:t>
+            </w:r>
+          </w:p>
+        </w:tc>
+      </w:tr>
+      <w:tr>
+        <w:tc>
+          <w:tcPr>
+            <w:tcW w:type="dxa" w:w="1567"/>
+          </w:tcPr>
+          <w:p>
+            <w:pPr>
+              <w:jc w:val="left"/>
+            </w:pPr>
+            <w:r/>
+            <w:r>
+              <w:rPr>
+                <w:rFonts w:ascii="Times New Roman" w:hAnsi="Times New Roman"/>
+                <w:b w:val="0"/>
+                <w:sz w:val="16"/>
+                <w:rFonts w:cs="Times New Roman"/>
+              </w:rPr>
+              <w:t>haunting-funk-vibes_90082</w:t>
+            </w:r>
+          </w:p>
+        </w:tc>
+        <w:tc>
+          <w:tcPr>
+            <w:tcW w:type="dxa" w:w="1567"/>
+          </w:tcPr>
+          <w:p>
+            <w:pPr>
+              <w:jc w:val="center"/>
+            </w:pPr>
+            <w:r/>
+            <w:r>
+              <w:rPr>
+                <w:rFonts w:ascii="Times New Roman" w:hAnsi="Times New Roman"/>
+                <w:b w:val="0"/>
+                <w:sz w:val="18"/>
+                <w:rFonts w:cs="Times New Roman"/>
+              </w:rPr>
+              <w:t>0.5758</w:t>
+            </w:r>
+          </w:p>
+        </w:tc>
+        <w:tc>
+          <w:tcPr>
+            <w:tcW w:type="dxa" w:w="1567"/>
+          </w:tcPr>
+          <w:p>
+            <w:pPr>
+              <w:jc w:val="left"/>
+            </w:pPr>
+            <w:r/>
+            <w:r>
+              <w:rPr>
+                <w:rFonts w:ascii="Times New Roman" w:hAnsi="Times New Roman"/>
+                <w:b w:val="0"/>
+                <w:sz w:val="16"/>
+                <w:rFonts w:cs="Times New Roman"/>
+              </w:rPr>
+              <w:t>Хаффман MP3</w:t>
+            </w:r>
+          </w:p>
+        </w:tc>
+        <w:tc>
+          <w:tcPr>
+            <w:tcW w:type="dxa" w:w="1567"/>
+          </w:tcPr>
+          <w:p>
+            <w:pPr>
+              <w:jc w:val="center"/>
+            </w:pPr>
+            <w:r/>
+            <w:r>
+              <w:rPr>
+                <w:rFonts w:ascii="Times New Roman" w:hAnsi="Times New Roman"/>
+                <w:b w:val="0"/>
+                <w:sz w:val="18"/>
+                <w:rFonts w:cs="Times New Roman"/>
+              </w:rPr>
+              <w:t>0.9066</w:t>
+            </w:r>
+          </w:p>
+        </w:tc>
+        <w:tc>
+          <w:tcPr>
+            <w:tcW w:type="dxa" w:w="1567"/>
+          </w:tcPr>
+          <w:p>
+            <w:pPr>
+              <w:jc w:val="left"/>
+            </w:pPr>
+            <w:r/>
+            <w:r>
+              <w:rPr>
+                <w:rFonts w:ascii="Times New Roman" w:hAnsi="Times New Roman"/>
+                <w:b w:val="0"/>
+                <w:sz w:val="16"/>
+                <w:rFonts w:cs="Times New Roman"/>
+              </w:rPr>
+              <w:t>MDCT MP3</w:t>
+            </w:r>
+          </w:p>
+        </w:tc>
+        <w:tc>
+          <w:tcPr>
+            <w:tcW w:type="dxa" w:w="1567"/>
+          </w:tcPr>
+          <w:p>
+            <w:pPr>
+              <w:jc w:val="center"/>
+            </w:pPr>
+            <w:r/>
+            <w:r>
+              <w:rPr>
+                <w:rFonts w:ascii="Times New Roman" w:hAnsi="Times New Roman"/>
+                <w:b w:val="0"/>
+                <w:sz w:val="18"/>
+                <w:rFonts w:cs="Times New Roman"/>
+              </w:rPr>
+              <w:t>0.2215</w:t>
+            </w:r>
+          </w:p>
+        </w:tc>
+      </w:tr>
+      <w:tr>
+        <w:tc>
+          <w:tcPr>
+            <w:tcW w:type="dxa" w:w="1567"/>
+          </w:tcPr>
+          <w:p>
+            <w:pPr>
+              <w:jc w:val="left"/>
+            </w:pPr>
+            <w:r/>
+            <w:r>
+              <w:rPr>
+                <w:rFonts w:ascii="Times New Roman" w:hAnsi="Times New Roman"/>
+                <w:b w:val="0"/>
+                <w:sz w:val="16"/>
+                <w:rFonts w:cs="Times New Roman"/>
+              </w:rPr>
+              <w:t>floating-through-serenity_92932</w:t>
+            </w:r>
+          </w:p>
+        </w:tc>
+        <w:tc>
+          <w:tcPr>
+            <w:tcW w:type="dxa" w:w="1567"/>
+          </w:tcPr>
+          <w:p>
+            <w:pPr>
+              <w:jc w:val="center"/>
+            </w:pPr>
+            <w:r/>
+            <w:r>
+              <w:rPr>
+                <w:rFonts w:ascii="Times New Roman" w:hAnsi="Times New Roman"/>
+                <w:b w:val="0"/>
+                <w:sz w:val="18"/>
+                <w:rFonts w:cs="Times New Roman"/>
+              </w:rPr>
+              <w:t>0.5752</w:t>
+            </w:r>
+          </w:p>
+        </w:tc>
+        <w:tc>
+          <w:tcPr>
+            <w:tcW w:type="dxa" w:w="1567"/>
+          </w:tcPr>
+          <w:p>
+            <w:pPr>
+              <w:jc w:val="left"/>
+            </w:pPr>
+            <w:r/>
+            <w:r>
+              <w:rPr>
+                <w:rFonts w:ascii="Times New Roman" w:hAnsi="Times New Roman"/>
+                <w:b w:val="0"/>
+                <w:sz w:val="16"/>
+                <w:rFonts w:cs="Times New Roman"/>
+              </w:rPr>
+              <w:t>Хаффман MP3</w:t>
+            </w:r>
+          </w:p>
+        </w:tc>
+        <w:tc>
+          <w:tcPr>
+            <w:tcW w:type="dxa" w:w="1567"/>
+          </w:tcPr>
+          <w:p>
+            <w:pPr>
+              <w:jc w:val="center"/>
+            </w:pPr>
+            <w:r/>
+            <w:r>
+              <w:rPr>
+                <w:rFonts w:ascii="Times New Roman" w:hAnsi="Times New Roman"/>
+                <w:b w:val="0"/>
+                <w:sz w:val="18"/>
+                <w:rFonts w:cs="Times New Roman"/>
+              </w:rPr>
+              <w:t>0.8772</w:t>
+            </w:r>
+          </w:p>
+        </w:tc>
+        <w:tc>
+          <w:tcPr>
+            <w:tcW w:type="dxa" w:w="1567"/>
+          </w:tcPr>
+          <w:p>
+            <w:pPr>
+              <w:jc w:val="left"/>
+            </w:pPr>
+            <w:r/>
+            <w:r>
+              <w:rPr>
+                <w:rFonts w:ascii="Times New Roman" w:hAnsi="Times New Roman"/>
+                <w:b w:val="0"/>
+                <w:sz w:val="16"/>
+                <w:rFonts w:cs="Times New Roman"/>
+              </w:rPr>
+              <w:t>DCT MP3</w:t>
+            </w:r>
+          </w:p>
+        </w:tc>
+        <w:tc>
+          <w:tcPr>
+            <w:tcW w:type="dxa" w:w="1567"/>
+          </w:tcPr>
+          <w:p>
+            <w:pPr>
+              <w:jc w:val="center"/>
+            </w:pPr>
+            <w:r/>
+            <w:r>
+              <w:rPr>
+                <w:rFonts w:ascii="Times New Roman" w:hAnsi="Times New Roman"/>
+                <w:b w:val="0"/>
+                <w:sz w:val="18"/>
+                <w:rFonts w:cs="Times New Roman"/>
+              </w:rPr>
+              <w:t>0.3253</w:t>
+            </w:r>
+          </w:p>
+        </w:tc>
+      </w:tr>
+      <w:tr>
+        <w:tc>
+          <w:tcPr>
+            <w:tcW w:type="dxa" w:w="1567"/>
+          </w:tcPr>
+          <w:p>
+            <w:pPr>
+              <w:jc w:val="left"/>
+            </w:pPr>
+            <w:r/>
+            <w:r>
+              <w:rPr>
+                <w:rFonts w:ascii="Times New Roman" w:hAnsi="Times New Roman"/>
+                <w:b w:val="0"/>
+                <w:sz w:val="16"/>
+                <w:rFonts w:cs="Times New Roman"/>
+              </w:rPr>
+              <w:t>phantom-grooves_90083</w:t>
+            </w:r>
+          </w:p>
+        </w:tc>
+        <w:tc>
+          <w:tcPr>
+            <w:tcW w:type="dxa" w:w="1567"/>
+          </w:tcPr>
+          <w:p>
+            <w:pPr>
+              <w:jc w:val="center"/>
+            </w:pPr>
+            <w:r/>
+            <w:r>
+              <w:rPr>
+                <w:rFonts w:ascii="Times New Roman" w:hAnsi="Times New Roman"/>
+                <w:b w:val="0"/>
+                <w:sz w:val="18"/>
+                <w:rFonts w:cs="Times New Roman"/>
+              </w:rPr>
+              <w:t>0.5650</w:t>
+            </w:r>
+          </w:p>
+        </w:tc>
+        <w:tc>
+          <w:tcPr>
+            <w:tcW w:type="dxa" w:w="1567"/>
+          </w:tcPr>
+          <w:p>
+            <w:pPr>
+              <w:jc w:val="left"/>
+            </w:pPr>
+            <w:r/>
+            <w:r>
+              <w:rPr>
+                <w:rFonts w:ascii="Times New Roman" w:hAnsi="Times New Roman"/>
+                <w:b w:val="0"/>
+                <w:sz w:val="16"/>
+                <w:rFonts w:cs="Times New Roman"/>
+              </w:rPr>
+              <w:t>Хаффман MP3</w:t>
+            </w:r>
+          </w:p>
+        </w:tc>
+        <w:tc>
+          <w:tcPr>
+            <w:tcW w:type="dxa" w:w="1567"/>
+          </w:tcPr>
+          <w:p>
+            <w:pPr>
+              <w:jc w:val="center"/>
+            </w:pPr>
+            <w:r/>
+            <w:r>
+              <w:rPr>
+                <w:rFonts w:ascii="Times New Roman" w:hAnsi="Times New Roman"/>
+                <w:b w:val="0"/>
+                <w:sz w:val="18"/>
+                <w:rFonts w:cs="Times New Roman"/>
+              </w:rPr>
+              <w:t>0.9218</w:t>
+            </w:r>
+          </w:p>
+        </w:tc>
+        <w:tc>
+          <w:tcPr>
+            <w:tcW w:type="dxa" w:w="1567"/>
+          </w:tcPr>
+          <w:p>
+            <w:pPr>
+              <w:jc w:val="left"/>
+            </w:pPr>
+            <w:r/>
+            <w:r>
+              <w:rPr>
+                <w:rFonts w:ascii="Times New Roman" w:hAnsi="Times New Roman"/>
+                <w:b w:val="0"/>
+                <w:sz w:val="16"/>
+                <w:rFonts w:cs="Times New Roman"/>
+              </w:rPr>
+              <w:t>MDCT MP3</w:t>
+            </w:r>
+          </w:p>
+        </w:tc>
+        <w:tc>
+          <w:tcPr>
+            <w:tcW w:type="dxa" w:w="1567"/>
+          </w:tcPr>
+          <w:p>
+            <w:pPr>
+              <w:jc w:val="center"/>
+            </w:pPr>
+            <w:r/>
+            <w:r>
+              <w:rPr>
+                <w:rFonts w:ascii="Times New Roman" w:hAnsi="Times New Roman"/>
+                <w:b w:val="0"/>
+                <w:sz w:val="18"/>
+                <w:rFonts w:cs="Times New Roman"/>
+              </w:rPr>
+              <w:t>0.2935</w:t>
+            </w:r>
+          </w:p>
+        </w:tc>
+      </w:tr>
+    </w:tbl>
+    <w:p>
+      <w:pPr>
+        <w:jc w:val="center"/>
+      </w:pPr>
+      <w:r>
+        <w:rPr>
+          <w:rFonts w:cs="Times New Roman"/>
+          <w:sz w:val="22"/>
+          <w:szCs w:val="22"/>
+        </w:rPr>
+        <w:t xml:space="preserve">Таблица 4.11 – Лучший и худший метод (среди пользовательских реализаций) для аудиофайлов с наибольшим и наименьшим средним Score</w:t>
+      </w:r>
+    </w:p>
+    <w:p>
+      <w:pPr>
+        <w:ind w:firstLine="709"/>
+      </w:pPr>
+      <w:r>
+        <w:rPr>
+          <w:rFonts w:cs="Times New Roman"/>
+          <w:sz w:val="24"/>
+          <w:szCs w:val="24"/>
+        </w:rPr>
+        <w:t xml:space="preserve">Анализ данных таблицы 4.11 показывает, что Хаффман MP3 является лучшим методом среди пользовательских реализаций для подавляющего большинства аудиофайлов (86,2% случаев, 69 из 80 файлов). Для оставшихся 13,8% файлов (11 из 80) лучшим методом является Розенброк MP3, что указывает на наличие специфического типа контента, для которого нелинейное сглаживание Розенброка обеспечивает более высокое качество. В наихудшем результате стабильно демонстрирует себя MDCT MP3 (85,0% случаев), что обусловлено проблемами в текущей реализации модифицированного дискретного косинусного преобразования.</w:t>
+      </w:r>
+    </w:p>
+    <w:p>
+      <w:pPr>
+        <w:ind w:firstLine="709"/>
+      </w:pPr>
+      <w:r>
+        <w:rPr>
+          <w:rFonts w:cs="Times New Roman"/>
+          <w:sz w:val="24"/>
+          <w:szCs w:val="24"/>
+        </w:rPr>
+        <w:t xml:space="preserve">Разброс средних значений Score между файлами составляет всего 0,122 балла (от 0,565 для phantom-grooves до 0,687 для retro-waves-of-love), что значительно меньше разброса между методами (0,128 для Daubechies DWT до 0,992 для Стандартного MP3). Это подтверждает, что выбор метода обработки является доминирующим фактором качества, в то время как тип аудиоконтента оказывает вторичное влияние на результат.</w:t>
+      </w:r>
+    </w:p>
+    <w:p>
+      <w:pPr>
+        <w:jc w:val="center"/>
+      </w:pPr>
+      <w:r>
+        <w:rPr>
+          <w:rFonts w:cs="Times New Roman"/>
+          <w:sz w:val="22"/>
+          <w:szCs w:val="22"/>
+        </w:rPr>
+        <w:t xml:space="preserve">[Место для диаграммы] Рисунок 4.18 – Диаграмма распределения лучшего метода обработки по аудиофайлам на основе данных таблицы 4.11</w:t>
+      </w:r>
+    </w:p>
+    <w:p>
+      <w:pPr>
         <w:pStyle w:val="21"/>
         <w:rPr>
           <w:rFonts w:ascii="Times New Roman" w:hAnsi="Times New Roman" w:cs="Times New Roman"/>
@@ -18080,6 +19579,19 @@
           <w:lang w:val="ru-RU"/>
         </w:rPr>
         <w:t>, а также оценка применимости в конкретных сценариях использования.</w:t>
+      </w:r>
+    </w:p>
+    <w:p>
+      <w:pPr>
+        <w:jc w:val="center"/>
+      </w:pPr>
+      <w:r>
+        <w:rPr>
+          <w:rFonts w:cs="Times New Roman"/>
+          <w:sz w:val="22"/>
+          <w:szCs w:val="22"/>
+        </w:rPr>
+        <w:t xml:space="preserve">[Место для диаграммы] Рисунок 4.19 – Радарная диаграмма сравнения метода FWHT с остальными методами по ключевым метрикам (SNR, PESQ, STOI, LSD, Score, время) на основе данных таблицы 4.6</w:t>
       </w:r>
     </w:p>
     <w:p>
@@ -23100,6 +24612,1290 @@
           <w:lang w:val="ru-RU"/>
         </w:rPr>
         <w:t xml:space="preserve"> наименьшая среди работоспособных методов, что ограничивает его привлекательность с экономической точки зрения в текущей реализации.</w:t>
+      </w:r>
+    </w:p>
+    <w:p>
+      <w:pPr>
+        <w:ind w:firstLine="709"/>
+      </w:pPr>
+      <w:r>
+        <w:rPr>
+          <w:rFonts w:cs="Times New Roman"/>
+          <w:sz w:val="24"/>
+          <w:szCs w:val="24"/>
+        </w:rPr>
+        <w:t xml:space="preserve">Детальные показатели экономической эффективности для каждого из девяти методов представлены в таблице 4.12.</w:t>
+      </w:r>
+    </w:p>
+    <w:tbl>
+      <w:tblPr>
+        <w:tblStyle w:val="aff0"/>
+        <w:tblW w:type="auto" w:w="0"/>
+        <w:tblLook w:firstColumn="1" w:firstRow="1" w:lastColumn="0" w:lastRow="0" w:noHBand="0" w:noVBand="1" w:val="04A0"/>
+      </w:tblPr>
+      <w:tblGrid>
+        <w:gridCol w:w="1567"/>
+        <w:gridCol w:w="1567"/>
+        <w:gridCol w:w="1567"/>
+        <w:gridCol w:w="1567"/>
+        <w:gridCol w:w="1567"/>
+        <w:gridCol w:w="1567"/>
+      </w:tblGrid>
+      <w:tr>
+        <w:tc>
+          <w:tcPr>
+            <w:tcW w:type="dxa" w:w="1567"/>
+            <w:shd w:fill="D9E2F3" w:val="clear"/>
+          </w:tcPr>
+          <w:p>
+            <w:pPr>
+              <w:jc w:val="center"/>
+            </w:pPr>
+            <w:r/>
+            <w:r>
+              <w:rPr>
+                <w:rFonts w:ascii="Times New Roman" w:hAnsi="Times New Roman"/>
+                <w:b/>
+                <w:sz w:val="18"/>
+                <w:rFonts w:cs="Times New Roman"/>
+              </w:rPr>
+              <w:t>Метод</w:t>
+            </w:r>
+          </w:p>
+        </w:tc>
+        <w:tc>
+          <w:tcPr>
+            <w:tcW w:type="dxa" w:w="1567"/>
+            <w:shd w:fill="D9E2F3" w:val="clear"/>
+          </w:tcPr>
+          <w:p>
+            <w:pPr>
+              <w:jc w:val="center"/>
+            </w:pPr>
+            <w:r/>
+            <w:r>
+              <w:rPr>
+                <w:rFonts w:ascii="Times New Roman" w:hAnsi="Times New Roman"/>
+                <w:b/>
+                <w:sz w:val="18"/>
+                <w:rFonts w:cs="Times New Roman"/>
+              </w:rPr>
+              <w:t>Ср. размер</w:t>
+              <w:br/>
+              <w:t>(МБ)</w:t>
+            </w:r>
+          </w:p>
+        </w:tc>
+        <w:tc>
+          <w:tcPr>
+            <w:tcW w:type="dxa" w:w="1567"/>
+            <w:shd w:fill="D9E2F3" w:val="clear"/>
+          </w:tcPr>
+          <w:p>
+            <w:pPr>
+              <w:jc w:val="center"/>
+            </w:pPr>
+            <w:r/>
+            <w:r>
+              <w:rPr>
+                <w:rFonts w:ascii="Times New Roman" w:hAnsi="Times New Roman"/>
+                <w:b/>
+                <w:sz w:val="18"/>
+                <w:rFonts w:cs="Times New Roman"/>
+              </w:rPr>
+              <w:t>Экономия</w:t>
+              <w:br/>
+              <w:t>(% vs MP3)</w:t>
+            </w:r>
+          </w:p>
+        </w:tc>
+        <w:tc>
+          <w:tcPr>
+            <w:tcW w:type="dxa" w:w="1567"/>
+            <w:shd w:fill="D9E2F3" w:val="clear"/>
+          </w:tcPr>
+          <w:p>
+            <w:pPr>
+              <w:jc w:val="center"/>
+            </w:pPr>
+            <w:r/>
+            <w:r>
+              <w:rPr>
+                <w:rFonts w:ascii="Times New Roman" w:hAnsi="Times New Roman"/>
+                <w:b/>
+                <w:sz w:val="18"/>
+                <w:rFonts w:cs="Times New Roman"/>
+              </w:rPr>
+              <w:t>Ср. Score</w:t>
+            </w:r>
+          </w:p>
+        </w:tc>
+        <w:tc>
+          <w:tcPr>
+            <w:tcW w:type="dxa" w:w="1567"/>
+            <w:shd w:fill="D9E2F3" w:val="clear"/>
+          </w:tcPr>
+          <w:p>
+            <w:pPr>
+              <w:jc w:val="center"/>
+            </w:pPr>
+            <w:r/>
+            <w:r>
+              <w:rPr>
+                <w:rFonts w:ascii="Times New Roman" w:hAnsi="Times New Roman"/>
+                <w:b/>
+                <w:sz w:val="18"/>
+                <w:rFonts w:cs="Times New Roman"/>
+              </w:rPr>
+              <w:t>Время (с)</w:t>
+            </w:r>
+          </w:p>
+        </w:tc>
+        <w:tc>
+          <w:tcPr>
+            <w:tcW w:type="dxa" w:w="1567"/>
+            <w:shd w:fill="D9E2F3" w:val="clear"/>
+          </w:tcPr>
+          <w:p>
+            <w:pPr>
+              <w:jc w:val="center"/>
+            </w:pPr>
+            <w:r/>
+            <w:r>
+              <w:rPr>
+                <w:rFonts w:ascii="Times New Roman" w:hAnsi="Times New Roman"/>
+                <w:b/>
+                <w:sz w:val="18"/>
+                <w:rFonts w:cs="Times New Roman"/>
+              </w:rPr>
+              <w:t>Score/МБ</w:t>
+            </w:r>
+          </w:p>
+        </w:tc>
+      </w:tr>
+      <w:tr>
+        <w:tc>
+          <w:tcPr>
+            <w:tcW w:type="dxa" w:w="1567"/>
+          </w:tcPr>
+          <w:p>
+            <w:pPr>
+              <w:jc w:val="left"/>
+            </w:pPr>
+            <w:r/>
+            <w:r>
+              <w:rPr>
+                <w:rFonts w:ascii="Times New Roman" w:hAnsi="Times New Roman"/>
+                <w:b w:val="0"/>
+                <w:sz w:val="16"/>
+                <w:rFonts w:cs="Times New Roman"/>
+              </w:rPr>
+              <w:t>Стандартный MP3</w:t>
+            </w:r>
+          </w:p>
+        </w:tc>
+        <w:tc>
+          <w:tcPr>
+            <w:tcW w:type="dxa" w:w="1567"/>
+          </w:tcPr>
+          <w:p>
+            <w:pPr>
+              <w:jc w:val="center"/>
+            </w:pPr>
+            <w:r/>
+            <w:r>
+              <w:rPr>
+                <w:rFonts w:ascii="Times New Roman" w:hAnsi="Times New Roman"/>
+                <w:b w:val="0"/>
+                <w:sz w:val="18"/>
+                <w:rFonts w:cs="Times New Roman"/>
+              </w:rPr>
+              <w:t>2.687</w:t>
+            </w:r>
+          </w:p>
+        </w:tc>
+        <w:tc>
+          <w:tcPr>
+            <w:tcW w:type="dxa" w:w="1567"/>
+          </w:tcPr>
+          <w:p>
+            <w:pPr>
+              <w:jc w:val="center"/>
+            </w:pPr>
+            <w:r/>
+            <w:r>
+              <w:rPr>
+                <w:rFonts w:ascii="Times New Roman" w:hAnsi="Times New Roman"/>
+                <w:b w:val="0"/>
+                <w:sz w:val="18"/>
+                <w:rFonts w:cs="Times New Roman"/>
+              </w:rPr>
+              <w:t>0.0</w:t>
+            </w:r>
+          </w:p>
+        </w:tc>
+        <w:tc>
+          <w:tcPr>
+            <w:tcW w:type="dxa" w:w="1567"/>
+          </w:tcPr>
+          <w:p>
+            <w:pPr>
+              <w:jc w:val="center"/>
+            </w:pPr>
+            <w:r/>
+            <w:r>
+              <w:rPr>
+                <w:rFonts w:ascii="Times New Roman" w:hAnsi="Times New Roman"/>
+                <w:b w:val="0"/>
+                <w:sz w:val="18"/>
+                <w:rFonts w:cs="Times New Roman"/>
+              </w:rPr>
+              <w:t>0.9920</w:t>
+            </w:r>
+          </w:p>
+        </w:tc>
+        <w:tc>
+          <w:tcPr>
+            <w:tcW w:type="dxa" w:w="1567"/>
+          </w:tcPr>
+          <w:p>
+            <w:pPr>
+              <w:jc w:val="center"/>
+            </w:pPr>
+            <w:r/>
+            <w:r>
+              <w:rPr>
+                <w:rFonts w:ascii="Times New Roman" w:hAnsi="Times New Roman"/>
+                <w:b w:val="0"/>
+                <w:sz w:val="18"/>
+                <w:rFonts w:cs="Times New Roman"/>
+              </w:rPr>
+              <w:t>0.94</w:t>
+            </w:r>
+          </w:p>
+        </w:tc>
+        <w:tc>
+          <w:tcPr>
+            <w:tcW w:type="dxa" w:w="1567"/>
+          </w:tcPr>
+          <w:p>
+            <w:pPr>
+              <w:jc w:val="center"/>
+            </w:pPr>
+            <w:r/>
+            <w:r>
+              <w:rPr>
+                <w:rFonts w:ascii="Times New Roman" w:hAnsi="Times New Roman"/>
+                <w:b w:val="0"/>
+                <w:sz w:val="18"/>
+                <w:rFonts w:cs="Times New Roman"/>
+              </w:rPr>
+              <w:t>0.369</w:t>
+            </w:r>
+          </w:p>
+        </w:tc>
+      </w:tr>
+      <w:tr>
+        <w:tc>
+          <w:tcPr>
+            <w:tcW w:type="dxa" w:w="1567"/>
+          </w:tcPr>
+          <w:p>
+            <w:pPr>
+              <w:jc w:val="left"/>
+            </w:pPr>
+            <w:r/>
+            <w:r>
+              <w:rPr>
+                <w:rFonts w:ascii="Times New Roman" w:hAnsi="Times New Roman"/>
+                <w:b w:val="0"/>
+                <w:sz w:val="16"/>
+                <w:rFonts w:cs="Times New Roman"/>
+              </w:rPr>
+              <w:t>Хаффман MP3</w:t>
+            </w:r>
+          </w:p>
+        </w:tc>
+        <w:tc>
+          <w:tcPr>
+            <w:tcW w:type="dxa" w:w="1567"/>
+          </w:tcPr>
+          <w:p>
+            <w:pPr>
+              <w:jc w:val="center"/>
+            </w:pPr>
+            <w:r/>
+            <w:r>
+              <w:rPr>
+                <w:rFonts w:ascii="Times New Roman" w:hAnsi="Times New Roman"/>
+                <w:b w:val="0"/>
+                <w:sz w:val="18"/>
+                <w:rFonts w:cs="Times New Roman"/>
+              </w:rPr>
+              <w:t>1.337</w:t>
+            </w:r>
+          </w:p>
+        </w:tc>
+        <w:tc>
+          <w:tcPr>
+            <w:tcW w:type="dxa" w:w="1567"/>
+          </w:tcPr>
+          <w:p>
+            <w:pPr>
+              <w:jc w:val="center"/>
+            </w:pPr>
+            <w:r/>
+            <w:r>
+              <w:rPr>
+                <w:rFonts w:ascii="Times New Roman" w:hAnsi="Times New Roman"/>
+                <w:b w:val="0"/>
+                <w:sz w:val="18"/>
+                <w:rFonts w:cs="Times New Roman"/>
+              </w:rPr>
+              <w:t>50.2</w:t>
+            </w:r>
+          </w:p>
+        </w:tc>
+        <w:tc>
+          <w:tcPr>
+            <w:tcW w:type="dxa" w:w="1567"/>
+          </w:tcPr>
+          <w:p>
+            <w:pPr>
+              <w:jc w:val="center"/>
+            </w:pPr>
+            <w:r/>
+            <w:r>
+              <w:rPr>
+                <w:rFonts w:ascii="Times New Roman" w:hAnsi="Times New Roman"/>
+                <w:b w:val="0"/>
+                <w:sz w:val="18"/>
+                <w:rFonts w:cs="Times New Roman"/>
+              </w:rPr>
+              <w:t>0.9147</w:t>
+            </w:r>
+          </w:p>
+        </w:tc>
+        <w:tc>
+          <w:tcPr>
+            <w:tcW w:type="dxa" w:w="1567"/>
+          </w:tcPr>
+          <w:p>
+            <w:pPr>
+              <w:jc w:val="center"/>
+            </w:pPr>
+            <w:r/>
+            <w:r>
+              <w:rPr>
+                <w:rFonts w:ascii="Times New Roman" w:hAnsi="Times New Roman"/>
+                <w:b w:val="0"/>
+                <w:sz w:val="18"/>
+                <w:rFonts w:cs="Times New Roman"/>
+              </w:rPr>
+              <w:t>0.71</w:t>
+            </w:r>
+          </w:p>
+        </w:tc>
+        <w:tc>
+          <w:tcPr>
+            <w:tcW w:type="dxa" w:w="1567"/>
+          </w:tcPr>
+          <w:p>
+            <w:pPr>
+              <w:jc w:val="center"/>
+            </w:pPr>
+            <w:r/>
+            <w:r>
+              <w:rPr>
+                <w:rFonts w:ascii="Times New Roman" w:hAnsi="Times New Roman"/>
+                <w:b w:val="0"/>
+                <w:sz w:val="18"/>
+                <w:rFonts w:cs="Times New Roman"/>
+              </w:rPr>
+              <w:t>0.684</w:t>
+            </w:r>
+          </w:p>
+        </w:tc>
+      </w:tr>
+      <w:tr>
+        <w:tc>
+          <w:tcPr>
+            <w:tcW w:type="dxa" w:w="1567"/>
+          </w:tcPr>
+          <w:p>
+            <w:pPr>
+              <w:jc w:val="left"/>
+            </w:pPr>
+            <w:r/>
+            <w:r>
+              <w:rPr>
+                <w:rFonts w:ascii="Times New Roman" w:hAnsi="Times New Roman"/>
+                <w:b w:val="0"/>
+                <w:sz w:val="16"/>
+                <w:rFonts w:cs="Times New Roman"/>
+              </w:rPr>
+              <w:t>Розенброк MP3</w:t>
+            </w:r>
+          </w:p>
+        </w:tc>
+        <w:tc>
+          <w:tcPr>
+            <w:tcW w:type="dxa" w:w="1567"/>
+          </w:tcPr>
+          <w:p>
+            <w:pPr>
+              <w:jc w:val="center"/>
+            </w:pPr>
+            <w:r/>
+            <w:r>
+              <w:rPr>
+                <w:rFonts w:ascii="Times New Roman" w:hAnsi="Times New Roman"/>
+                <w:b w:val="0"/>
+                <w:sz w:val="18"/>
+                <w:rFonts w:cs="Times New Roman"/>
+              </w:rPr>
+              <w:t>1.265</w:t>
+            </w:r>
+          </w:p>
+        </w:tc>
+        <w:tc>
+          <w:tcPr>
+            <w:tcW w:type="dxa" w:w="1567"/>
+          </w:tcPr>
+          <w:p>
+            <w:pPr>
+              <w:jc w:val="center"/>
+            </w:pPr>
+            <w:r/>
+            <w:r>
+              <w:rPr>
+                <w:rFonts w:ascii="Times New Roman" w:hAnsi="Times New Roman"/>
+                <w:b w:val="0"/>
+                <w:sz w:val="18"/>
+                <w:rFonts w:cs="Times New Roman"/>
+              </w:rPr>
+              <w:t>52.9</w:t>
+            </w:r>
+          </w:p>
+        </w:tc>
+        <w:tc>
+          <w:tcPr>
+            <w:tcW w:type="dxa" w:w="1567"/>
+          </w:tcPr>
+          <w:p>
+            <w:pPr>
+              <w:jc w:val="center"/>
+            </w:pPr>
+            <w:r/>
+            <w:r>
+              <w:rPr>
+                <w:rFonts w:ascii="Times New Roman" w:hAnsi="Times New Roman"/>
+                <w:b w:val="0"/>
+                <w:sz w:val="18"/>
+                <w:rFonts w:cs="Times New Roman"/>
+              </w:rPr>
+              <w:t>0.8665</w:t>
+            </w:r>
+          </w:p>
+        </w:tc>
+        <w:tc>
+          <w:tcPr>
+            <w:tcW w:type="dxa" w:w="1567"/>
+          </w:tcPr>
+          <w:p>
+            <w:pPr>
+              <w:jc w:val="center"/>
+            </w:pPr>
+            <w:r/>
+            <w:r>
+              <w:rPr>
+                <w:rFonts w:ascii="Times New Roman" w:hAnsi="Times New Roman"/>
+                <w:b w:val="0"/>
+                <w:sz w:val="18"/>
+                <w:rFonts w:cs="Times New Roman"/>
+              </w:rPr>
+              <w:t>0.57</w:t>
+            </w:r>
+          </w:p>
+        </w:tc>
+        <w:tc>
+          <w:tcPr>
+            <w:tcW w:type="dxa" w:w="1567"/>
+          </w:tcPr>
+          <w:p>
+            <w:pPr>
+              <w:jc w:val="center"/>
+            </w:pPr>
+            <w:r/>
+            <w:r>
+              <w:rPr>
+                <w:rFonts w:ascii="Times New Roman" w:hAnsi="Times New Roman"/>
+                <w:b w:val="0"/>
+                <w:sz w:val="18"/>
+                <w:rFonts w:cs="Times New Roman"/>
+              </w:rPr>
+              <w:t>0.685</w:t>
+            </w:r>
+          </w:p>
+        </w:tc>
+      </w:tr>
+      <w:tr>
+        <w:tc>
+          <w:tcPr>
+            <w:tcW w:type="dxa" w:w="1567"/>
+          </w:tcPr>
+          <w:p>
+            <w:pPr>
+              <w:jc w:val="left"/>
+            </w:pPr>
+            <w:r/>
+            <w:r>
+              <w:rPr>
+                <w:rFonts w:ascii="Times New Roman" w:hAnsi="Times New Roman"/>
+                <w:b w:val="0"/>
+                <w:sz w:val="16"/>
+                <w:rFonts w:cs="Times New Roman"/>
+              </w:rPr>
+              <w:t>DWT MP3</w:t>
+            </w:r>
+          </w:p>
+        </w:tc>
+        <w:tc>
+          <w:tcPr>
+            <w:tcW w:type="dxa" w:w="1567"/>
+          </w:tcPr>
+          <w:p>
+            <w:pPr>
+              <w:jc w:val="center"/>
+            </w:pPr>
+            <w:r/>
+            <w:r>
+              <w:rPr>
+                <w:rFonts w:ascii="Times New Roman" w:hAnsi="Times New Roman"/>
+                <w:b w:val="0"/>
+                <w:sz w:val="18"/>
+                <w:rFonts w:cs="Times New Roman"/>
+              </w:rPr>
+              <w:t>1.539</w:t>
+            </w:r>
+          </w:p>
+        </w:tc>
+        <w:tc>
+          <w:tcPr>
+            <w:tcW w:type="dxa" w:w="1567"/>
+          </w:tcPr>
+          <w:p>
+            <w:pPr>
+              <w:jc w:val="center"/>
+            </w:pPr>
+            <w:r/>
+            <w:r>
+              <w:rPr>
+                <w:rFonts w:ascii="Times New Roman" w:hAnsi="Times New Roman"/>
+                <w:b w:val="0"/>
+                <w:sz w:val="18"/>
+                <w:rFonts w:cs="Times New Roman"/>
+              </w:rPr>
+              <w:t>42.7</w:t>
+            </w:r>
+          </w:p>
+        </w:tc>
+        <w:tc>
+          <w:tcPr>
+            <w:tcW w:type="dxa" w:w="1567"/>
+          </w:tcPr>
+          <w:p>
+            <w:pPr>
+              <w:jc w:val="center"/>
+            </w:pPr>
+            <w:r/>
+            <w:r>
+              <w:rPr>
+                <w:rFonts w:ascii="Times New Roman" w:hAnsi="Times New Roman"/>
+                <w:b w:val="0"/>
+                <w:sz w:val="18"/>
+                <w:rFonts w:cs="Times New Roman"/>
+              </w:rPr>
+              <w:t>0.6885</w:t>
+            </w:r>
+          </w:p>
+        </w:tc>
+        <w:tc>
+          <w:tcPr>
+            <w:tcW w:type="dxa" w:w="1567"/>
+          </w:tcPr>
+          <w:p>
+            <w:pPr>
+              <w:jc w:val="center"/>
+            </w:pPr>
+            <w:r/>
+            <w:r>
+              <w:rPr>
+                <w:rFonts w:ascii="Times New Roman" w:hAnsi="Times New Roman"/>
+                <w:b w:val="0"/>
+                <w:sz w:val="18"/>
+                <w:rFonts w:cs="Times New Roman"/>
+              </w:rPr>
+              <w:t>1.63</w:t>
+            </w:r>
+          </w:p>
+        </w:tc>
+        <w:tc>
+          <w:tcPr>
+            <w:tcW w:type="dxa" w:w="1567"/>
+          </w:tcPr>
+          <w:p>
+            <w:pPr>
+              <w:jc w:val="center"/>
+            </w:pPr>
+            <w:r/>
+            <w:r>
+              <w:rPr>
+                <w:rFonts w:ascii="Times New Roman" w:hAnsi="Times New Roman"/>
+                <w:b w:val="0"/>
+                <w:sz w:val="18"/>
+                <w:rFonts w:cs="Times New Roman"/>
+              </w:rPr>
+              <w:t>0.447</w:t>
+            </w:r>
+          </w:p>
+        </w:tc>
+      </w:tr>
+      <w:tr>
+        <w:tc>
+          <w:tcPr>
+            <w:tcW w:type="dxa" w:w="1567"/>
+          </w:tcPr>
+          <w:p>
+            <w:pPr>
+              <w:jc w:val="left"/>
+            </w:pPr>
+            <w:r/>
+            <w:r>
+              <w:rPr>
+                <w:rFonts w:ascii="Times New Roman" w:hAnsi="Times New Roman"/>
+                <w:b w:val="0"/>
+                <w:sz w:val="16"/>
+                <w:rFonts w:cs="Times New Roman"/>
+              </w:rPr>
+              <w:t>FWHT MP3</w:t>
+            </w:r>
+          </w:p>
+        </w:tc>
+        <w:tc>
+          <w:tcPr>
+            <w:tcW w:type="dxa" w:w="1567"/>
+          </w:tcPr>
+          <w:p>
+            <w:pPr>
+              <w:jc w:val="center"/>
+            </w:pPr>
+            <w:r/>
+            <w:r>
+              <w:rPr>
+                <w:rFonts w:ascii="Times New Roman" w:hAnsi="Times New Roman"/>
+                <w:b w:val="0"/>
+                <w:sz w:val="18"/>
+                <w:rFonts w:cs="Times New Roman"/>
+              </w:rPr>
+              <w:t>1.440</w:t>
+            </w:r>
+          </w:p>
+        </w:tc>
+        <w:tc>
+          <w:tcPr>
+            <w:tcW w:type="dxa" w:w="1567"/>
+          </w:tcPr>
+          <w:p>
+            <w:pPr>
+              <w:jc w:val="center"/>
+            </w:pPr>
+            <w:r/>
+            <w:r>
+              <w:rPr>
+                <w:rFonts w:ascii="Times New Roman" w:hAnsi="Times New Roman"/>
+                <w:b w:val="0"/>
+                <w:sz w:val="18"/>
+                <w:rFonts w:cs="Times New Roman"/>
+              </w:rPr>
+              <w:t>46.4</w:t>
+            </w:r>
+          </w:p>
+        </w:tc>
+        <w:tc>
+          <w:tcPr>
+            <w:tcW w:type="dxa" w:w="1567"/>
+          </w:tcPr>
+          <w:p>
+            <w:pPr>
+              <w:jc w:val="center"/>
+            </w:pPr>
+            <w:r/>
+            <w:r>
+              <w:rPr>
+                <w:rFonts w:ascii="Times New Roman" w:hAnsi="Times New Roman"/>
+                <w:b w:val="0"/>
+                <w:sz w:val="18"/>
+                <w:rFonts w:cs="Times New Roman"/>
+              </w:rPr>
+              <w:t>0.6718</w:t>
+            </w:r>
+          </w:p>
+        </w:tc>
+        <w:tc>
+          <w:tcPr>
+            <w:tcW w:type="dxa" w:w="1567"/>
+          </w:tcPr>
+          <w:p>
+            <w:pPr>
+              <w:jc w:val="center"/>
+            </w:pPr>
+            <w:r/>
+            <w:r>
+              <w:rPr>
+                <w:rFonts w:ascii="Times New Roman" w:hAnsi="Times New Roman"/>
+                <w:b w:val="0"/>
+                <w:sz w:val="18"/>
+                <w:rFonts w:cs="Times New Roman"/>
+              </w:rPr>
+              <w:t>1.96</w:t>
+            </w:r>
+          </w:p>
+        </w:tc>
+        <w:tc>
+          <w:tcPr>
+            <w:tcW w:type="dxa" w:w="1567"/>
+          </w:tcPr>
+          <w:p>
+            <w:pPr>
+              <w:jc w:val="center"/>
+            </w:pPr>
+            <w:r/>
+            <w:r>
+              <w:rPr>
+                <w:rFonts w:ascii="Times New Roman" w:hAnsi="Times New Roman"/>
+                <w:b w:val="0"/>
+                <w:sz w:val="18"/>
+                <w:rFonts w:cs="Times New Roman"/>
+              </w:rPr>
+              <w:t>0.467</w:t>
+            </w:r>
+          </w:p>
+        </w:tc>
+      </w:tr>
+      <w:tr>
+        <w:tc>
+          <w:tcPr>
+            <w:tcW w:type="dxa" w:w="1567"/>
+          </w:tcPr>
+          <w:p>
+            <w:pPr>
+              <w:jc w:val="left"/>
+            </w:pPr>
+            <w:r/>
+            <w:r>
+              <w:rPr>
+                <w:rFonts w:ascii="Times New Roman" w:hAnsi="Times New Roman"/>
+                <w:b w:val="0"/>
+                <w:sz w:val="16"/>
+                <w:rFonts w:cs="Times New Roman"/>
+              </w:rPr>
+              <w:t>MDCT MP3</w:t>
+            </w:r>
+          </w:p>
+        </w:tc>
+        <w:tc>
+          <w:tcPr>
+            <w:tcW w:type="dxa" w:w="1567"/>
+          </w:tcPr>
+          <w:p>
+            <w:pPr>
+              <w:jc w:val="center"/>
+            </w:pPr>
+            <w:r/>
+            <w:r>
+              <w:rPr>
+                <w:rFonts w:ascii="Times New Roman" w:hAnsi="Times New Roman"/>
+                <w:b w:val="0"/>
+                <w:sz w:val="18"/>
+                <w:rFonts w:cs="Times New Roman"/>
+              </w:rPr>
+              <w:t>0.903</w:t>
+            </w:r>
+          </w:p>
+        </w:tc>
+        <w:tc>
+          <w:tcPr>
+            <w:tcW w:type="dxa" w:w="1567"/>
+          </w:tcPr>
+          <w:p>
+            <w:pPr>
+              <w:jc w:val="center"/>
+            </w:pPr>
+            <w:r/>
+            <w:r>
+              <w:rPr>
+                <w:rFonts w:ascii="Times New Roman" w:hAnsi="Times New Roman"/>
+                <w:b w:val="0"/>
+                <w:sz w:val="18"/>
+                <w:rFonts w:cs="Times New Roman"/>
+              </w:rPr>
+              <w:t>66.4</w:t>
+            </w:r>
+          </w:p>
+        </w:tc>
+        <w:tc>
+          <w:tcPr>
+            <w:tcW w:type="dxa" w:w="1567"/>
+          </w:tcPr>
+          <w:p>
+            <w:pPr>
+              <w:jc w:val="center"/>
+            </w:pPr>
+            <w:r/>
+            <w:r>
+              <w:rPr>
+                <w:rFonts w:ascii="Times New Roman" w:hAnsi="Times New Roman"/>
+                <w:b w:val="0"/>
+                <w:sz w:val="18"/>
+                <w:rFonts w:cs="Times New Roman"/>
+              </w:rPr>
+              <w:t>0.4231</w:t>
+            </w:r>
+          </w:p>
+        </w:tc>
+        <w:tc>
+          <w:tcPr>
+            <w:tcW w:type="dxa" w:w="1567"/>
+          </w:tcPr>
+          <w:p>
+            <w:pPr>
+              <w:jc w:val="center"/>
+            </w:pPr>
+            <w:r/>
+            <w:r>
+              <w:rPr>
+                <w:rFonts w:ascii="Times New Roman" w:hAnsi="Times New Roman"/>
+                <w:b w:val="0"/>
+                <w:sz w:val="18"/>
+                <w:rFonts w:cs="Times New Roman"/>
+              </w:rPr>
+              <w:t>3.08</w:t>
+            </w:r>
+          </w:p>
+        </w:tc>
+        <w:tc>
+          <w:tcPr>
+            <w:tcW w:type="dxa" w:w="1567"/>
+          </w:tcPr>
+          <w:p>
+            <w:pPr>
+              <w:jc w:val="center"/>
+            </w:pPr>
+            <w:r/>
+            <w:r>
+              <w:rPr>
+                <w:rFonts w:ascii="Times New Roman" w:hAnsi="Times New Roman"/>
+                <w:b w:val="0"/>
+                <w:sz w:val="18"/>
+                <w:rFonts w:cs="Times New Roman"/>
+              </w:rPr>
+              <w:t>0.469</w:t>
+            </w:r>
+          </w:p>
+        </w:tc>
+      </w:tr>
+      <w:tr>
+        <w:tc>
+          <w:tcPr>
+            <w:tcW w:type="dxa" w:w="1567"/>
+          </w:tcPr>
+          <w:p>
+            <w:pPr>
+              <w:jc w:val="left"/>
+            </w:pPr>
+            <w:r/>
+            <w:r>
+              <w:rPr>
+                <w:rFonts w:ascii="Times New Roman" w:hAnsi="Times New Roman"/>
+                <w:b w:val="0"/>
+                <w:sz w:val="16"/>
+                <w:rFonts w:cs="Times New Roman"/>
+              </w:rPr>
+              <w:t>FFT MP3</w:t>
+            </w:r>
+          </w:p>
+        </w:tc>
+        <w:tc>
+          <w:tcPr>
+            <w:tcW w:type="dxa" w:w="1567"/>
+          </w:tcPr>
+          <w:p>
+            <w:pPr>
+              <w:jc w:val="center"/>
+            </w:pPr>
+            <w:r/>
+            <w:r>
+              <w:rPr>
+                <w:rFonts w:ascii="Times New Roman" w:hAnsi="Times New Roman"/>
+                <w:b w:val="0"/>
+                <w:sz w:val="18"/>
+                <w:rFonts w:cs="Times New Roman"/>
+              </w:rPr>
+              <w:t>0.755</w:t>
+            </w:r>
+          </w:p>
+        </w:tc>
+        <w:tc>
+          <w:tcPr>
+            <w:tcW w:type="dxa" w:w="1567"/>
+          </w:tcPr>
+          <w:p>
+            <w:pPr>
+              <w:jc w:val="center"/>
+            </w:pPr>
+            <w:r/>
+            <w:r>
+              <w:rPr>
+                <w:rFonts w:ascii="Times New Roman" w:hAnsi="Times New Roman"/>
+                <w:b w:val="0"/>
+                <w:sz w:val="18"/>
+                <w:rFonts w:cs="Times New Roman"/>
+              </w:rPr>
+              <w:t>71.9</w:t>
+            </w:r>
+          </w:p>
+        </w:tc>
+        <w:tc>
+          <w:tcPr>
+            <w:tcW w:type="dxa" w:w="1567"/>
+          </w:tcPr>
+          <w:p>
+            <w:pPr>
+              <w:jc w:val="center"/>
+            </w:pPr>
+            <w:r/>
+            <w:r>
+              <w:rPr>
+                <w:rFonts w:ascii="Times New Roman" w:hAnsi="Times New Roman"/>
+                <w:b w:val="0"/>
+                <w:sz w:val="18"/>
+                <w:rFonts w:cs="Times New Roman"/>
+              </w:rPr>
+              <w:t>0.5577</w:t>
+            </w:r>
+          </w:p>
+        </w:tc>
+        <w:tc>
+          <w:tcPr>
+            <w:tcW w:type="dxa" w:w="1567"/>
+          </w:tcPr>
+          <w:p>
+            <w:pPr>
+              <w:jc w:val="center"/>
+            </w:pPr>
+            <w:r/>
+            <w:r>
+              <w:rPr>
+                <w:rFonts w:ascii="Times New Roman" w:hAnsi="Times New Roman"/>
+                <w:b w:val="0"/>
+                <w:sz w:val="18"/>
+                <w:rFonts w:cs="Times New Roman"/>
+              </w:rPr>
+              <w:t>1.11</w:t>
+            </w:r>
+          </w:p>
+        </w:tc>
+        <w:tc>
+          <w:tcPr>
+            <w:tcW w:type="dxa" w:w="1567"/>
+          </w:tcPr>
+          <w:p>
+            <w:pPr>
+              <w:jc w:val="center"/>
+            </w:pPr>
+            <w:r/>
+            <w:r>
+              <w:rPr>
+                <w:rFonts w:ascii="Times New Roman" w:hAnsi="Times New Roman"/>
+                <w:b w:val="0"/>
+                <w:sz w:val="18"/>
+                <w:rFonts w:cs="Times New Roman"/>
+              </w:rPr>
+              <w:t>0.739</w:t>
+            </w:r>
+          </w:p>
+        </w:tc>
+      </w:tr>
+      <w:tr>
+        <w:tc>
+          <w:tcPr>
+            <w:tcW w:type="dxa" w:w="1567"/>
+          </w:tcPr>
+          <w:p>
+            <w:pPr>
+              <w:jc w:val="left"/>
+            </w:pPr>
+            <w:r/>
+            <w:r>
+              <w:rPr>
+                <w:rFonts w:ascii="Times New Roman" w:hAnsi="Times New Roman"/>
+                <w:b w:val="0"/>
+                <w:sz w:val="16"/>
+                <w:rFonts w:cs="Times New Roman"/>
+              </w:rPr>
+              <w:t>DCT MP3</w:t>
+            </w:r>
+          </w:p>
+        </w:tc>
+        <w:tc>
+          <w:tcPr>
+            <w:tcW w:type="dxa" w:w="1567"/>
+          </w:tcPr>
+          <w:p>
+            <w:pPr>
+              <w:jc w:val="center"/>
+            </w:pPr>
+            <w:r/>
+            <w:r>
+              <w:rPr>
+                <w:rFonts w:ascii="Times New Roman" w:hAnsi="Times New Roman"/>
+                <w:b w:val="0"/>
+                <w:sz w:val="18"/>
+                <w:rFonts w:cs="Times New Roman"/>
+              </w:rPr>
+              <w:t>0.787</w:t>
+            </w:r>
+          </w:p>
+        </w:tc>
+        <w:tc>
+          <w:tcPr>
+            <w:tcW w:type="dxa" w:w="1567"/>
+          </w:tcPr>
+          <w:p>
+            <w:pPr>
+              <w:jc w:val="center"/>
+            </w:pPr>
+            <w:r/>
+            <w:r>
+              <w:rPr>
+                <w:rFonts w:ascii="Times New Roman" w:hAnsi="Times New Roman"/>
+                <w:b w:val="0"/>
+                <w:sz w:val="18"/>
+                <w:rFonts w:cs="Times New Roman"/>
+              </w:rPr>
+              <w:t>70.7</w:t>
+            </w:r>
+          </w:p>
+        </w:tc>
+        <w:tc>
+          <w:tcPr>
+            <w:tcW w:type="dxa" w:w="1567"/>
+          </w:tcPr>
+          <w:p>
+            <w:pPr>
+              <w:jc w:val="center"/>
+            </w:pPr>
+            <w:r/>
+            <w:r>
+              <w:rPr>
+                <w:rFonts w:ascii="Times New Roman" w:hAnsi="Times New Roman"/>
+                <w:b w:val="0"/>
+                <w:sz w:val="18"/>
+                <w:rFonts w:cs="Times New Roman"/>
+              </w:rPr>
+              <w:t>0.5450</w:t>
+            </w:r>
+          </w:p>
+        </w:tc>
+        <w:tc>
+          <w:tcPr>
+            <w:tcW w:type="dxa" w:w="1567"/>
+          </w:tcPr>
+          <w:p>
+            <w:pPr>
+              <w:jc w:val="center"/>
+            </w:pPr>
+            <w:r/>
+            <w:r>
+              <w:rPr>
+                <w:rFonts w:ascii="Times New Roman" w:hAnsi="Times New Roman"/>
+                <w:b w:val="0"/>
+                <w:sz w:val="18"/>
+                <w:rFonts w:cs="Times New Roman"/>
+              </w:rPr>
+              <w:t>1.97</w:t>
+            </w:r>
+          </w:p>
+        </w:tc>
+        <w:tc>
+          <w:tcPr>
+            <w:tcW w:type="dxa" w:w="1567"/>
+          </w:tcPr>
+          <w:p>
+            <w:pPr>
+              <w:jc w:val="center"/>
+            </w:pPr>
+            <w:r/>
+            <w:r>
+              <w:rPr>
+                <w:rFonts w:ascii="Times New Roman" w:hAnsi="Times New Roman"/>
+                <w:b w:val="0"/>
+                <w:sz w:val="18"/>
+                <w:rFonts w:cs="Times New Roman"/>
+              </w:rPr>
+              <w:t>0.692</w:t>
+            </w:r>
+          </w:p>
+        </w:tc>
+      </w:tr>
+      <w:tr>
+        <w:tc>
+          <w:tcPr>
+            <w:tcW w:type="dxa" w:w="1567"/>
+          </w:tcPr>
+          <w:p>
+            <w:pPr>
+              <w:jc w:val="left"/>
+            </w:pPr>
+            <w:r/>
+            <w:r>
+              <w:rPr>
+                <w:rFonts w:ascii="Times New Roman" w:hAnsi="Times New Roman"/>
+                <w:b w:val="0"/>
+                <w:sz w:val="16"/>
+                <w:rFonts w:cs="Times New Roman"/>
+              </w:rPr>
+              <w:t>Daubechies DWT MP3</w:t>
+            </w:r>
+          </w:p>
+        </w:tc>
+        <w:tc>
+          <w:tcPr>
+            <w:tcW w:type="dxa" w:w="1567"/>
+          </w:tcPr>
+          <w:p>
+            <w:pPr>
+              <w:jc w:val="center"/>
+            </w:pPr>
+            <w:r/>
+            <w:r>
+              <w:rPr>
+                <w:rFonts w:ascii="Times New Roman" w:hAnsi="Times New Roman"/>
+                <w:b w:val="0"/>
+                <w:sz w:val="18"/>
+                <w:rFonts w:cs="Times New Roman"/>
+              </w:rPr>
+              <w:t>3.017</w:t>
+            </w:r>
+          </w:p>
+        </w:tc>
+        <w:tc>
+          <w:tcPr>
+            <w:tcW w:type="dxa" w:w="1567"/>
+          </w:tcPr>
+          <w:p>
+            <w:pPr>
+              <w:jc w:val="center"/>
+            </w:pPr>
+            <w:r/>
+            <w:r>
+              <w:rPr>
+                <w:rFonts w:ascii="Times New Roman" w:hAnsi="Times New Roman"/>
+                <w:b w:val="0"/>
+                <w:sz w:val="18"/>
+                <w:rFonts w:cs="Times New Roman"/>
+              </w:rPr>
+              <w:t>-12.3</w:t>
+            </w:r>
+          </w:p>
+        </w:tc>
+        <w:tc>
+          <w:tcPr>
+            <w:tcW w:type="dxa" w:w="1567"/>
+          </w:tcPr>
+          <w:p>
+            <w:pPr>
+              <w:jc w:val="center"/>
+            </w:pPr>
+            <w:r/>
+            <w:r>
+              <w:rPr>
+                <w:rFonts w:ascii="Times New Roman" w:hAnsi="Times New Roman"/>
+                <w:b w:val="0"/>
+                <w:sz w:val="18"/>
+                <w:rFonts w:cs="Times New Roman"/>
+              </w:rPr>
+              <w:t>0.1279</w:t>
+            </w:r>
+          </w:p>
+        </w:tc>
+        <w:tc>
+          <w:tcPr>
+            <w:tcW w:type="dxa" w:w="1567"/>
+          </w:tcPr>
+          <w:p>
+            <w:pPr>
+              <w:jc w:val="center"/>
+            </w:pPr>
+            <w:r/>
+            <w:r>
+              <w:rPr>
+                <w:rFonts w:ascii="Times New Roman" w:hAnsi="Times New Roman"/>
+                <w:b w:val="0"/>
+                <w:sz w:val="18"/>
+                <w:rFonts w:cs="Times New Roman"/>
+              </w:rPr>
+              <w:t>2.63</w:t>
+            </w:r>
+          </w:p>
+        </w:tc>
+        <w:tc>
+          <w:tcPr>
+            <w:tcW w:type="dxa" w:w="1567"/>
+          </w:tcPr>
+          <w:p>
+            <w:pPr>
+              <w:jc w:val="center"/>
+            </w:pPr>
+            <w:r/>
+            <w:r>
+              <w:rPr>
+                <w:rFonts w:ascii="Times New Roman" w:hAnsi="Times New Roman"/>
+                <w:b w:val="0"/>
+                <w:sz w:val="18"/>
+                <w:rFonts w:cs="Times New Roman"/>
+              </w:rPr>
+              <w:t>0.042</w:t>
+            </w:r>
+          </w:p>
+        </w:tc>
+      </w:tr>
+    </w:tbl>
+    <w:p>
+      <w:pPr>
+        <w:jc w:val="center"/>
+      </w:pPr>
+      <w:r>
+        <w:rPr>
+          <w:rFonts w:cs="Times New Roman"/>
+          <w:sz w:val="22"/>
+          <w:szCs w:val="22"/>
+        </w:rPr>
+        <w:t xml:space="preserve">Таблица 4.12 – Экономическая эффективность методов обработки аудиоданных (средние по 80 аудиофайлам)</w:t>
+      </w:r>
+    </w:p>
+    <w:p>
+      <w:pPr>
+        <w:ind w:firstLine="709"/>
+      </w:pPr>
+      <w:r>
+        <w:rPr>
+          <w:rFonts w:cs="Times New Roman"/>
+          <w:sz w:val="24"/>
+          <w:szCs w:val="24"/>
+        </w:rPr>
+        <w:t xml:space="preserve">Данные таблицы 4.12 показывают, что наибольшую экономию хранилища обеспечивают методы FFT MP3 (71,9%) и DCT MP3 (70,7%), однако их интегральное качество (Score 0,55-0,56) значительно уступает Стандартному MP3 (0,992). Наилучший баланс качества и эффективности демонстрирует Розенброк MP3: экономия 52,9% при Score 0,867 и минимальном времени обработки (0,57 с). Показатель Score/МБ максимален для FFT MP3 (0,739), что обусловлен наилучшим сжатием при умеренном качестве. Метод FWHT MP3 обеспечивает экономию 46,4% при Score 0,672 и показателе Score/МБ 0,467, уступая по эффективности FFT, DCT, Розенброк и Хаффман.</w:t>
       </w:r>
     </w:p>
     <w:p>

--- a/docs/Diplom/Глава_4_Описание_результатов_применения_разработки.docx
+++ b/docs/Diplom/Глава_4_Описание_результатов_применения_разработки.docx
@@ -7434,7 +7434,7 @@
           <w:szCs w:val="28"/>
           <w:lang w:val="ru-RU"/>
         </w:rPr>
-        <w:t>Сравнение FWHT и MDCT (рисунок 4.9) демонстрирует принципиальные различия в качестве спектрального восстановления. MDCT, являющийся основой формата MP3, показывает LSD 33,30 дБ и спектральную сходимость 0,523 — значительно худшие показатели, чем у FWHT (LSD 24,57 дБ, сходимость 0,184). Однако следует учитывать, что текущая реализация MDCT в программном комплексе является упрощённой и не включает критическое перекрытие и оконную функцию, необходимые для качественного спектрального анализа. Центроидное смещение MDCT (1008 Гц) меньше, чем у FWHT (1445 Гц), однако это не компенсирует общего ухудшения спектральной структуры. На спектрограмме хорошо видно, что кривая MDCT демонстрирует характерные артефакты в виде периодических провалов, связанных с отсутствием оконной функции. Данные результаты подтверждают необходимость оптимизации реализации MDCT для корректного сравнения с остальными методами.</w:t>
+        <w:t>Сравнение FWHT и MDCT (рисунок 4.10) демонстрирует принципиальные различия в качестве спектрального восстановления. MDCT, являющийся основой формата MP3, показывает LSD 33,30 дБ и спектральную сходимость 0,523 — значительно худшие показатели, чем у FWHT (LSD 24,57 дБ, сходимость 0,184). Однако следует учитывать, что текущая реализация MDCT в программном комплексе является упрощённой и не включает критическое перекрытие и оконную функцию, необходимые для качественного спектрального анализа. Центроидное смещение MDCT (1008 Гц) меньше, чем у FWHT (1445 Гц), однако это не компенсирует общего ухудшения спектральной структуры. На спектрограмме хорошо видно, что кривая MDCT демонстрирует характерные артефакты в виде периодических провалов, связанных с отсутствием оконной функции. Данные результаты подтверждают необходимость оптимизации реализации MDCT для корректного сравнения с остальными методами.</w:t>
       </w:r>
     </w:p>
     <w:p>
@@ -7514,7 +7514,7 @@
           <w:szCs w:val="28"/>
           <w:lang w:val="ru-RU"/>
         </w:rPr>
-        <w:t>Рисунок 4.9 – сравнение спектров исходного файла и обработанного FWHT и MDCT</w:t>
+        <w:t>Рисунок 4.10 – сравнение спектров исходного файла и обработанного FWHT и MDCT</w:t>
       </w:r>
     </w:p>
     <w:p>
@@ -7531,7 +7531,7 @@
           <w:szCs w:val="28"/>
           <w:lang w:val="ru-RU"/>
         </w:rPr>
-        <w:t>Спектрограмма сравнения FWHT и метода Розенброка (рисунок 4.10) наглядно иллюстрирует разрыв в качестве между этими методами. Кривая Розенброка практически совпадает с исходным сигналом на всём диапазоне частот, что объясняет минимальное значение LSD (6,77 дБ) и центроидное смещение всего 24 Гц. FWHT демонстрирует значительно большее отклонение: LSD 24,57 дБ, центроид 1445 Гц. Спектральная сходимость Розенброка (0,174) также превосходит FWHT (0,184). Ключевым преимуществом метода Розенброка является наличие психоакустической модели, которая обеспечивает адаптивное управление квантованием в соответствии с чувствительностью слуха. FWHT, напротив, использует механический отбор коэффициентов по энергетическому критерию без учёта особенностей восприятия. Тем не менее, FWHT обладает потенциальным преимуществом в сценариях аппаратной реализации, где отсутствие операций умножения является критическим фактором.</w:t>
+        <w:t>Спектрограмма сравнения FWHT и метода Розенброка (рисунок 4.11) наглядно иллюстрирует разрыв в качестве между этими методами. Кривая Розенброка практически совпадает с исходным сигналом на всём диапазоне частот, что объясняет минимальное значение LSD (6,77 дБ) и центроидное смещение всего 24 Гц. FWHT демонстрирует значительно большее отклонение: LSD 24,57 дБ, центроид 1445 Гц. Спектральная сходимость Розенброка (0,174) также превосходит FWHT (0,184). Ключевым преимуществом метода Розенброка является наличие психоакустической модели, которая обеспечивает адаптивное управление квантованием в соответствии с чувствительностью слуха. FWHT, напротив, использует механический отбор коэффициентов по энергетическому критерию без учёта особенностей восприятия. Тем не менее, FWHT обладает потенциальным преимуществом в сценариях аппаратной реализации, где отсутствие операций умножения является критическим фактором.</w:t>
       </w:r>
     </w:p>
     <w:p>
@@ -7611,7 +7611,7 @@
           <w:szCs w:val="28"/>
           <w:lang w:val="ru-RU"/>
         </w:rPr>
-        <w:t>Рисунок 4.10 – сравнение спектров исходного файла и обработанного FWHT и Rosenbrock</w:t>
+        <w:t>Рисунок 4.11 – сравнение спектров исходного файла и обработанного FWHT и Rosenbrock</w:t>
       </w:r>
     </w:p>
     <w:p>
@@ -7628,7 +7628,7 @@
           <w:szCs w:val="28"/>
           <w:lang w:val="ru-RU"/>
         </w:rPr>
-        <w:t xml:space="preserve">Сравнение FWHT и Хаффман MP3 (рисунок 4.11) показывает существенное различие в характере спектральных искажений. Хаффман MP3 демонстрирует значительно лучшее сохранение спектральной структуры: LSD 14,05 дБ против 24,57 дБ у FWHT, центроидное смещение 225 Гц против 1445 Гц, спектральная сходимость 0,038 против 0,184. На спектрограмме кривая Хаффман MP3 следует форме исходного сигнала значительно точнее, особенно в области средних частот (1–4 кГц), где локализована основная энергия речевых сигналов. FWHT, однако, демонстрирует более выраженные отклонения в высокочастотной области выше 4 кГц, что приводит к потере деталей, важных для восприятия тембра. Психоакустическая модель Хаффман MP3 позволяет адаптивно распределять квантованные коэффициенты с учётом маскирующих эффектов слуховой системы, тогда как FWHT применяет равномерный энергетический порог ко всем частотным </w:t>
+        <w:t xml:space="preserve">Сравнение FWHT и Хаффман MP3 (рисунок 4.9) показывает существенное различие в характере спектральных искажений. Хаффман MP3 демонстрирует значительно лучшее сохранение спектральной структуры: LSD 14,05 дБ против 24,57 дБ у FWHT, центроидное смещение 225 Гц против 1445 Гц, спектральная сходимость 0,038 против 0,184. На спектрограмме кривая Хаффман MP3 следует форме исходного сигнала значительно точнее, особенно в области средних частот (1–4 кГц), где локализована основная энергия речевых сигналов. FWHT, однако, демонстрирует более выраженные отклонения в высокочастотной области выше 4 кГц, что приводит к потере деталей, важных для восприятия тембра. Психоакустическая модель Хаффман MP3 позволяет адаптивно распределять квантованные коэффициенты с учётом маскирующих эффектов слуховой системы, тогда как FWHT применяет равномерный энергетический порог ко всем частотным </w:t>
       </w:r>
       <w:r>
         <w:rPr>
@@ -7716,7 +7716,7 @@
           <w:szCs w:val="28"/>
           <w:lang w:val="ru-RU"/>
         </w:rPr>
-        <w:t>Рисунок 4.11 – сравнение спектров исходного файла и обработанного FWHT и Хаффман</w:t>
+        <w:t>Рисунок 4.9 – сравнение спектров исходного файла и обработанного FWHT и Хаффман</w:t>
       </w:r>
     </w:p>
     <w:p>
@@ -19671,7 +19671,7 @@
           <w:szCs w:val="24"/>
           <w:lang w:val="ru-RU"/>
         </w:rPr>
-        <w:t xml:space="preserve">Для детального анализа зависимости результатов от типа аудиоконтента в таблице 4.11 представлены пять файлов с наибольшим средним значением </w:t>
+        <w:t xml:space="preserve">Для детального анализа зависимости результатов от типа аудиоконтента в таблице 4.9 представлены пять файлов с наибольшим средним значением </w:t>
       </w:r>
       <w:r>
         <w:rPr>
@@ -20865,7 +20865,7 @@
           <w:sz w:val="22"/>
           <w:lang w:val="ru-RU"/>
         </w:rPr>
-        <w:t xml:space="preserve">Таблица 4.11 – Лучший и худший метод (среди пользовательских реализаций) для аудиофайлов с наибольшим и наименьшим средним </w:t>
+        <w:t xml:space="preserve">Таблица 4.9 – Лучший и худший метод (среди пользовательских реализаций) для аудиофайлов с наибольшим и наименьшим средним </w:t>
       </w:r>
       <w:r>
         <w:rPr>
@@ -20889,7 +20889,7 @@
           <w:szCs w:val="24"/>
           <w:lang w:val="ru-RU"/>
         </w:rPr>
-        <w:t xml:space="preserve">Анализ данных таблицы 4.11 показывает, что Хаффман </w:t>
+        <w:t xml:space="preserve">Анализ данных таблицы 4.9 показывает, что Хаффман </w:t>
       </w:r>
       <w:r>
         <w:rPr>
@@ -22496,7 +22496,7 @@
           <w:rFonts w:cs="Times New Roman"/>
           <w:lang w:val="ru-RU"/>
         </w:rPr>
-        <w:t xml:space="preserve"> в различных сценариях, представленные в таблице 4.9.</w:t>
+        <w:t xml:space="preserve"> в различных сценариях, представленные в таблице 4.10.</w:t>
       </w:r>
     </w:p>
     <w:p>
@@ -22512,7 +22512,7 @@
           <w:rFonts w:cs="Times New Roman"/>
           <w:lang w:val="ru-RU"/>
         </w:rPr>
-        <w:t xml:space="preserve">Таблица 4.9 - Рекомендации по применению метода </w:t>
+        <w:t xml:space="preserve">Таблица 4.10 - Рекомендации по применению метода </w:t>
       </w:r>
       <w:r>
         <w:rPr>
@@ -23789,7 +23789,7 @@
           <w:rFonts w:cs="Times New Roman"/>
           <w:lang w:val="ru-RU"/>
         </w:rPr>
-        <w:t>, систематизированные в таблице 4.10.</w:t>
+        <w:t>, систематизированные в таблице 4.11.</w:t>
       </w:r>
     </w:p>
     <w:p>
@@ -23805,7 +23805,7 @@
           <w:rFonts w:cs="Times New Roman"/>
           <w:lang w:val="ru-RU"/>
         </w:rPr>
-        <w:t xml:space="preserve">Таблица 4.10 - Преимущества и ограничения метода </w:t>
+        <w:t xml:space="preserve">Таблица 4.11 - Преимущества и ограничения метода </w:t>
       </w:r>
       <w:r>
         <w:rPr>

--- a/docs/Diplom/Глава_4_Описание_результатов_применения_разработки.docx
+++ b/docs/Diplom/Глава_4_Описание_результатов_применения_разработки.docx
@@ -3838,7 +3838,7 @@
           <w:rFonts w:cs="Times New Roman"/>
           <w:lang w:val="ru-RU"/>
         </w:rPr>
-        <w:t xml:space="preserve"> 0,028, занимая шестое место среди девяти методов. Для контекста: Стандартный </w:t>
+        <w:t xml:space="preserve"> 0,028, занимая пятое место среди девяти методов. Для контекста: Стандартный </w:t>
       </w:r>
       <w:r>
         <w:rPr>
@@ -4421,7 +4421,7 @@
           <w:rFonts w:cs="Times New Roman"/>
           <w:lang w:val="ru-RU"/>
         </w:rPr>
-        <w:t xml:space="preserve"> реализован вручную без векторизации внутренних циклов. Потенциальное ускорение при оптимизации обсуждается в разделе 4.5.</w:t>
+        <w:t xml:space="preserve"> реализован вручную без векторизации внутренних циклов. FWHT обрабатывает данные marginально быстрее DCT (1,96 с против 1,97 с), однако это не является значимым преимуществом. Потенциальное ускорение при оптимизации обсуждается в разделе 4.5.</w:t>
       </w:r>
     </w:p>
     <w:p>
@@ -6577,6 +6577,19 @@
           <w:lang w:val="ru-RU"/>
         </w:rPr>
         <w:t xml:space="preserve"> применяет механический отбор по энергетическому критерию.</w:t>
+      </w:r>
+    </w:p>
+    <w:p>
+      <w:pPr>
+        <w:ind w:firstLine="709"/>
+      </w:pPr>
+      <w:r>
+        <w:rPr>
+          <w:rFonts w:cs="Times New Roman"/>
+          <w:sz w:val="24"/>
+          <w:szCs w:val="24"/>
+        </w:rPr>
+        <w:t xml:space="preserve">Косинусное сходство FWHT составляет 0,988, что является четвёртым результатом среди девяти методов и указывает на высокую степень сохранения общей формы сигнала при обратном преобразовании. FWHT превосходит по данному показателю FFT (0,985, победа в 65,0% файлов), DCT (0,986, победа в 58,8% файлов) и DWT (0,984, победа в 76,2% файлов). Данное преимущество обусловлено ортогональностью матрицы Адамара, которая обеспечивает минимальное влияние отбора коэффициентов на общую энергетическую структуру сигнала. Разница с лидерами (Стандартный MP3 — 0,9999, Хаффман MP3 — 0,9993) объясняется наличием психоакустической модели в MP3-кодеках, которая адаптивно сохраняет компоненты, наиболее важные для восприятия.</w:t>
       </w:r>
     </w:p>
     <w:p>
@@ -21199,6 +21212,19 @@
     </w:p>
     <w:p>
       <w:pPr>
+        <w:ind w:firstLine="709"/>
+      </w:pPr>
+      <w:r>
+        <w:rPr>
+          <w:rFonts w:cs="Times New Roman"/>
+          <w:sz w:val="24"/>
+          <w:szCs w:val="24"/>
+        </w:rPr>
+        <w:t xml:space="preserve">Отдельный анализ файлов с позиций метода FWHT выявляет существенный разброс результатов. Наилучший результат FWHT демонстрирует на файле battle-of-legends (Score 0,789, SNR 13,83 дБ, PESQ 3,45), а наихудший — на файле tranquil-reverie (Score 0,495, SNR 14,40 дБ, PESQ -0,50). Разброс Score для FWHT составляет 0,294 балла, что более чем в два раза превышает разброс среднего Score по всем методам (0,122). Худшие файлы для FWHT (nocturne-reverie, echoes-of-the-frozen-land, mindful-musings) характеризуются клиппингом PESQ (значение -0,50) и экстремально высоким LSD (36-45 дБ), что указывает на несовместимость данного типа аудиоконтента с методом Walsh-преобразования. Напротив, лучшие файлы (battle-of-legends, festival-of-folk, midnight-drift) показывают PESQ 3,1-3,6 и LSD 15-18 дБ, что соответствует уровню «заметно ухудшенное качество», но не «плохое качество». Данная вариабельность подтверждает перспективность адаптивного выбора метода обработки в зависимости от типа аудиоконтента, что обсуждается в разделе 4.5.4.</w:t>
+      </w:r>
+    </w:p>
+    <w:p>
+      <w:pPr>
         <w:pStyle w:val="21"/>
         <w:rPr>
           <w:rFonts w:ascii="Times New Roman" w:hAnsi="Times New Roman" w:cs="Times New Roman"/>
@@ -21768,219 +21794,14 @@
     <w:p>
       <w:pPr>
         <w:ind w:firstLine="709"/>
-        <w:jc w:val="both"/>
-        <w:rPr>
-          <w:rFonts w:cs="Times New Roman"/>
-          <w:lang w:val="ru-RU"/>
-        </w:rPr>
       </w:pPr>
       <w:r>
         <w:rPr>
           <w:rFonts w:cs="Times New Roman"/>
-        </w:rPr>
-        <w:t>FWHT</w:t>
-      </w:r>
-      <w:r>
-        <w:rPr>
-          <w:rFonts w:cs="Times New Roman"/>
-          <w:lang w:val="ru-RU"/>
-        </w:rPr>
-        <w:t xml:space="preserve"> </w:t>
-      </w:r>
-      <w:r>
-        <w:rPr>
-          <w:rFonts w:cs="Times New Roman"/>
-        </w:rPr>
-        <w:t>vs</w:t>
-      </w:r>
-      <w:r>
-        <w:rPr>
-          <w:rFonts w:cs="Times New Roman"/>
-          <w:lang w:val="ru-RU"/>
-        </w:rPr>
-        <w:t xml:space="preserve"> </w:t>
-      </w:r>
-      <w:r>
-        <w:rPr>
-          <w:rFonts w:cs="Times New Roman"/>
-        </w:rPr>
-        <w:t>FFT</w:t>
-      </w:r>
-      <w:r>
-        <w:rPr>
-          <w:rFonts w:cs="Times New Roman"/>
-          <w:lang w:val="ru-RU"/>
-        </w:rPr>
-        <w:t xml:space="preserve">. </w:t>
-      </w:r>
-      <w:r>
-        <w:rPr>
-          <w:rFonts w:cs="Times New Roman"/>
-        </w:rPr>
-        <w:t>FWHT</w:t>
-      </w:r>
-      <w:r>
-        <w:rPr>
-          <w:rFonts w:cs="Times New Roman"/>
-          <w:lang w:val="ru-RU"/>
-        </w:rPr>
-        <w:t xml:space="preserve"> побеждает </w:t>
-      </w:r>
-      <w:r>
-        <w:rPr>
-          <w:rFonts w:cs="Times New Roman"/>
-        </w:rPr>
-        <w:t>FFT</w:t>
-      </w:r>
-      <w:r>
-        <w:rPr>
-          <w:rFonts w:cs="Times New Roman"/>
-          <w:lang w:val="ru-RU"/>
-        </w:rPr>
-        <w:t xml:space="preserve"> в 78,8% файлов, что является важным результатом. Несмотря на то, что </w:t>
-      </w:r>
-      <w:r>
-        <w:rPr>
-          <w:rFonts w:cs="Times New Roman"/>
-        </w:rPr>
-        <w:t>FFT</w:t>
-      </w:r>
-      <w:r>
-        <w:rPr>
-          <w:rFonts w:cs="Times New Roman"/>
-          <w:lang w:val="ru-RU"/>
-        </w:rPr>
-        <w:t xml:space="preserve"> работает почти вдвое быстрее (1,11 с против 1,96 с), </w:t>
-      </w:r>
-      <w:r>
-        <w:rPr>
-          <w:rFonts w:cs="Times New Roman"/>
-        </w:rPr>
-        <w:t>FWHT</w:t>
-      </w:r>
-      <w:r>
-        <w:rPr>
-          <w:rFonts w:cs="Times New Roman"/>
-          <w:lang w:val="ru-RU"/>
-        </w:rPr>
-        <w:t xml:space="preserve"> обеспечивает лучшее качество по интегральному баллу. </w:t>
-      </w:r>
-      <w:r>
-        <w:rPr>
-          <w:rFonts w:cs="Times New Roman"/>
-        </w:rPr>
-        <w:t>FWHT</w:t>
-      </w:r>
-      <w:r>
-        <w:rPr>
-          <w:rFonts w:cs="Times New Roman"/>
-          <w:lang w:val="ru-RU"/>
-        </w:rPr>
-        <w:t xml:space="preserve"> превосходит </w:t>
-      </w:r>
-      <w:r>
-        <w:rPr>
-          <w:rFonts w:cs="Times New Roman"/>
-        </w:rPr>
-        <w:t>FFT</w:t>
-      </w:r>
-      <w:r>
-        <w:rPr>
-          <w:rFonts w:cs="Times New Roman"/>
-          <w:lang w:val="ru-RU"/>
-        </w:rPr>
-        <w:t xml:space="preserve"> по </w:t>
-      </w:r>
-      <w:r>
-        <w:rPr>
-          <w:rFonts w:cs="Times New Roman"/>
-        </w:rPr>
-        <w:t>SNR</w:t>
-      </w:r>
-      <w:r>
-        <w:rPr>
-          <w:rFonts w:cs="Times New Roman"/>
-          <w:lang w:val="ru-RU"/>
-        </w:rPr>
-        <w:t xml:space="preserve"> (13,59 против 12,75 дБ), </w:t>
-      </w:r>
-      <w:r>
-        <w:rPr>
-          <w:rFonts w:cs="Times New Roman"/>
-        </w:rPr>
-        <w:t>LSD</w:t>
-      </w:r>
-      <w:r>
-        <w:rPr>
-          <w:rFonts w:cs="Times New Roman"/>
-          <w:lang w:val="ru-RU"/>
-        </w:rPr>
-        <w:t xml:space="preserve"> (24,57 против 32,22 дБ) и </w:t>
-      </w:r>
-      <w:r>
-        <w:rPr>
-          <w:rFonts w:cs="Times New Roman"/>
-        </w:rPr>
-        <w:t>RMSE</w:t>
-      </w:r>
-      <w:r>
-        <w:rPr>
-          <w:rFonts w:cs="Times New Roman"/>
-          <w:lang w:val="ru-RU"/>
-        </w:rPr>
-        <w:t xml:space="preserve"> (0,028 против 0,036). Преимущество </w:t>
-      </w:r>
-      <w:r>
-        <w:rPr>
-          <w:rFonts w:cs="Times New Roman"/>
-        </w:rPr>
-        <w:t>FWHT</w:t>
-      </w:r>
-      <w:r>
-        <w:rPr>
-          <w:rFonts w:cs="Times New Roman"/>
-          <w:lang w:val="ru-RU"/>
-        </w:rPr>
-        <w:t xml:space="preserve"> по </w:t>
-      </w:r>
-      <w:r>
-        <w:rPr>
-          <w:rFonts w:cs="Times New Roman"/>
-        </w:rPr>
-        <w:t>LSD</w:t>
-      </w:r>
-      <w:r>
-        <w:rPr>
-          <w:rFonts w:cs="Times New Roman"/>
-          <w:lang w:val="ru-RU"/>
-        </w:rPr>
-        <w:t xml:space="preserve"> (на 7,65 дБ меньше) объясняется более равномерным распределением спектральных искажений </w:t>
-      </w:r>
-      <w:r>
-        <w:rPr>
-          <w:rFonts w:cs="Times New Roman"/>
-        </w:rPr>
-        <w:t>Walsh</w:t>
-      </w:r>
-      <w:r>
-        <w:rPr>
-          <w:rFonts w:cs="Times New Roman"/>
-          <w:lang w:val="ru-RU"/>
-        </w:rPr>
-        <w:t xml:space="preserve">-преобразования по сравнению с гармоническим базисом </w:t>
-      </w:r>
-      <w:r>
-        <w:rPr>
-          <w:rFonts w:cs="Times New Roman"/>
-        </w:rPr>
-        <w:t>FFT</w:t>
-      </w:r>
-      <w:r>
-        <w:rPr>
-          <w:rFonts w:cs="Times New Roman"/>
-          <w:lang w:val="ru-RU"/>
-        </w:rPr>
-        <w:t>, который формирует резкие пики спектральных ошибок на дискретных частотах.</w:t>
+          <w:sz w:val="24"/>
+          <w:szCs w:val="24"/>
+        </w:rPr>
+        <w:t xml:space="preserve">Детальный попарный анализ по отдельным метрикам выявляет, что ключевым фактором преимущества DWT является показатель STOI: DWT выигрывает у FWHT в 98,8% файлов (79 из 80), что является наибольшим преимуществом среди всех попарных сравнений. DWT также обеспечивает лучшую спектральную сходимость (победа в 71,3% файлов) и меньшее центроидное смещение (победа в 67,5% файлов). Однако FWHT превосходит DWT по ряду метрик: LSD (победа в 68,8% файлов), SNR (65,0%), косинусное сходство (76,2%) и PESQ (41,2%). Таким образом, преимущество DWT по интегральному баллу обусловлено доминированием весов STOI и спектральной сходимости в формуле Score.</w:t>
       </w:r>
     </w:p>
     <w:p>
@@ -22022,7 +21843,7 @@
         <w:rPr>
           <w:rFonts w:cs="Times New Roman"/>
         </w:rPr>
-        <w:t>DCT</w:t>
+        <w:t>FFT</w:t>
       </w:r>
       <w:r>
         <w:rPr>
@@ -22048,14 +21869,66 @@
         <w:rPr>
           <w:rFonts w:cs="Times New Roman"/>
         </w:rPr>
-        <w:t>DCT</w:t>
-      </w:r>
-      <w:r>
-        <w:rPr>
-          <w:rFonts w:cs="Times New Roman"/>
-          <w:lang w:val="ru-RU"/>
-        </w:rPr>
-        <w:t xml:space="preserve"> в 78,8% файлов. Результаты сопоставимы: </w:t>
+        <w:t>FFT</w:t>
+      </w:r>
+      <w:r>
+        <w:rPr>
+          <w:rFonts w:cs="Times New Roman"/>
+          <w:lang w:val="ru-RU"/>
+        </w:rPr>
+        <w:t xml:space="preserve"> в 78,8% файлов, что является важным результатом. Несмотря на то, что </w:t>
+      </w:r>
+      <w:r>
+        <w:rPr>
+          <w:rFonts w:cs="Times New Roman"/>
+        </w:rPr>
+        <w:t>FFT</w:t>
+      </w:r>
+      <w:r>
+        <w:rPr>
+          <w:rFonts w:cs="Times New Roman"/>
+          <w:lang w:val="ru-RU"/>
+        </w:rPr>
+        <w:t xml:space="preserve"> работает почти вдвое быстрее (1,11 с против 1,96 с), </w:t>
+      </w:r>
+      <w:r>
+        <w:rPr>
+          <w:rFonts w:cs="Times New Roman"/>
+        </w:rPr>
+        <w:t>FWHT</w:t>
+      </w:r>
+      <w:r>
+        <w:rPr>
+          <w:rFonts w:cs="Times New Roman"/>
+          <w:lang w:val="ru-RU"/>
+        </w:rPr>
+        <w:t xml:space="preserve"> обеспечивает лучшее качество по интегральному баллу. </w:t>
+      </w:r>
+      <w:r>
+        <w:rPr>
+          <w:rFonts w:cs="Times New Roman"/>
+        </w:rPr>
+        <w:t>FWHT</w:t>
+      </w:r>
+      <w:r>
+        <w:rPr>
+          <w:rFonts w:cs="Times New Roman"/>
+          <w:lang w:val="ru-RU"/>
+        </w:rPr>
+        <w:t xml:space="preserve"> превосходит </w:t>
+      </w:r>
+      <w:r>
+        <w:rPr>
+          <w:rFonts w:cs="Times New Roman"/>
+        </w:rPr>
+        <w:t>FFT</w:t>
+      </w:r>
+      <w:r>
+        <w:rPr>
+          <w:rFonts w:cs="Times New Roman"/>
+          <w:lang w:val="ru-RU"/>
+        </w:rPr>
+        <w:t xml:space="preserve"> по </w:t>
       </w:r>
       <w:r>
         <w:rPr>
@@ -22068,7 +21941,7 @@
           <w:rFonts w:cs="Times New Roman"/>
           <w:lang w:val="ru-RU"/>
         </w:rPr>
-        <w:t xml:space="preserve"> 13,59 против 12,55 дБ, </w:t>
+        <w:t xml:space="preserve"> (13,59 против 12,75 дБ), </w:t>
       </w:r>
       <w:r>
         <w:rPr>
@@ -22081,28 +21954,20 @@
           <w:rFonts w:cs="Times New Roman"/>
           <w:lang w:val="ru-RU"/>
         </w:rPr>
-        <w:t xml:space="preserve"> 24,57 против 31,54 дБ. </w:t>
-      </w:r>
-      <w:r>
-        <w:rPr>
-          <w:rFonts w:cs="Times New Roman"/>
-        </w:rPr>
-        <w:t>DCT</w:t>
-      </w:r>
-      <w:r>
-        <w:rPr>
-          <w:rFonts w:cs="Times New Roman"/>
-          <w:lang w:val="ru-RU"/>
-        </w:rPr>
-        <w:t xml:space="preserve"> </w:t>
-      </w:r>
-      <w:r>
-        <w:rPr>
-          <w:rFonts w:cs="Times New Roman"/>
-          <w:lang w:val="ru-RU"/>
-        </w:rPr>
-        <w:lastRenderedPageBreak/>
-        <w:t xml:space="preserve">использует гармонические базисные функции (косинусы), что обеспечивает лучшую концентрацию энергии для коррелированных сигналов, но при этом создаёт большие спектральные искажения при отбрасывании коэффициентов. </w:t>
+        <w:t xml:space="preserve"> (24,57 против 32,22 дБ) и </w:t>
+      </w:r>
+      <w:r>
+        <w:rPr>
+          <w:rFonts w:cs="Times New Roman"/>
+        </w:rPr>
+        <w:t>RMSE</w:t>
+      </w:r>
+      <w:r>
+        <w:rPr>
+          <w:rFonts w:cs="Times New Roman"/>
+          <w:lang w:val="ru-RU"/>
+        </w:rPr>
+        <w:t xml:space="preserve"> (0,028 против 0,036). Преимущество </w:t>
       </w:r>
       <w:r>
         <w:rPr>
@@ -22115,7 +21980,46 @@
           <w:rFonts w:cs="Times New Roman"/>
           <w:lang w:val="ru-RU"/>
         </w:rPr>
-        <w:t xml:space="preserve"> обеспечивает более равномерное распределение ошибок.</w:t>
+        <w:t xml:space="preserve"> по </w:t>
+      </w:r>
+      <w:r>
+        <w:rPr>
+          <w:rFonts w:cs="Times New Roman"/>
+        </w:rPr>
+        <w:t>LSD</w:t>
+      </w:r>
+      <w:r>
+        <w:rPr>
+          <w:rFonts w:cs="Times New Roman"/>
+          <w:lang w:val="ru-RU"/>
+        </w:rPr>
+        <w:t xml:space="preserve"> (на 7,65 дБ меньше) объясняется более равномерным распределением спектральных искажений </w:t>
+      </w:r>
+      <w:r>
+        <w:rPr>
+          <w:rFonts w:cs="Times New Roman"/>
+        </w:rPr>
+        <w:t>Walsh</w:t>
+      </w:r>
+      <w:r>
+        <w:rPr>
+          <w:rFonts w:cs="Times New Roman"/>
+          <w:lang w:val="ru-RU"/>
+        </w:rPr>
+        <w:t xml:space="preserve">-преобразования по сравнению с гармоническим базисом </w:t>
+      </w:r>
+      <w:r>
+        <w:rPr>
+          <w:rFonts w:cs="Times New Roman"/>
+        </w:rPr>
+        <w:t>FFT</w:t>
+      </w:r>
+      <w:r>
+        <w:rPr>
+          <w:rFonts w:cs="Times New Roman"/>
+          <w:lang w:val="ru-RU"/>
+        </w:rPr>
+        <w:t>, который формирует резкие пики спектральных ошибок на дискретных частотах.</w:t>
       </w:r>
     </w:p>
     <w:p>
@@ -22157,7 +22061,7 @@
         <w:rPr>
           <w:rFonts w:cs="Times New Roman"/>
         </w:rPr>
-        <w:t>MDCT</w:t>
+        <w:t>DCT</w:t>
       </w:r>
       <w:r>
         <w:rPr>
@@ -22183,66 +22087,61 @@
         <w:rPr>
           <w:rFonts w:cs="Times New Roman"/>
         </w:rPr>
-        <w:t>MDCT</w:t>
-      </w:r>
-      <w:r>
-        <w:rPr>
-          <w:rFonts w:cs="Times New Roman"/>
-          <w:lang w:val="ru-RU"/>
-        </w:rPr>
-        <w:t xml:space="preserve"> в 92,5% файлов. Это неожиданный результат, учитывая, что </w:t>
-      </w:r>
-      <w:r>
-        <w:rPr>
-          <w:rFonts w:cs="Times New Roman"/>
-        </w:rPr>
-        <w:t>MDCT</w:t>
-      </w:r>
-      <w:r>
-        <w:rPr>
-          <w:rFonts w:cs="Times New Roman"/>
-          <w:lang w:val="ru-RU"/>
-        </w:rPr>
-        <w:t xml:space="preserve"> является основой стандарта </w:t>
-      </w:r>
-      <w:r>
-        <w:rPr>
-          <w:rFonts w:cs="Times New Roman"/>
-        </w:rPr>
-        <w:t>MP</w:t>
-      </w:r>
-      <w:r>
-        <w:rPr>
-          <w:rFonts w:cs="Times New Roman"/>
-          <w:lang w:val="ru-RU"/>
-        </w:rPr>
-        <w:t xml:space="preserve">3. Однако пользовательская реализация </w:t>
-      </w:r>
-      <w:r>
-        <w:rPr>
-          <w:rFonts w:cs="Times New Roman"/>
-        </w:rPr>
-        <w:t>MDCT</w:t>
-      </w:r>
-      <w:r>
-        <w:rPr>
-          <w:rFonts w:cs="Times New Roman"/>
-          <w:lang w:val="ru-RU"/>
-        </w:rPr>
-        <w:t xml:space="preserve"> показывает </w:t>
-      </w:r>
-      <w:r>
-        <w:rPr>
-          <w:rFonts w:cs="Times New Roman"/>
-        </w:rPr>
-        <w:t>Score</w:t>
-      </w:r>
-      <w:r>
-        <w:rPr>
-          <w:rFonts w:cs="Times New Roman"/>
-          <w:lang w:val="ru-RU"/>
-        </w:rPr>
-        <w:t xml:space="preserve"> 0,423 против 0,672 у </w:t>
+        <w:t>DCT</w:t>
+      </w:r>
+      <w:r>
+        <w:rPr>
+          <w:rFonts w:cs="Times New Roman"/>
+          <w:lang w:val="ru-RU"/>
+        </w:rPr>
+        <w:t xml:space="preserve"> в 78,8% файлов. Результаты сопоставимы: </w:t>
+      </w:r>
+      <w:r>
+        <w:rPr>
+          <w:rFonts w:cs="Times New Roman"/>
+        </w:rPr>
+        <w:t>SNR</w:t>
+      </w:r>
+      <w:r>
+        <w:rPr>
+          <w:rFonts w:cs="Times New Roman"/>
+          <w:lang w:val="ru-RU"/>
+        </w:rPr>
+        <w:t xml:space="preserve"> 13,59 против 12,55 дБ, </w:t>
+      </w:r>
+      <w:r>
+        <w:rPr>
+          <w:rFonts w:cs="Times New Roman"/>
+        </w:rPr>
+        <w:t>LSD</w:t>
+      </w:r>
+      <w:r>
+        <w:rPr>
+          <w:rFonts w:cs="Times New Roman"/>
+          <w:lang w:val="ru-RU"/>
+        </w:rPr>
+        <w:t xml:space="preserve"> 24,57 против 31,54 дБ. </w:t>
+      </w:r>
+      <w:r>
+        <w:rPr>
+          <w:rFonts w:cs="Times New Roman"/>
+        </w:rPr>
+        <w:t>DCT</w:t>
+      </w:r>
+      <w:r>
+        <w:rPr>
+          <w:rFonts w:cs="Times New Roman"/>
+          <w:lang w:val="ru-RU"/>
+        </w:rPr>
+        <w:t xml:space="preserve"> </w:t>
+      </w:r>
+      <w:r>
+        <w:rPr>
+          <w:rFonts w:cs="Times New Roman"/>
+          <w:lang w:val="ru-RU"/>
+        </w:rPr>
+        <w:lastRenderedPageBreak/>
+        <w:t xml:space="preserve">использует гармонические базисные функции (косинусы), что обеспечивает лучшую концентрацию энергии для коррелированных сигналов, но при этом создаёт большие спектральные искажения при отбрасывании коэффициентов. </w:t>
       </w:r>
       <w:r>
         <w:rPr>
@@ -22255,33 +22154,7 @@
           <w:rFonts w:cs="Times New Roman"/>
           <w:lang w:val="ru-RU"/>
         </w:rPr>
-        <w:t xml:space="preserve">, </w:t>
-      </w:r>
-      <w:r>
-        <w:rPr>
-          <w:rFonts w:cs="Times New Roman"/>
-        </w:rPr>
-        <w:t>LSD</w:t>
-      </w:r>
-      <w:r>
-        <w:rPr>
-          <w:rFonts w:cs="Times New Roman"/>
-          <w:lang w:val="ru-RU"/>
-        </w:rPr>
-        <w:t xml:space="preserve"> 33,30 дБ против 24,57 дБ и время обработки 3,08 с против 1,96 с. Проблема реализации </w:t>
-      </w:r>
-      <w:r>
-        <w:rPr>
-          <w:rFonts w:cs="Times New Roman"/>
-        </w:rPr>
-        <w:t>MDCT</w:t>
-      </w:r>
-      <w:r>
-        <w:rPr>
-          <w:rFonts w:cs="Times New Roman"/>
-          <w:lang w:val="ru-RU"/>
-        </w:rPr>
-        <w:t xml:space="preserve"> связана с некорректной обработкой граничных эффектов при критической выборке, что приводит к деградации качества.</w:t>
+        <w:t xml:space="preserve"> обеспечивает более равномерное распределение ошибок.</w:t>
       </w:r>
     </w:p>
     <w:p>
@@ -22323,6 +22196,172 @@
         <w:rPr>
           <w:rFonts w:cs="Times New Roman"/>
         </w:rPr>
+        <w:t>MDCT</w:t>
+      </w:r>
+      <w:r>
+        <w:rPr>
+          <w:rFonts w:cs="Times New Roman"/>
+          <w:lang w:val="ru-RU"/>
+        </w:rPr>
+        <w:t xml:space="preserve">. </w:t>
+      </w:r>
+      <w:r>
+        <w:rPr>
+          <w:rFonts w:cs="Times New Roman"/>
+        </w:rPr>
+        <w:t>FWHT</w:t>
+      </w:r>
+      <w:r>
+        <w:rPr>
+          <w:rFonts w:cs="Times New Roman"/>
+          <w:lang w:val="ru-RU"/>
+        </w:rPr>
+        <w:t xml:space="preserve"> побеждает </w:t>
+      </w:r>
+      <w:r>
+        <w:rPr>
+          <w:rFonts w:cs="Times New Roman"/>
+        </w:rPr>
+        <w:t>MDCT</w:t>
+      </w:r>
+      <w:r>
+        <w:rPr>
+          <w:rFonts w:cs="Times New Roman"/>
+          <w:lang w:val="ru-RU"/>
+        </w:rPr>
+        <w:t xml:space="preserve"> в 92,5% файлов. Это неожиданный результат, учитывая, что </w:t>
+      </w:r>
+      <w:r>
+        <w:rPr>
+          <w:rFonts w:cs="Times New Roman"/>
+        </w:rPr>
+        <w:t>MDCT</w:t>
+      </w:r>
+      <w:r>
+        <w:rPr>
+          <w:rFonts w:cs="Times New Roman"/>
+          <w:lang w:val="ru-RU"/>
+        </w:rPr>
+        <w:t xml:space="preserve"> является основой стандарта </w:t>
+      </w:r>
+      <w:r>
+        <w:rPr>
+          <w:rFonts w:cs="Times New Roman"/>
+        </w:rPr>
+        <w:t>MP</w:t>
+      </w:r>
+      <w:r>
+        <w:rPr>
+          <w:rFonts w:cs="Times New Roman"/>
+          <w:lang w:val="ru-RU"/>
+        </w:rPr>
+        <w:t xml:space="preserve">3. Однако пользовательская реализация </w:t>
+      </w:r>
+      <w:r>
+        <w:rPr>
+          <w:rFonts w:cs="Times New Roman"/>
+        </w:rPr>
+        <w:t>MDCT</w:t>
+      </w:r>
+      <w:r>
+        <w:rPr>
+          <w:rFonts w:cs="Times New Roman"/>
+          <w:lang w:val="ru-RU"/>
+        </w:rPr>
+        <w:t xml:space="preserve"> показывает </w:t>
+      </w:r>
+      <w:r>
+        <w:rPr>
+          <w:rFonts w:cs="Times New Roman"/>
+        </w:rPr>
+        <w:t>Score</w:t>
+      </w:r>
+      <w:r>
+        <w:rPr>
+          <w:rFonts w:cs="Times New Roman"/>
+          <w:lang w:val="ru-RU"/>
+        </w:rPr>
+        <w:t xml:space="preserve"> 0,423 против 0,672 у </w:t>
+      </w:r>
+      <w:r>
+        <w:rPr>
+          <w:rFonts w:cs="Times New Roman"/>
+        </w:rPr>
+        <w:t>FWHT</w:t>
+      </w:r>
+      <w:r>
+        <w:rPr>
+          <w:rFonts w:cs="Times New Roman"/>
+          <w:lang w:val="ru-RU"/>
+        </w:rPr>
+        <w:t xml:space="preserve">, </w:t>
+      </w:r>
+      <w:r>
+        <w:rPr>
+          <w:rFonts w:cs="Times New Roman"/>
+        </w:rPr>
+        <w:t>LSD</w:t>
+      </w:r>
+      <w:r>
+        <w:rPr>
+          <w:rFonts w:cs="Times New Roman"/>
+          <w:lang w:val="ru-RU"/>
+        </w:rPr>
+        <w:t xml:space="preserve"> 33,30 дБ против 24,57 дБ и время обработки 3,08 с против 1,96 с. Проблема реализации </w:t>
+      </w:r>
+      <w:r>
+        <w:rPr>
+          <w:rFonts w:cs="Times New Roman"/>
+        </w:rPr>
+        <w:t>MDCT</w:t>
+      </w:r>
+      <w:r>
+        <w:rPr>
+          <w:rFonts w:cs="Times New Roman"/>
+          <w:lang w:val="ru-RU"/>
+        </w:rPr>
+        <w:t xml:space="preserve"> связана с некорректной обработкой граничных эффектов при критической выборке, что приводит к деградации качества.</w:t>
+      </w:r>
+    </w:p>
+    <w:p>
+      <w:pPr>
+        <w:ind w:firstLine="709"/>
+        <w:jc w:val="both"/>
+        <w:rPr>
+          <w:rFonts w:cs="Times New Roman"/>
+          <w:lang w:val="ru-RU"/>
+        </w:rPr>
+      </w:pPr>
+      <w:r>
+        <w:rPr>
+          <w:rFonts w:cs="Times New Roman"/>
+        </w:rPr>
+        <w:t>FWHT</w:t>
+      </w:r>
+      <w:r>
+        <w:rPr>
+          <w:rFonts w:cs="Times New Roman"/>
+          <w:lang w:val="ru-RU"/>
+        </w:rPr>
+        <w:t xml:space="preserve"> </w:t>
+      </w:r>
+      <w:r>
+        <w:rPr>
+          <w:rFonts w:cs="Times New Roman"/>
+        </w:rPr>
+        <w:t>vs</w:t>
+      </w:r>
+      <w:r>
+        <w:rPr>
+          <w:rFonts w:cs="Times New Roman"/>
+          <w:lang w:val="ru-RU"/>
+        </w:rPr>
+        <w:t xml:space="preserve"> </w:t>
+      </w:r>
+      <w:r>
+        <w:rPr>
+          <w:rFonts w:cs="Times New Roman"/>
+        </w:rPr>
         <w:t>Rosenbrock</w:t>
       </w:r>
       <w:r>
@@ -22438,6 +22477,19 @@
           <w:lang w:val="ru-RU"/>
         </w:rPr>
         <w:t xml:space="preserve"> (0,028 против 0,023).</w:t>
+      </w:r>
+    </w:p>
+    <w:p>
+      <w:pPr>
+        <w:ind w:firstLine="709"/>
+      </w:pPr>
+      <w:r>
+        <w:rPr>
+          <w:rFonts w:cs="Times New Roman"/>
+          <w:sz w:val="24"/>
+          <w:szCs w:val="24"/>
+        </w:rPr>
+        <w:t xml:space="preserve">FWHT vs Хаффман MP3. Хаффман MP3 безоговорочно побеждает FWHT во всех 100% файлов по интегральному баллу: Score 0,915 против 0,672, SNR 27,87 против 13,59 дБ, PESQ 3,30 против 2,16, время обработки 0,71 с против 1,96 с. Разрыв по Score (0,243 балла) является наибольшим среди всех сравнений FWHT с работоспособными пользовательскими методами, уступая только Стандартному MP3 (0,320). Ключевое преимущество Хаффман MP3 — наличие психоакустической модели в сочетании с эффективным entropy-кодированием, что обеспечивает одновременно высокое качество и значительное сжатие (1,34 МБ против 1,44 МБ у FWHT). FWHT не превосходит Хаффман MP3 ни по одной из одиннадцати метрик, что делает данный сравнение наиболее однозначным свидетельством ограничения подхода на основе Walsh-преобразования без психоакустической модели.</w:t>
       </w:r>
     </w:p>
     <w:p>

--- a/docs/Diplom/Глава_4_Описание_результатов_применения_разработки.docx
+++ b/docs/Diplom/Глава_4_Описание_результатов_применения_разработки.docx
@@ -4490,7 +4490,15 @@
           <w:rFonts w:cs="Times New Roman"/>
           <w:lang w:val="ru-RU"/>
         </w:rPr>
-        <w:t xml:space="preserve"> показывает умеренную вариабельность (2,37 дБ по </w:t>
+        <w:t xml:space="preserve"> показывает </w:t>
+      </w:r>
+      <w:r>
+        <w:rPr>
+          <w:rFonts w:cs="Times New Roman"/>
+          <w:lang w:val="ru-RU"/>
+        </w:rPr>
+        <w:lastRenderedPageBreak/>
+        <w:t xml:space="preserve">умеренную вариабельность (2,37 дБ по </w:t>
       </w:r>
       <w:r>
         <w:rPr>
@@ -4519,15 +4527,7 @@
           <w:rFonts w:cs="Times New Roman"/>
           <w:lang w:val="ru-RU"/>
         </w:rPr>
-        <w:t xml:space="preserve"> - минимальную </w:t>
-      </w:r>
-      <w:r>
-        <w:rPr>
-          <w:rFonts w:cs="Times New Roman"/>
-          <w:lang w:val="ru-RU"/>
-        </w:rPr>
-        <w:lastRenderedPageBreak/>
-        <w:t xml:space="preserve">(0,33 дБ). Метод </w:t>
+        <w:t xml:space="preserve"> - минимальную (0,33 дБ). Метод </w:t>
       </w:r>
       <w:r>
         <w:rPr>
@@ -4734,6 +4734,7 @@
           <w:sz w:val="22"/>
           <w:lang w:val="ru-RU"/>
         </w:rPr>
+        <w:lastRenderedPageBreak/>
         <w:drawing>
           <wp:inline distT="0" distB="0" distL="0" distR="0" wp14:anchorId="0F3185D9" wp14:editId="1103D49C">
             <wp:extent cx="5486400" cy="3200400"/>
@@ -4772,7 +4773,6 @@
           <w:sz w:val="22"/>
           <w:lang w:val="ru-RU"/>
         </w:rPr>
-        <w:lastRenderedPageBreak/>
         <w:t>Рисунок 4.13</w:t>
       </w:r>
       <w:r>
@@ -5025,6 +5025,7 @@
           <w:sz w:val="22"/>
           <w:lang w:val="ru-RU"/>
         </w:rPr>
+        <w:lastRenderedPageBreak/>
         <w:drawing>
           <wp:inline distT="0" distB="0" distL="0" distR="0" wp14:anchorId="093FE440" wp14:editId="54526F75">
             <wp:extent cx="5486400" cy="3200400"/>
@@ -5055,7 +5056,6 @@
           <w:sz w:val="22"/>
           <w:lang w:val="ru-RU"/>
         </w:rPr>
-        <w:lastRenderedPageBreak/>
         <w:t>Рисунок 4.13</w:t>
       </w:r>
       <w:r>
@@ -6146,6 +6146,7 @@
           <w:rFonts w:cs="Times New Roman"/>
           <w:lang w:val="ru-RU"/>
         </w:rPr>
+        <w:lastRenderedPageBreak/>
         <w:t xml:space="preserve">Метод </w:t>
       </w:r>
       <w:r>
@@ -6367,15 +6368,7 @@
           <w:rFonts w:cs="Times New Roman"/>
           <w:lang w:val="ru-RU"/>
         </w:rPr>
-        <w:t xml:space="preserve"> при </w:t>
-      </w:r>
-      <w:r>
-        <w:rPr>
-          <w:rFonts w:cs="Times New Roman"/>
-          <w:lang w:val="ru-RU"/>
-        </w:rPr>
-        <w:lastRenderedPageBreak/>
-        <w:t xml:space="preserve">стандартном отклонении </w:t>
+        <w:t xml:space="preserve"> при стандартном отклонении </w:t>
       </w:r>
       <w:proofErr w:type="gramStart"/>
       <w:r>
@@ -6582,14 +6575,164 @@
     <w:p>
       <w:pPr>
         <w:ind w:firstLine="709"/>
+        <w:rPr>
+          <w:lang w:val="ru-RU"/>
+        </w:rPr>
       </w:pPr>
       <w:r>
         <w:rPr>
           <w:rFonts w:cs="Times New Roman"/>
           <w:sz w:val="24"/>
           <w:szCs w:val="24"/>
-        </w:rPr>
-        <w:t xml:space="preserve">Косинусное сходство FWHT составляет 0,988, что является четвёртым результатом среди девяти методов и указывает на высокую степень сохранения общей формы сигнала при обратном преобразовании. FWHT превосходит по данному показателю FFT (0,985, победа в 65,0% файлов), DCT (0,986, победа в 58,8% файлов) и DWT (0,984, победа в 76,2% файлов). Данное преимущество обусловлено ортогональностью матрицы Адамара, которая обеспечивает минимальное влияние отбора коэффициентов на общую энергетическую структуру сигнала. Разница с лидерами (Стандартный MP3 — 0,9999, Хаффман MP3 — 0,9993) объясняется наличием психоакустической модели в MP3-кодеках, которая адаптивно сохраняет компоненты, наиболее важные для восприятия.</w:t>
+          <w:lang w:val="ru-RU"/>
+        </w:rPr>
+        <w:t xml:space="preserve">Косинусное сходство </w:t>
+      </w:r>
+      <w:r>
+        <w:rPr>
+          <w:rFonts w:cs="Times New Roman"/>
+          <w:sz w:val="24"/>
+          <w:szCs w:val="24"/>
+        </w:rPr>
+        <w:t>FWHT</w:t>
+      </w:r>
+      <w:r>
+        <w:rPr>
+          <w:rFonts w:cs="Times New Roman"/>
+          <w:sz w:val="24"/>
+          <w:szCs w:val="24"/>
+          <w:lang w:val="ru-RU"/>
+        </w:rPr>
+        <w:t xml:space="preserve"> составляет 0,988, что является четвёртым результатом среди девяти методов и указывает на высокую степень сохранения общей формы сигнала при обратном преобразовании. </w:t>
+      </w:r>
+      <w:r>
+        <w:rPr>
+          <w:rFonts w:cs="Times New Roman"/>
+          <w:sz w:val="24"/>
+          <w:szCs w:val="24"/>
+        </w:rPr>
+        <w:t>FWHT</w:t>
+      </w:r>
+      <w:r>
+        <w:rPr>
+          <w:rFonts w:cs="Times New Roman"/>
+          <w:sz w:val="24"/>
+          <w:szCs w:val="24"/>
+          <w:lang w:val="ru-RU"/>
+        </w:rPr>
+        <w:t xml:space="preserve"> превосходит по данному показателю </w:t>
+      </w:r>
+      <w:r>
+        <w:rPr>
+          <w:rFonts w:cs="Times New Roman"/>
+          <w:sz w:val="24"/>
+          <w:szCs w:val="24"/>
+        </w:rPr>
+        <w:t>FFT</w:t>
+      </w:r>
+      <w:r>
+        <w:rPr>
+          <w:rFonts w:cs="Times New Roman"/>
+          <w:sz w:val="24"/>
+          <w:szCs w:val="24"/>
+          <w:lang w:val="ru-RU"/>
+        </w:rPr>
+        <w:t xml:space="preserve"> (0,985, победа в 65,0% файлов), </w:t>
+      </w:r>
+      <w:r>
+        <w:rPr>
+          <w:rFonts w:cs="Times New Roman"/>
+          <w:sz w:val="24"/>
+          <w:szCs w:val="24"/>
+        </w:rPr>
+        <w:t>DCT</w:t>
+      </w:r>
+      <w:r>
+        <w:rPr>
+          <w:rFonts w:cs="Times New Roman"/>
+          <w:sz w:val="24"/>
+          <w:szCs w:val="24"/>
+          <w:lang w:val="ru-RU"/>
+        </w:rPr>
+        <w:t xml:space="preserve"> (0,986, победа в 58,8% файлов) и </w:t>
+      </w:r>
+      <w:r>
+        <w:rPr>
+          <w:rFonts w:cs="Times New Roman"/>
+          <w:sz w:val="24"/>
+          <w:szCs w:val="24"/>
+        </w:rPr>
+        <w:t>DWT</w:t>
+      </w:r>
+      <w:r>
+        <w:rPr>
+          <w:rFonts w:cs="Times New Roman"/>
+          <w:sz w:val="24"/>
+          <w:szCs w:val="24"/>
+          <w:lang w:val="ru-RU"/>
+        </w:rPr>
+        <w:t xml:space="preserve"> (0,984, победа в 76,2% файлов). Данное преимущество обусловлено ортогональностью матрицы Адамара, которая обеспечивает минимальное влияние отбора коэффициентов на общую </w:t>
+      </w:r>
+      <w:r>
+        <w:rPr>
+          <w:rFonts w:cs="Times New Roman"/>
+          <w:sz w:val="24"/>
+          <w:szCs w:val="24"/>
+          <w:lang w:val="ru-RU"/>
+        </w:rPr>
+        <w:lastRenderedPageBreak/>
+        <w:t xml:space="preserve">энергетическую структуру сигнала. Разница с лидерами (Стандартный </w:t>
+      </w:r>
+      <w:r>
+        <w:rPr>
+          <w:rFonts w:cs="Times New Roman"/>
+          <w:sz w:val="24"/>
+          <w:szCs w:val="24"/>
+        </w:rPr>
+        <w:t>MP</w:t>
+      </w:r>
+      <w:r>
+        <w:rPr>
+          <w:rFonts w:cs="Times New Roman"/>
+          <w:sz w:val="24"/>
+          <w:szCs w:val="24"/>
+          <w:lang w:val="ru-RU"/>
+        </w:rPr>
+        <w:t xml:space="preserve">3 — 0,9999, Хаффман </w:t>
+      </w:r>
+      <w:r>
+        <w:rPr>
+          <w:rFonts w:cs="Times New Roman"/>
+          <w:sz w:val="24"/>
+          <w:szCs w:val="24"/>
+        </w:rPr>
+        <w:t>MP</w:t>
+      </w:r>
+      <w:r>
+        <w:rPr>
+          <w:rFonts w:cs="Times New Roman"/>
+          <w:sz w:val="24"/>
+          <w:szCs w:val="24"/>
+          <w:lang w:val="ru-RU"/>
+        </w:rPr>
+        <w:t xml:space="preserve">3 — 0,9993) объясняется наличием психоакустической модели в </w:t>
+      </w:r>
+      <w:r>
+        <w:rPr>
+          <w:rFonts w:cs="Times New Roman"/>
+          <w:sz w:val="24"/>
+          <w:szCs w:val="24"/>
+        </w:rPr>
+        <w:t>MP</w:t>
+      </w:r>
+      <w:r>
+        <w:rPr>
+          <w:rFonts w:cs="Times New Roman"/>
+          <w:sz w:val="24"/>
+          <w:szCs w:val="24"/>
+          <w:lang w:val="ru-RU"/>
+        </w:rPr>
+        <w:t>3-кодеках, которая адаптивно сохраняет компоненты, наиболее важные для восприятия.</w:t>
       </w:r>
     </w:p>
     <w:p>
@@ -6663,7 +6806,6 @@
           <w:noProof/>
           <w:lang w:val="ru-RU"/>
         </w:rPr>
-        <w:lastRenderedPageBreak/>
         <w:drawing>
           <wp:inline distT="0" distB="0" distL="0" distR="0" wp14:anchorId="6F026001" wp14:editId="3CDD9ADC">
             <wp:extent cx="5972175" cy="3230245"/>
@@ -6777,6 +6919,7 @@
           <w:rFonts w:cs="Times New Roman"/>
           <w:lang w:val="ru-RU"/>
         </w:rPr>
+        <w:lastRenderedPageBreak/>
         <w:t xml:space="preserve">Сравнение </w:t>
       </w:r>
       <w:r>
@@ -6876,7 +7019,6 @@
           <w:noProof/>
           <w:lang w:val="ru-RU"/>
         </w:rPr>
-        <w:lastRenderedPageBreak/>
         <w:drawing>
           <wp:inline distT="0" distB="0" distL="0" distR="0" wp14:anchorId="7BD2B58A" wp14:editId="13CDC555">
             <wp:extent cx="5972175" cy="3218670"/>
@@ -7077,7 +7219,15 @@
           <w:rFonts w:cs="Times New Roman"/>
           <w:lang w:val="ru-RU"/>
         </w:rPr>
-        <w:t>) — кривые с умеренным отклонением, сохраняющие общую форму спектра, но вносящие заметные искажения в области выше 2 кГц. Третья группа (</w:t>
+        <w:t xml:space="preserve">) — кривые с умеренным отклонением, </w:t>
+      </w:r>
+      <w:r>
+        <w:rPr>
+          <w:rFonts w:cs="Times New Roman"/>
+          <w:lang w:val="ru-RU"/>
+        </w:rPr>
+        <w:lastRenderedPageBreak/>
+        <w:t>сохраняющие общую форму спектра, но вносящие заметные искажения в области выше 2 кГц. Третья группа (</w:t>
       </w:r>
       <w:r>
         <w:rPr>
@@ -7147,7 +7297,6 @@
           <w:noProof/>
           <w:lang w:val="ru-RU"/>
         </w:rPr>
-        <w:lastRenderedPageBreak/>
         <w:drawing>
           <wp:inline distT="0" distB="0" distL="0" distR="0" wp14:anchorId="2244C1A2" wp14:editId="71C38D30">
             <wp:extent cx="5972175" cy="3224458"/>
@@ -7253,7 +7402,16 @@
           <w:szCs w:val="28"/>
           <w:lang w:val="ru-RU"/>
         </w:rPr>
-        <w:t>Сравнение спектров FWHT и FFT (рисунок 4.7) выявляет сходный характер спектральных искажений обоих методов в высокочастотной области. Значения LSD составляют 24,57 дБ для FWHT и 32,22 дБ для FFT, причём большее значение LSD у FFT указывает на более выраженное отклонение спектра обработанного сигнала от исходного. Центроидное смещение также различается: 1445 Гц у FWHT против 845 Гц у FFT. Несмотря на то, что FFT демонстрирует меньшее центроидное смещение, интегральный балл FWHT (0,672) превышает Score FFT (0,558) за счёт лучших показателей SNR (13,59 против 12,75 дБ) и более низкого RMSE (0,028 против 0,036). На спектрограмме видно, что кривая FFT характеризуется более неравномерными провалами в области средних частот, тогда как FWHT сохраняет более гладкую огибающую в низкочастотной области, что объясняется монотонным характером функций Уолша.</w:t>
+        <w:t xml:space="preserve">Сравнение спектров FWHT и FFT (рисунок 4.7) выявляет сходный характер спектральных искажений обоих методов в высокочастотной области. Значения LSD составляют 24,57 дБ для FWHT и 32,22 дБ для FFT, причём большее значение LSD у FFT указывает на более выраженное отклонение спектра обработанного сигнала от исходного. Центроидное смещение также различается: 1445 Гц у FWHT против 845 Гц у FFT. Несмотря на то, что FFT демонстрирует меньшее центроидное смещение, интегральный балл FWHT (0,672) превышает Score FFT (0,558) за счёт лучших показателей SNR (13,59 </w:t>
+      </w:r>
+      <w:r>
+        <w:rPr>
+          <w:rFonts w:cs="Times New Roman"/>
+          <w:szCs w:val="28"/>
+          <w:lang w:val="ru-RU"/>
+        </w:rPr>
+        <w:lastRenderedPageBreak/>
+        <w:t>против 12,75 дБ) и более низкого RMSE (0,028 против 0,036). На спектрограмме видно, что кривая FFT характеризуется более неравномерными провалами в области средних частот, тогда как FWHT сохраняет более гладкую огибающую в низкочастотной области, что объясняется монотонным характером функций Уолша.</w:t>
       </w:r>
     </w:p>
     <w:p>
@@ -7271,7 +7429,6 @@
           <w:noProof/>
           <w:lang w:val="ru-RU"/>
         </w:rPr>
-        <w:lastRenderedPageBreak/>
         <w:drawing>
           <wp:inline distT="0" distB="0" distL="0" distR="0" wp14:anchorId="4F6F33C3" wp14:editId="5B4D6951">
             <wp:extent cx="5972175" cy="3207096"/>
@@ -7350,7 +7507,16 @@
           <w:szCs w:val="28"/>
           <w:lang w:val="ru-RU"/>
         </w:rPr>
-        <w:t>Спектрограмма сравнения FWHT и DCT (рисунок 4.8) показывает, что оба метода вносят существенные искажения в области средних и высоких частот, однако характер этих искажений различается. LSD DCT составляет 31,54 дБ против 24,57 дБ у FWHT, что указывает на более сильное отклонение спектра при использовании дискретного косинусного преобразования. Спектральная сходимость DCT (0,262) и FWHT (0,184) сопоставимы, однако стандартное отклонение DCT (0,220) значительно выше, чем у FWHT (0,116), что свидетельствует о меньшей предсказуемости результатов DCT для различных типов аудиоконтента. На спектрограмме заметно, что кривая DCT имеет более выраженные осцилляции в полосе 2–8 кГц, связанные с эффектом спектральной утечки, характерным для гармонических базисов. FWHT, напротив, формирует более равномерное отклонение благодаря ортогональности и дискретной природе матрицы Адамара.</w:t>
+        <w:t xml:space="preserve">Спектрограмма сравнения FWHT и DCT (рисунок 4.8) показывает, что оба метода вносят существенные искажения в области средних и высоких частот, однако характер этих искажений различается. LSD DCT составляет 31,54 дБ против 24,57 дБ у FWHT, что указывает на более сильное отклонение спектра при использовании дискретного косинусного преобразования. Спектральная сходимость DCT (0,262) и FWHT (0,184) сопоставимы, однако стандартное отклонение DCT (0,220) значительно выше, чем у FWHT (0,116), что свидетельствует о меньшей предсказуемости результатов DCT для различных типов аудиоконтента. На спектрограмме заметно, что кривая DCT имеет </w:t>
+      </w:r>
+      <w:r>
+        <w:rPr>
+          <w:rFonts w:cs="Times New Roman"/>
+          <w:szCs w:val="28"/>
+          <w:lang w:val="ru-RU"/>
+        </w:rPr>
+        <w:lastRenderedPageBreak/>
+        <w:t>более выраженные осцилляции в полосе 2–8 кГц, связанные с эффектом спектральной утечки, характерным для гармонических базисов. FWHT, напротив, формирует более равномерное отклонение благодаря ортогональности и дискретной природе матрицы Адамара.</w:t>
       </w:r>
     </w:p>
     <w:p>
@@ -7368,7 +7534,6 @@
           <w:noProof/>
           <w:lang w:val="ru-RU"/>
         </w:rPr>
-        <w:lastRenderedPageBreak/>
         <w:drawing>
           <wp:inline distT="0" distB="0" distL="0" distR="0" wp14:anchorId="6C1ED304" wp14:editId="47C59AD8">
             <wp:extent cx="5972175" cy="3195521"/>
@@ -7447,7 +7612,16 @@
           <w:szCs w:val="28"/>
           <w:lang w:val="ru-RU"/>
         </w:rPr>
-        <w:t>Сравнение FWHT и MDCT (рисунок 4.10) демонстрирует принципиальные различия в качестве спектрального восстановления. MDCT, являющийся основой формата MP3, показывает LSD 33,30 дБ и спектральную сходимость 0,523 — значительно худшие показатели, чем у FWHT (LSD 24,57 дБ, сходимость 0,184). Однако следует учитывать, что текущая реализация MDCT в программном комплексе является упрощённой и не включает критическое перекрытие и оконную функцию, необходимые для качественного спектрального анализа. Центроидное смещение MDCT (1008 Гц) меньше, чем у FWHT (1445 Гц), однако это не компенсирует общего ухудшения спектральной структуры. На спектрограмме хорошо видно, что кривая MDCT демонстрирует характерные артефакты в виде периодических провалов, связанных с отсутствием оконной функции. Данные результаты подтверждают необходимость оптимизации реализации MDCT для корректного сравнения с остальными методами.</w:t>
+        <w:t xml:space="preserve">Сравнение FWHT и MDCT (рисунок 4.10) демонстрирует принципиальные различия в качестве спектрального восстановления. MDCT, являющийся основой формата MP3, показывает LSD 33,30 дБ и спектральную сходимость 0,523 — значительно худшие показатели, чем у FWHT (LSD 24,57 дБ, сходимость 0,184). Однако следует учитывать, что текущая реализация MDCT в программном комплексе является упрощённой и не включает критическое перекрытие и оконную функцию, необходимые для качественного спектрального анализа. Центроидное смещение MDCT (1008 Гц) меньше, чем у FWHT (1445 Гц), однако это не компенсирует общего ухудшения спектральной структуры. На спектрограмме хорошо видно, что </w:t>
+      </w:r>
+      <w:r>
+        <w:rPr>
+          <w:rFonts w:cs="Times New Roman"/>
+          <w:szCs w:val="28"/>
+          <w:lang w:val="ru-RU"/>
+        </w:rPr>
+        <w:lastRenderedPageBreak/>
+        <w:t>кривая MDCT демонстрирует характерные артефакты в виде периодических провалов, связанных с отсутствием оконной функции. Данные результаты подтверждают необходимость оптимизации реализации MDCT для корректного сравнения с остальными методами.</w:t>
       </w:r>
     </w:p>
     <w:p>
@@ -7465,7 +7639,6 @@
           <w:noProof/>
           <w:lang w:val="ru-RU"/>
         </w:rPr>
-        <w:lastRenderedPageBreak/>
         <w:drawing>
           <wp:inline distT="0" distB="0" distL="0" distR="0" wp14:anchorId="4DCFCDB4" wp14:editId="0F389F31">
             <wp:extent cx="5972175" cy="3195521"/>
@@ -7544,7 +7717,16 @@
           <w:szCs w:val="28"/>
           <w:lang w:val="ru-RU"/>
         </w:rPr>
-        <w:t>Спектрограмма сравнения FWHT и метода Розенброка (рисунок 4.11) наглядно иллюстрирует разрыв в качестве между этими методами. Кривая Розенброка практически совпадает с исходным сигналом на всём диапазоне частот, что объясняет минимальное значение LSD (6,77 дБ) и центроидное смещение всего 24 Гц. FWHT демонстрирует значительно большее отклонение: LSD 24,57 дБ, центроид 1445 Гц. Спектральная сходимость Розенброка (0,174) также превосходит FWHT (0,184). Ключевым преимуществом метода Розенброка является наличие психоакустической модели, которая обеспечивает адаптивное управление квантованием в соответствии с чувствительностью слуха. FWHT, напротив, использует механический отбор коэффициентов по энергетическому критерию без учёта особенностей восприятия. Тем не менее, FWHT обладает потенциальным преимуществом в сценариях аппаратной реализации, где отсутствие операций умножения является критическим фактором.</w:t>
+        <w:t xml:space="preserve">Спектрограмма сравнения FWHT и метода Розенброка (рисунок 4.11) наглядно иллюстрирует разрыв в качестве между этими методами. Кривая Розенброка практически совпадает с исходным сигналом на всём диапазоне частот, что объясняет минимальное значение LSD (6,77 дБ) и центроидное смещение всего 24 Гц. FWHT демонстрирует значительно большее отклонение: LSD 24,57 дБ, центроид 1445 Гц. Спектральная сходимость Розенброка (0,174) также превосходит FWHT (0,184). Ключевым преимуществом метода Розенброка является наличие психоакустической модели, которая обеспечивает адаптивное управление квантованием в соответствии с чувствительностью слуха. FWHT, напротив, использует </w:t>
+      </w:r>
+      <w:r>
+        <w:rPr>
+          <w:rFonts w:cs="Times New Roman"/>
+          <w:szCs w:val="28"/>
+          <w:lang w:val="ru-RU"/>
+        </w:rPr>
+        <w:lastRenderedPageBreak/>
+        <w:t>механический отбор коэффициентов по энергетическому критерию без учёта особенностей восприятия. Тем не менее, FWHT обладает потенциальным преимуществом в сценариях аппаратной реализации, где отсутствие операций умножения является критическим фактором.</w:t>
       </w:r>
     </w:p>
     <w:p>
@@ -7562,7 +7744,6 @@
           <w:noProof/>
           <w:lang w:val="ru-RU"/>
         </w:rPr>
-        <w:lastRenderedPageBreak/>
         <w:drawing>
           <wp:inline distT="0" distB="0" distL="0" distR="0" wp14:anchorId="256AAD56" wp14:editId="023BF6DF">
             <wp:extent cx="5972175" cy="3218670"/>
@@ -7641,7 +7822,7 @@
           <w:szCs w:val="28"/>
           <w:lang w:val="ru-RU"/>
         </w:rPr>
-        <w:t xml:space="preserve">Сравнение FWHT и Хаффман MP3 (рисунок 4.9) показывает существенное различие в характере спектральных искажений. Хаффман MP3 демонстрирует значительно лучшее сохранение спектральной структуры: LSD 14,05 дБ против 24,57 дБ у FWHT, центроидное смещение 225 Гц против 1445 Гц, спектральная сходимость 0,038 против 0,184. На спектрограмме кривая Хаффман MP3 следует форме исходного сигнала значительно точнее, особенно в области средних частот (1–4 кГц), где локализована основная энергия речевых сигналов. FWHT, однако, демонстрирует более выраженные отклонения в высокочастотной области выше 4 кГц, что приводит к потере деталей, важных для восприятия тембра. Психоакустическая модель Хаффман MP3 позволяет адаптивно распределять квантованные коэффициенты с учётом маскирующих эффектов слуховой системы, тогда как FWHT применяет равномерный энергетический порог ко всем частотным </w:t>
+        <w:t xml:space="preserve">Сравнение FWHT и Хаффман MP3 (рисунок 4.9) показывает существенное различие в характере спектральных искажений. Хаффман MP3 демонстрирует значительно лучшее сохранение спектральной структуры: LSD 14,05 дБ против 24,57 дБ у FWHT, центроидное смещение 225 Гц против 1445 Гц, спектральная сходимость 0,038 против 0,184. На спектрограмме кривая Хаффман MP3 следует форме исходного сигнала значительно точнее, особенно в области средних частот (1–4 кГц), где локализована основная энергия речевых сигналов. FWHT, однако, демонстрирует более выраженные отклонения в высокочастотной области выше 4 кГц, что приводит к потере деталей, важных для восприятия тембра. Психоакустическая модель </w:t>
       </w:r>
       <w:r>
         <w:rPr>
@@ -7650,7 +7831,7 @@
           <w:lang w:val="ru-RU"/>
         </w:rPr>
         <w:lastRenderedPageBreak/>
-        <w:t>полосам, что приводит к менее эффективному использованию доступного битового бюджета.</w:t>
+        <w:t>Хаффман MP3 позволяет адаптивно распределять квантованные коэффициенты с учётом маскирующих эффектов слуховой системы, тогда как FWHT применяет равномерный энергетический порог ко всем частотным полосам, что приводит к менее эффективному использованию доступного битового бюджета.</w:t>
       </w:r>
     </w:p>
     <w:p>
@@ -7811,7 +7992,16 @@
           <w:szCs w:val="28"/>
           <w:lang w:val="ru-RU"/>
         </w:rPr>
-        <w:t xml:space="preserve"> DWT полностью отличается от всех остальных: спектральная сходимость составляет 1,004 (значение выше 1,0 означает отсутствие корреляции между спектрами), центроидное смещение достигает 10426 Гц, а LSD равен 33,36 дБ. Данные показатели являются наихудшими среди всех девяти методов и однозначно свидетельствуют о некорректности алгоритма обратного преобразования, что делает невозможным сравнительный анализ данного метода с FWHT на основе спектральных метрик.</w:t>
+        <w:t xml:space="preserve"> DWT полностью отличается от всех остальных: спектральная сходимость составляет 1,004 (значение выше 1,0 означает отсутствие корреляции между спектрами), центроидное смещение достигает 10426 Гц, а LSD равен 33,36 дБ. Данные показатели являются наихудшими среди всех девяти методов и однозначно </w:t>
+      </w:r>
+      <w:r>
+        <w:rPr>
+          <w:rFonts w:cs="Times New Roman"/>
+          <w:szCs w:val="28"/>
+          <w:lang w:val="ru-RU"/>
+        </w:rPr>
+        <w:lastRenderedPageBreak/>
+        <w:t>свидетельствуют о некорректности алгоритма обратного преобразования, что делает невозможным сравнительный анализ данного метода с FWHT на основе спектральных метрик.</w:t>
       </w:r>
     </w:p>
     <w:p>
@@ -7829,7 +8019,6 @@
           <w:noProof/>
           <w:lang w:val="ru-RU"/>
         </w:rPr>
-        <w:lastRenderedPageBreak/>
         <w:drawing>
           <wp:inline distT="0" distB="0" distL="0" distR="0" wp14:anchorId="04051930" wp14:editId="6C05C7E9">
             <wp:extent cx="5972175" cy="3224458"/>
@@ -7954,6 +8143,7 @@
           <w:sz w:val="22"/>
           <w:lang w:val="ru-RU"/>
         </w:rPr>
+        <w:lastRenderedPageBreak/>
         <w:t>Рисунок 4.14</w:t>
       </w:r>
       <w:r>
@@ -8029,7 +8219,6 @@
           <w:noProof/>
           <w:lang w:val="ru-RU"/>
         </w:rPr>
-        <w:lastRenderedPageBreak/>
         <w:drawing>
           <wp:inline distT="0" distB="0" distL="0" distR="0" wp14:anchorId="3984E9F1" wp14:editId="63929EC2">
             <wp:extent cx="5486400" cy="3200400"/>
@@ -8161,6 +8350,7 @@
           <w:sz w:val="22"/>
           <w:lang w:val="ru-RU"/>
         </w:rPr>
+        <w:lastRenderedPageBreak/>
         <w:t>Рисунок 4.14</w:t>
       </w:r>
       <w:r>
@@ -8235,7 +8425,6 @@
           <w:rFonts w:ascii="Times New Roman" w:hAnsi="Times New Roman" w:cs="Times New Roman"/>
           <w:lang w:val="ru-RU"/>
         </w:rPr>
-        <w:lastRenderedPageBreak/>
         <w:t xml:space="preserve">4.3.3. Сравнение по </w:t>
       </w:r>
       <w:proofErr w:type="spellStart"/>
@@ -9514,7 +9703,15 @@
           <w:rFonts w:cs="Times New Roman"/>
           <w:lang w:val="ru-RU"/>
         </w:rPr>
-        <w:t xml:space="preserve">3 (2,18) и соответствует уровню «заметно ухудшенное качество» по шкале </w:t>
+        <w:t xml:space="preserve">3 (2,18) и соответствует уровню </w:t>
+      </w:r>
+      <w:r>
+        <w:rPr>
+          <w:rFonts w:cs="Times New Roman"/>
+          <w:lang w:val="ru-RU"/>
+        </w:rPr>
+        <w:lastRenderedPageBreak/>
+        <w:t xml:space="preserve">«заметно ухудшенное качество» по шкале </w:t>
       </w:r>
       <w:r>
         <w:rPr>
@@ -9556,15 +9753,7 @@
           <w:rFonts w:cs="Times New Roman"/>
           <w:lang w:val="ru-RU"/>
         </w:rPr>
-        <w:t xml:space="preserve">, </w:t>
-      </w:r>
-      <w:r>
-        <w:rPr>
-          <w:rFonts w:cs="Times New Roman"/>
-          <w:lang w:val="ru-RU"/>
-        </w:rPr>
-        <w:lastRenderedPageBreak/>
-        <w:t xml:space="preserve">тогда как для сложных - опускается до </w:t>
+        <w:t xml:space="preserve">, тогда как для сложных - опускается до </w:t>
       </w:r>
       <w:proofErr w:type="gramStart"/>
       <w:r>
@@ -19024,15 +19213,7 @@
           <w:sz w:val="22"/>
           <w:lang w:val="ru-RU"/>
         </w:rPr>
-        <w:t>6</w:t>
-      </w:r>
-      <w:r>
-        <w:rPr>
-          <w:rFonts w:cs="Times New Roman"/>
-          <w:sz w:val="22"/>
-          <w:lang w:val="ru-RU"/>
-        </w:rPr>
-        <w:t>б</w:t>
+        <w:t>6б</w:t>
       </w:r>
       <w:r>
         <w:rPr>
@@ -19106,15 +19287,7 @@
           <w:sz w:val="22"/>
           <w:lang w:val="ru-RU"/>
         </w:rPr>
-        <w:t>6</w:t>
-      </w:r>
-      <w:r>
-        <w:rPr>
-          <w:rFonts w:cs="Times New Roman"/>
-          <w:sz w:val="22"/>
-          <w:lang w:val="ru-RU"/>
-        </w:rPr>
-        <w:t>в</w:t>
+        <w:t>6в</w:t>
       </w:r>
       <w:r>
         <w:rPr>
@@ -19189,15 +19362,7 @@
           <w:sz w:val="22"/>
           <w:lang w:val="ru-RU"/>
         </w:rPr>
-        <w:t>6</w:t>
-      </w:r>
-      <w:r>
-        <w:rPr>
-          <w:rFonts w:cs="Times New Roman"/>
-          <w:sz w:val="22"/>
-          <w:lang w:val="ru-RU"/>
-        </w:rPr>
-        <w:t>г</w:t>
+        <w:t>6г</w:t>
       </w:r>
       <w:r>
         <w:rPr>
@@ -21213,14 +21378,681 @@
     <w:p>
       <w:pPr>
         <w:ind w:firstLine="709"/>
+        <w:rPr>
+          <w:lang w:val="ru-RU"/>
+        </w:rPr>
       </w:pPr>
       <w:r>
         <w:rPr>
           <w:rFonts w:cs="Times New Roman"/>
           <w:sz w:val="24"/>
           <w:szCs w:val="24"/>
-        </w:rPr>
-        <w:t xml:space="preserve">Отдельный анализ файлов с позиций метода FWHT выявляет существенный разброс результатов. Наилучший результат FWHT демонстрирует на файле battle-of-legends (Score 0,789, SNR 13,83 дБ, PESQ 3,45), а наихудший — на файле tranquil-reverie (Score 0,495, SNR 14,40 дБ, PESQ -0,50). Разброс Score для FWHT составляет 0,294 балла, что более чем в два раза превышает разброс среднего Score по всем методам (0,122). Худшие файлы для FWHT (nocturne-reverie, echoes-of-the-frozen-land, mindful-musings) характеризуются клиппингом PESQ (значение -0,50) и экстремально высоким LSD (36-45 дБ), что указывает на несовместимость данного типа аудиоконтента с методом Walsh-преобразования. Напротив, лучшие файлы (battle-of-legends, festival-of-folk, midnight-drift) показывают PESQ 3,1-3,6 и LSD 15-18 дБ, что соответствует уровню «заметно ухудшенное качество», но не «плохое качество». Данная вариабельность подтверждает перспективность адаптивного выбора метода обработки в зависимости от типа аудиоконтента, что обсуждается в разделе 4.5.4.</w:t>
+          <w:lang w:val="ru-RU"/>
+        </w:rPr>
+        <w:t xml:space="preserve">Отдельный анализ файлов с позиций метода </w:t>
+      </w:r>
+      <w:r>
+        <w:rPr>
+          <w:rFonts w:cs="Times New Roman"/>
+          <w:sz w:val="24"/>
+          <w:szCs w:val="24"/>
+        </w:rPr>
+        <w:t>FWHT</w:t>
+      </w:r>
+      <w:r>
+        <w:rPr>
+          <w:rFonts w:cs="Times New Roman"/>
+          <w:sz w:val="24"/>
+          <w:szCs w:val="24"/>
+          <w:lang w:val="ru-RU"/>
+        </w:rPr>
+        <w:t xml:space="preserve"> выявляет существенный разброс результатов. Наилучший результат </w:t>
+      </w:r>
+      <w:r>
+        <w:rPr>
+          <w:rFonts w:cs="Times New Roman"/>
+          <w:sz w:val="24"/>
+          <w:szCs w:val="24"/>
+        </w:rPr>
+        <w:t>FWHT</w:t>
+      </w:r>
+      <w:r>
+        <w:rPr>
+          <w:rFonts w:cs="Times New Roman"/>
+          <w:sz w:val="24"/>
+          <w:szCs w:val="24"/>
+          <w:lang w:val="ru-RU"/>
+        </w:rPr>
+        <w:t xml:space="preserve"> демонстрирует на файле </w:t>
+      </w:r>
+      <w:r>
+        <w:rPr>
+          <w:rFonts w:cs="Times New Roman"/>
+          <w:sz w:val="24"/>
+          <w:szCs w:val="24"/>
+        </w:rPr>
+        <w:t>battle</w:t>
+      </w:r>
+      <w:r>
+        <w:rPr>
+          <w:rFonts w:cs="Times New Roman"/>
+          <w:sz w:val="24"/>
+          <w:szCs w:val="24"/>
+          <w:lang w:val="ru-RU"/>
+        </w:rPr>
+        <w:t>-</w:t>
+      </w:r>
+      <w:r>
+        <w:rPr>
+          <w:rFonts w:cs="Times New Roman"/>
+          <w:sz w:val="24"/>
+          <w:szCs w:val="24"/>
+        </w:rPr>
+        <w:t>of</w:t>
+      </w:r>
+      <w:r>
+        <w:rPr>
+          <w:rFonts w:cs="Times New Roman"/>
+          <w:sz w:val="24"/>
+          <w:szCs w:val="24"/>
+          <w:lang w:val="ru-RU"/>
+        </w:rPr>
+        <w:t>-</w:t>
+      </w:r>
+      <w:r>
+        <w:rPr>
+          <w:rFonts w:cs="Times New Roman"/>
+          <w:sz w:val="24"/>
+          <w:szCs w:val="24"/>
+        </w:rPr>
+        <w:t>legends</w:t>
+      </w:r>
+      <w:r>
+        <w:rPr>
+          <w:rFonts w:cs="Times New Roman"/>
+          <w:sz w:val="24"/>
+          <w:szCs w:val="24"/>
+          <w:lang w:val="ru-RU"/>
+        </w:rPr>
+        <w:t xml:space="preserve"> (</w:t>
+      </w:r>
+      <w:r>
+        <w:rPr>
+          <w:rFonts w:cs="Times New Roman"/>
+          <w:sz w:val="24"/>
+          <w:szCs w:val="24"/>
+        </w:rPr>
+        <w:t>Score</w:t>
+      </w:r>
+      <w:r>
+        <w:rPr>
+          <w:rFonts w:cs="Times New Roman"/>
+          <w:sz w:val="24"/>
+          <w:szCs w:val="24"/>
+          <w:lang w:val="ru-RU"/>
+        </w:rPr>
+        <w:t xml:space="preserve"> 0,789, </w:t>
+      </w:r>
+      <w:r>
+        <w:rPr>
+          <w:rFonts w:cs="Times New Roman"/>
+          <w:sz w:val="24"/>
+          <w:szCs w:val="24"/>
+        </w:rPr>
+        <w:t>SNR</w:t>
+      </w:r>
+      <w:r>
+        <w:rPr>
+          <w:rFonts w:cs="Times New Roman"/>
+          <w:sz w:val="24"/>
+          <w:szCs w:val="24"/>
+          <w:lang w:val="ru-RU"/>
+        </w:rPr>
+        <w:t xml:space="preserve"> 13,83 дБ, </w:t>
+      </w:r>
+      <w:r>
+        <w:rPr>
+          <w:rFonts w:cs="Times New Roman"/>
+          <w:sz w:val="24"/>
+          <w:szCs w:val="24"/>
+        </w:rPr>
+        <w:t>PESQ</w:t>
+      </w:r>
+      <w:r>
+        <w:rPr>
+          <w:rFonts w:cs="Times New Roman"/>
+          <w:sz w:val="24"/>
+          <w:szCs w:val="24"/>
+          <w:lang w:val="ru-RU"/>
+        </w:rPr>
+        <w:t xml:space="preserve"> 3,45), а наихудший — на файле </w:t>
+      </w:r>
+      <w:r>
+        <w:rPr>
+          <w:rFonts w:cs="Times New Roman"/>
+          <w:sz w:val="24"/>
+          <w:szCs w:val="24"/>
+        </w:rPr>
+        <w:t>tranquil</w:t>
+      </w:r>
+      <w:r>
+        <w:rPr>
+          <w:rFonts w:cs="Times New Roman"/>
+          <w:sz w:val="24"/>
+          <w:szCs w:val="24"/>
+          <w:lang w:val="ru-RU"/>
+        </w:rPr>
+        <w:t>-</w:t>
+      </w:r>
+      <w:r>
+        <w:rPr>
+          <w:rFonts w:cs="Times New Roman"/>
+          <w:sz w:val="24"/>
+          <w:szCs w:val="24"/>
+        </w:rPr>
+        <w:t>reverie</w:t>
+      </w:r>
+      <w:r>
+        <w:rPr>
+          <w:rFonts w:cs="Times New Roman"/>
+          <w:sz w:val="24"/>
+          <w:szCs w:val="24"/>
+          <w:lang w:val="ru-RU"/>
+        </w:rPr>
+        <w:t xml:space="preserve"> (</w:t>
+      </w:r>
+      <w:r>
+        <w:rPr>
+          <w:rFonts w:cs="Times New Roman"/>
+          <w:sz w:val="24"/>
+          <w:szCs w:val="24"/>
+        </w:rPr>
+        <w:t>Score</w:t>
+      </w:r>
+      <w:r>
+        <w:rPr>
+          <w:rFonts w:cs="Times New Roman"/>
+          <w:sz w:val="24"/>
+          <w:szCs w:val="24"/>
+          <w:lang w:val="ru-RU"/>
+        </w:rPr>
+        <w:t xml:space="preserve"> 0,495, </w:t>
+      </w:r>
+      <w:r>
+        <w:rPr>
+          <w:rFonts w:cs="Times New Roman"/>
+          <w:sz w:val="24"/>
+          <w:szCs w:val="24"/>
+        </w:rPr>
+        <w:t>SNR</w:t>
+      </w:r>
+      <w:r>
+        <w:rPr>
+          <w:rFonts w:cs="Times New Roman"/>
+          <w:sz w:val="24"/>
+          <w:szCs w:val="24"/>
+          <w:lang w:val="ru-RU"/>
+        </w:rPr>
+        <w:t xml:space="preserve"> 14,40 дБ, </w:t>
+      </w:r>
+      <w:r>
+        <w:rPr>
+          <w:rFonts w:cs="Times New Roman"/>
+          <w:sz w:val="24"/>
+          <w:szCs w:val="24"/>
+        </w:rPr>
+        <w:t>PESQ</w:t>
+      </w:r>
+      <w:r>
+        <w:rPr>
+          <w:rFonts w:cs="Times New Roman"/>
+          <w:sz w:val="24"/>
+          <w:szCs w:val="24"/>
+          <w:lang w:val="ru-RU"/>
+        </w:rPr>
+        <w:t xml:space="preserve"> -0,50). Разброс </w:t>
+      </w:r>
+      <w:r>
+        <w:rPr>
+          <w:rFonts w:cs="Times New Roman"/>
+          <w:sz w:val="24"/>
+          <w:szCs w:val="24"/>
+        </w:rPr>
+        <w:t>Score</w:t>
+      </w:r>
+      <w:r>
+        <w:rPr>
+          <w:rFonts w:cs="Times New Roman"/>
+          <w:sz w:val="24"/>
+          <w:szCs w:val="24"/>
+          <w:lang w:val="ru-RU"/>
+        </w:rPr>
+        <w:t xml:space="preserve"> для </w:t>
+      </w:r>
+      <w:r>
+        <w:rPr>
+          <w:rFonts w:cs="Times New Roman"/>
+          <w:sz w:val="24"/>
+          <w:szCs w:val="24"/>
+        </w:rPr>
+        <w:t>FWHT</w:t>
+      </w:r>
+      <w:r>
+        <w:rPr>
+          <w:rFonts w:cs="Times New Roman"/>
+          <w:sz w:val="24"/>
+          <w:szCs w:val="24"/>
+          <w:lang w:val="ru-RU"/>
+        </w:rPr>
+        <w:t xml:space="preserve"> составляет 0,294 балла, что более чем в два раза превышает разброс среднего </w:t>
+      </w:r>
+      <w:r>
+        <w:rPr>
+          <w:rFonts w:cs="Times New Roman"/>
+          <w:sz w:val="24"/>
+          <w:szCs w:val="24"/>
+        </w:rPr>
+        <w:t>Score</w:t>
+      </w:r>
+      <w:r>
+        <w:rPr>
+          <w:rFonts w:cs="Times New Roman"/>
+          <w:sz w:val="24"/>
+          <w:szCs w:val="24"/>
+          <w:lang w:val="ru-RU"/>
+        </w:rPr>
+        <w:t xml:space="preserve"> по всем методам (0,122). Худшие файлы для </w:t>
+      </w:r>
+      <w:r>
+        <w:rPr>
+          <w:rFonts w:cs="Times New Roman"/>
+          <w:sz w:val="24"/>
+          <w:szCs w:val="24"/>
+        </w:rPr>
+        <w:t>FWHT</w:t>
+      </w:r>
+      <w:r>
+        <w:rPr>
+          <w:rFonts w:cs="Times New Roman"/>
+          <w:sz w:val="24"/>
+          <w:szCs w:val="24"/>
+          <w:lang w:val="ru-RU"/>
+        </w:rPr>
+        <w:t xml:space="preserve"> (</w:t>
+      </w:r>
+      <w:r>
+        <w:rPr>
+          <w:rFonts w:cs="Times New Roman"/>
+          <w:sz w:val="24"/>
+          <w:szCs w:val="24"/>
+        </w:rPr>
+        <w:t>nocturne</w:t>
+      </w:r>
+      <w:r>
+        <w:rPr>
+          <w:rFonts w:cs="Times New Roman"/>
+          <w:sz w:val="24"/>
+          <w:szCs w:val="24"/>
+          <w:lang w:val="ru-RU"/>
+        </w:rPr>
+        <w:t>-</w:t>
+      </w:r>
+      <w:r>
+        <w:rPr>
+          <w:rFonts w:cs="Times New Roman"/>
+          <w:sz w:val="24"/>
+          <w:szCs w:val="24"/>
+        </w:rPr>
+        <w:t>reverie</w:t>
+      </w:r>
+      <w:r>
+        <w:rPr>
+          <w:rFonts w:cs="Times New Roman"/>
+          <w:sz w:val="24"/>
+          <w:szCs w:val="24"/>
+          <w:lang w:val="ru-RU"/>
+        </w:rPr>
+        <w:t xml:space="preserve">, </w:t>
+      </w:r>
+      <w:r>
+        <w:rPr>
+          <w:rFonts w:cs="Times New Roman"/>
+          <w:sz w:val="24"/>
+          <w:szCs w:val="24"/>
+        </w:rPr>
+        <w:t>echoes</w:t>
+      </w:r>
+      <w:r>
+        <w:rPr>
+          <w:rFonts w:cs="Times New Roman"/>
+          <w:sz w:val="24"/>
+          <w:szCs w:val="24"/>
+          <w:lang w:val="ru-RU"/>
+        </w:rPr>
+        <w:t>-</w:t>
+      </w:r>
+      <w:r>
+        <w:rPr>
+          <w:rFonts w:cs="Times New Roman"/>
+          <w:sz w:val="24"/>
+          <w:szCs w:val="24"/>
+        </w:rPr>
+        <w:t>of</w:t>
+      </w:r>
+      <w:r>
+        <w:rPr>
+          <w:rFonts w:cs="Times New Roman"/>
+          <w:sz w:val="24"/>
+          <w:szCs w:val="24"/>
+          <w:lang w:val="ru-RU"/>
+        </w:rPr>
+        <w:t>-</w:t>
+      </w:r>
+      <w:r>
+        <w:rPr>
+          <w:rFonts w:cs="Times New Roman"/>
+          <w:sz w:val="24"/>
+          <w:szCs w:val="24"/>
+        </w:rPr>
+        <w:t>the</w:t>
+      </w:r>
+      <w:r>
+        <w:rPr>
+          <w:rFonts w:cs="Times New Roman"/>
+          <w:sz w:val="24"/>
+          <w:szCs w:val="24"/>
+          <w:lang w:val="ru-RU"/>
+        </w:rPr>
+        <w:t>-</w:t>
+      </w:r>
+      <w:r>
+        <w:rPr>
+          <w:rFonts w:cs="Times New Roman"/>
+          <w:sz w:val="24"/>
+          <w:szCs w:val="24"/>
+        </w:rPr>
+        <w:t>frozen</w:t>
+      </w:r>
+      <w:r>
+        <w:rPr>
+          <w:rFonts w:cs="Times New Roman"/>
+          <w:sz w:val="24"/>
+          <w:szCs w:val="24"/>
+          <w:lang w:val="ru-RU"/>
+        </w:rPr>
+        <w:t>-</w:t>
+      </w:r>
+      <w:r>
+        <w:rPr>
+          <w:rFonts w:cs="Times New Roman"/>
+          <w:sz w:val="24"/>
+          <w:szCs w:val="24"/>
+        </w:rPr>
+        <w:t>land</w:t>
+      </w:r>
+      <w:r>
+        <w:rPr>
+          <w:rFonts w:cs="Times New Roman"/>
+          <w:sz w:val="24"/>
+          <w:szCs w:val="24"/>
+          <w:lang w:val="ru-RU"/>
+        </w:rPr>
+        <w:t xml:space="preserve">, </w:t>
+      </w:r>
+      <w:r>
+        <w:rPr>
+          <w:rFonts w:cs="Times New Roman"/>
+          <w:sz w:val="24"/>
+          <w:szCs w:val="24"/>
+        </w:rPr>
+        <w:t>mindful</w:t>
+      </w:r>
+      <w:r>
+        <w:rPr>
+          <w:rFonts w:cs="Times New Roman"/>
+          <w:sz w:val="24"/>
+          <w:szCs w:val="24"/>
+          <w:lang w:val="ru-RU"/>
+        </w:rPr>
+        <w:t>-</w:t>
+      </w:r>
+      <w:r>
+        <w:rPr>
+          <w:rFonts w:cs="Times New Roman"/>
+          <w:sz w:val="24"/>
+          <w:szCs w:val="24"/>
+        </w:rPr>
+        <w:t>musings</w:t>
+      </w:r>
+      <w:r>
+        <w:rPr>
+          <w:rFonts w:cs="Times New Roman"/>
+          <w:sz w:val="24"/>
+          <w:szCs w:val="24"/>
+          <w:lang w:val="ru-RU"/>
+        </w:rPr>
+        <w:t xml:space="preserve">) характеризуются клиппингом </w:t>
+      </w:r>
+      <w:r>
+        <w:rPr>
+          <w:rFonts w:cs="Times New Roman"/>
+          <w:sz w:val="24"/>
+          <w:szCs w:val="24"/>
+        </w:rPr>
+        <w:t>PESQ</w:t>
+      </w:r>
+      <w:r>
+        <w:rPr>
+          <w:rFonts w:cs="Times New Roman"/>
+          <w:sz w:val="24"/>
+          <w:szCs w:val="24"/>
+          <w:lang w:val="ru-RU"/>
+        </w:rPr>
+        <w:t xml:space="preserve"> (значение -0,50) и экстремально высоким </w:t>
+      </w:r>
+      <w:r>
+        <w:rPr>
+          <w:rFonts w:cs="Times New Roman"/>
+          <w:sz w:val="24"/>
+          <w:szCs w:val="24"/>
+        </w:rPr>
+        <w:t>LSD</w:t>
+      </w:r>
+      <w:r>
+        <w:rPr>
+          <w:rFonts w:cs="Times New Roman"/>
+          <w:sz w:val="24"/>
+          <w:szCs w:val="24"/>
+          <w:lang w:val="ru-RU"/>
+        </w:rPr>
+        <w:t xml:space="preserve"> (36-45 дБ), что указывает на несовместимость данного типа аудиоконтента с методом </w:t>
+      </w:r>
+      <w:r>
+        <w:rPr>
+          <w:rFonts w:cs="Times New Roman"/>
+          <w:sz w:val="24"/>
+          <w:szCs w:val="24"/>
+        </w:rPr>
+        <w:t>Walsh</w:t>
+      </w:r>
+      <w:r>
+        <w:rPr>
+          <w:rFonts w:cs="Times New Roman"/>
+          <w:sz w:val="24"/>
+          <w:szCs w:val="24"/>
+          <w:lang w:val="ru-RU"/>
+        </w:rPr>
+        <w:t>-преобразования. Напротив, лучшие файлы (</w:t>
+      </w:r>
+      <w:r>
+        <w:rPr>
+          <w:rFonts w:cs="Times New Roman"/>
+          <w:sz w:val="24"/>
+          <w:szCs w:val="24"/>
+        </w:rPr>
+        <w:t>battle</w:t>
+      </w:r>
+      <w:r>
+        <w:rPr>
+          <w:rFonts w:cs="Times New Roman"/>
+          <w:sz w:val="24"/>
+          <w:szCs w:val="24"/>
+          <w:lang w:val="ru-RU"/>
+        </w:rPr>
+        <w:t>-</w:t>
+      </w:r>
+      <w:r>
+        <w:rPr>
+          <w:rFonts w:cs="Times New Roman"/>
+          <w:sz w:val="24"/>
+          <w:szCs w:val="24"/>
+        </w:rPr>
+        <w:t>of</w:t>
+      </w:r>
+      <w:r>
+        <w:rPr>
+          <w:rFonts w:cs="Times New Roman"/>
+          <w:sz w:val="24"/>
+          <w:szCs w:val="24"/>
+          <w:lang w:val="ru-RU"/>
+        </w:rPr>
+        <w:t>-</w:t>
+      </w:r>
+      <w:r>
+        <w:rPr>
+          <w:rFonts w:cs="Times New Roman"/>
+          <w:sz w:val="24"/>
+          <w:szCs w:val="24"/>
+        </w:rPr>
+        <w:t>legends</w:t>
+      </w:r>
+      <w:r>
+        <w:rPr>
+          <w:rFonts w:cs="Times New Roman"/>
+          <w:sz w:val="24"/>
+          <w:szCs w:val="24"/>
+          <w:lang w:val="ru-RU"/>
+        </w:rPr>
+        <w:t xml:space="preserve">, </w:t>
+      </w:r>
+      <w:r>
+        <w:rPr>
+          <w:rFonts w:cs="Times New Roman"/>
+          <w:sz w:val="24"/>
+          <w:szCs w:val="24"/>
+        </w:rPr>
+        <w:t>festival</w:t>
+      </w:r>
+      <w:r>
+        <w:rPr>
+          <w:rFonts w:cs="Times New Roman"/>
+          <w:sz w:val="24"/>
+          <w:szCs w:val="24"/>
+          <w:lang w:val="ru-RU"/>
+        </w:rPr>
+        <w:t>-</w:t>
+      </w:r>
+      <w:r>
+        <w:rPr>
+          <w:rFonts w:cs="Times New Roman"/>
+          <w:sz w:val="24"/>
+          <w:szCs w:val="24"/>
+        </w:rPr>
+        <w:t>of</w:t>
+      </w:r>
+      <w:r>
+        <w:rPr>
+          <w:rFonts w:cs="Times New Roman"/>
+          <w:sz w:val="24"/>
+          <w:szCs w:val="24"/>
+          <w:lang w:val="ru-RU"/>
+        </w:rPr>
+        <w:t>-</w:t>
+      </w:r>
+      <w:r>
+        <w:rPr>
+          <w:rFonts w:cs="Times New Roman"/>
+          <w:sz w:val="24"/>
+          <w:szCs w:val="24"/>
+        </w:rPr>
+        <w:t>folk</w:t>
+      </w:r>
+      <w:r>
+        <w:rPr>
+          <w:rFonts w:cs="Times New Roman"/>
+          <w:sz w:val="24"/>
+          <w:szCs w:val="24"/>
+          <w:lang w:val="ru-RU"/>
+        </w:rPr>
+        <w:t xml:space="preserve">, </w:t>
+      </w:r>
+      <w:r>
+        <w:rPr>
+          <w:rFonts w:cs="Times New Roman"/>
+          <w:sz w:val="24"/>
+          <w:szCs w:val="24"/>
+        </w:rPr>
+        <w:t>midnight</w:t>
+      </w:r>
+      <w:r>
+        <w:rPr>
+          <w:rFonts w:cs="Times New Roman"/>
+          <w:sz w:val="24"/>
+          <w:szCs w:val="24"/>
+          <w:lang w:val="ru-RU"/>
+        </w:rPr>
+        <w:t>-</w:t>
+      </w:r>
+      <w:r>
+        <w:rPr>
+          <w:rFonts w:cs="Times New Roman"/>
+          <w:sz w:val="24"/>
+          <w:szCs w:val="24"/>
+        </w:rPr>
+        <w:t>drift</w:t>
+      </w:r>
+      <w:r>
+        <w:rPr>
+          <w:rFonts w:cs="Times New Roman"/>
+          <w:sz w:val="24"/>
+          <w:szCs w:val="24"/>
+          <w:lang w:val="ru-RU"/>
+        </w:rPr>
+        <w:t xml:space="preserve">) показывают </w:t>
+      </w:r>
+      <w:r>
+        <w:rPr>
+          <w:rFonts w:cs="Times New Roman"/>
+          <w:sz w:val="24"/>
+          <w:szCs w:val="24"/>
+        </w:rPr>
+        <w:t>PESQ</w:t>
+      </w:r>
+      <w:r>
+        <w:rPr>
+          <w:rFonts w:cs="Times New Roman"/>
+          <w:sz w:val="24"/>
+          <w:szCs w:val="24"/>
+          <w:lang w:val="ru-RU"/>
+        </w:rPr>
+        <w:t xml:space="preserve"> 3,1-3,6 и </w:t>
+      </w:r>
+      <w:r>
+        <w:rPr>
+          <w:rFonts w:cs="Times New Roman"/>
+          <w:sz w:val="24"/>
+          <w:szCs w:val="24"/>
+        </w:rPr>
+        <w:t>LSD</w:t>
+      </w:r>
+      <w:r>
+        <w:rPr>
+          <w:rFonts w:cs="Times New Roman"/>
+          <w:sz w:val="24"/>
+          <w:szCs w:val="24"/>
+          <w:lang w:val="ru-RU"/>
+        </w:rPr>
+        <w:t xml:space="preserve"> 15-18 дБ, что соответствует уровню «заметно ухудшенное качество», но не «плохое качество». Данная вариабельность подтверждает перспективность адаптивного выбора метода обработки в зависимости от типа аудиоконтента, что обсуждается в разделе 4.5.4.</w:t>
       </w:r>
     </w:p>
     <w:p>
@@ -21288,6 +22120,7 @@
           <w:rFonts w:ascii="Times New Roman" w:hAnsi="Times New Roman" w:cs="Times New Roman"/>
           <w:lang w:val="ru-RU"/>
         </w:rPr>
+        <w:lastRenderedPageBreak/>
         <w:t xml:space="preserve">4.4.1. </w:t>
       </w:r>
       <w:r>
@@ -21555,7 +22388,6 @@
         <w:rPr>
           <w:rFonts w:cs="Times New Roman"/>
         </w:rPr>
-        <w:lastRenderedPageBreak/>
         <w:t>FWHT</w:t>
       </w:r>
       <w:r>
@@ -21749,7 +22581,15 @@
           <w:rFonts w:cs="Times New Roman"/>
           <w:lang w:val="ru-RU"/>
         </w:rPr>
-        <w:t xml:space="preserve"> (14,33 дБ) уступает </w:t>
+        <w:t xml:space="preserve"> (14,33 дБ) </w:t>
+      </w:r>
+      <w:r>
+        <w:rPr>
+          <w:rFonts w:cs="Times New Roman"/>
+          <w:lang w:val="ru-RU"/>
+        </w:rPr>
+        <w:lastRenderedPageBreak/>
+        <w:t xml:space="preserve">уступает </w:t>
       </w:r>
       <w:r>
         <w:rPr>
@@ -21794,14 +22634,239 @@
     <w:p>
       <w:pPr>
         <w:ind w:firstLine="709"/>
+        <w:rPr>
+          <w:lang w:val="ru-RU"/>
+        </w:rPr>
       </w:pPr>
       <w:r>
         <w:rPr>
           <w:rFonts w:cs="Times New Roman"/>
           <w:sz w:val="24"/>
           <w:szCs w:val="24"/>
-        </w:rPr>
-        <w:t xml:space="preserve">Детальный попарный анализ по отдельным метрикам выявляет, что ключевым фактором преимущества DWT является показатель STOI: DWT выигрывает у FWHT в 98,8% файлов (79 из 80), что является наибольшим преимуществом среди всех попарных сравнений. DWT также обеспечивает лучшую спектральную сходимость (победа в 71,3% файлов) и меньшее центроидное смещение (победа в 67,5% файлов). Однако FWHT превосходит DWT по ряду метрик: LSD (победа в 68,8% файлов), SNR (65,0%), косинусное сходство (76,2%) и PESQ (41,2%). Таким образом, преимущество DWT по интегральному баллу обусловлено доминированием весов STOI и спектральной сходимости в формуле Score.</w:t>
+          <w:lang w:val="ru-RU"/>
+        </w:rPr>
+        <w:t xml:space="preserve">Детальный попарный анализ по отдельным метрикам выявляет, что ключевым фактором преимущества </w:t>
+      </w:r>
+      <w:r>
+        <w:rPr>
+          <w:rFonts w:cs="Times New Roman"/>
+          <w:sz w:val="24"/>
+          <w:szCs w:val="24"/>
+        </w:rPr>
+        <w:t>DWT</w:t>
+      </w:r>
+      <w:r>
+        <w:rPr>
+          <w:rFonts w:cs="Times New Roman"/>
+          <w:sz w:val="24"/>
+          <w:szCs w:val="24"/>
+          <w:lang w:val="ru-RU"/>
+        </w:rPr>
+        <w:t xml:space="preserve"> является показатель </w:t>
+      </w:r>
+      <w:r>
+        <w:rPr>
+          <w:rFonts w:cs="Times New Roman"/>
+          <w:sz w:val="24"/>
+          <w:szCs w:val="24"/>
+        </w:rPr>
+        <w:t>STOI</w:t>
+      </w:r>
+      <w:r>
+        <w:rPr>
+          <w:rFonts w:cs="Times New Roman"/>
+          <w:sz w:val="24"/>
+          <w:szCs w:val="24"/>
+          <w:lang w:val="ru-RU"/>
+        </w:rPr>
+        <w:t xml:space="preserve">: </w:t>
+      </w:r>
+      <w:r>
+        <w:rPr>
+          <w:rFonts w:cs="Times New Roman"/>
+          <w:sz w:val="24"/>
+          <w:szCs w:val="24"/>
+        </w:rPr>
+        <w:t>DWT</w:t>
+      </w:r>
+      <w:r>
+        <w:rPr>
+          <w:rFonts w:cs="Times New Roman"/>
+          <w:sz w:val="24"/>
+          <w:szCs w:val="24"/>
+          <w:lang w:val="ru-RU"/>
+        </w:rPr>
+        <w:t xml:space="preserve"> выигрывает у </w:t>
+      </w:r>
+      <w:r>
+        <w:rPr>
+          <w:rFonts w:cs="Times New Roman"/>
+          <w:sz w:val="24"/>
+          <w:szCs w:val="24"/>
+        </w:rPr>
+        <w:t>FWHT</w:t>
+      </w:r>
+      <w:r>
+        <w:rPr>
+          <w:rFonts w:cs="Times New Roman"/>
+          <w:sz w:val="24"/>
+          <w:szCs w:val="24"/>
+          <w:lang w:val="ru-RU"/>
+        </w:rPr>
+        <w:t xml:space="preserve"> в 98,8% файлов (79 из 80), что является наибольшим преимуществом среди всех попарных сравнений. </w:t>
+      </w:r>
+      <w:r>
+        <w:rPr>
+          <w:rFonts w:cs="Times New Roman"/>
+          <w:sz w:val="24"/>
+          <w:szCs w:val="24"/>
+        </w:rPr>
+        <w:t>DWT</w:t>
+      </w:r>
+      <w:r>
+        <w:rPr>
+          <w:rFonts w:cs="Times New Roman"/>
+          <w:sz w:val="24"/>
+          <w:szCs w:val="24"/>
+          <w:lang w:val="ru-RU"/>
+        </w:rPr>
+        <w:t xml:space="preserve"> также обеспечивает лучшую спектральную сходимость (победа в 71,3% файлов) и меньшее центроидное смещение (победа в 67,5% файлов). Однако </w:t>
+      </w:r>
+      <w:r>
+        <w:rPr>
+          <w:rFonts w:cs="Times New Roman"/>
+          <w:sz w:val="24"/>
+          <w:szCs w:val="24"/>
+        </w:rPr>
+        <w:t>FWHT</w:t>
+      </w:r>
+      <w:r>
+        <w:rPr>
+          <w:rFonts w:cs="Times New Roman"/>
+          <w:sz w:val="24"/>
+          <w:szCs w:val="24"/>
+          <w:lang w:val="ru-RU"/>
+        </w:rPr>
+        <w:t xml:space="preserve"> превосходит </w:t>
+      </w:r>
+      <w:r>
+        <w:rPr>
+          <w:rFonts w:cs="Times New Roman"/>
+          <w:sz w:val="24"/>
+          <w:szCs w:val="24"/>
+        </w:rPr>
+        <w:t>DWT</w:t>
+      </w:r>
+      <w:r>
+        <w:rPr>
+          <w:rFonts w:cs="Times New Roman"/>
+          <w:sz w:val="24"/>
+          <w:szCs w:val="24"/>
+          <w:lang w:val="ru-RU"/>
+        </w:rPr>
+        <w:t xml:space="preserve"> по ряду метрик: </w:t>
+      </w:r>
+      <w:r>
+        <w:rPr>
+          <w:rFonts w:cs="Times New Roman"/>
+          <w:sz w:val="24"/>
+          <w:szCs w:val="24"/>
+        </w:rPr>
+        <w:t>LSD</w:t>
+      </w:r>
+      <w:r>
+        <w:rPr>
+          <w:rFonts w:cs="Times New Roman"/>
+          <w:sz w:val="24"/>
+          <w:szCs w:val="24"/>
+          <w:lang w:val="ru-RU"/>
+        </w:rPr>
+        <w:t xml:space="preserve"> (победа в 68,8% файлов), </w:t>
+      </w:r>
+      <w:r>
+        <w:rPr>
+          <w:rFonts w:cs="Times New Roman"/>
+          <w:sz w:val="24"/>
+          <w:szCs w:val="24"/>
+        </w:rPr>
+        <w:t>SNR</w:t>
+      </w:r>
+      <w:r>
+        <w:rPr>
+          <w:rFonts w:cs="Times New Roman"/>
+          <w:sz w:val="24"/>
+          <w:szCs w:val="24"/>
+          <w:lang w:val="ru-RU"/>
+        </w:rPr>
+        <w:t xml:space="preserve"> (65,0%), косинусное сходство (76,2%) и </w:t>
+      </w:r>
+      <w:r>
+        <w:rPr>
+          <w:rFonts w:cs="Times New Roman"/>
+          <w:sz w:val="24"/>
+          <w:szCs w:val="24"/>
+        </w:rPr>
+        <w:t>PESQ</w:t>
+      </w:r>
+      <w:r>
+        <w:rPr>
+          <w:rFonts w:cs="Times New Roman"/>
+          <w:sz w:val="24"/>
+          <w:szCs w:val="24"/>
+          <w:lang w:val="ru-RU"/>
+        </w:rPr>
+        <w:t xml:space="preserve"> (41,2%). Таким образом, преимущество </w:t>
+      </w:r>
+      <w:r>
+        <w:rPr>
+          <w:rFonts w:cs="Times New Roman"/>
+          <w:sz w:val="24"/>
+          <w:szCs w:val="24"/>
+        </w:rPr>
+        <w:t>DWT</w:t>
+      </w:r>
+      <w:r>
+        <w:rPr>
+          <w:rFonts w:cs="Times New Roman"/>
+          <w:sz w:val="24"/>
+          <w:szCs w:val="24"/>
+          <w:lang w:val="ru-RU"/>
+        </w:rPr>
+        <w:t xml:space="preserve"> по интегральному баллу обусловлено доминированием весов </w:t>
+      </w:r>
+      <w:r>
+        <w:rPr>
+          <w:rFonts w:cs="Times New Roman"/>
+          <w:sz w:val="24"/>
+          <w:szCs w:val="24"/>
+        </w:rPr>
+        <w:t>STOI</w:t>
+      </w:r>
+      <w:r>
+        <w:rPr>
+          <w:rFonts w:cs="Times New Roman"/>
+          <w:sz w:val="24"/>
+          <w:szCs w:val="24"/>
+          <w:lang w:val="ru-RU"/>
+        </w:rPr>
+        <w:t xml:space="preserve"> и спектральной сходимости в формуле </w:t>
+      </w:r>
+      <w:r>
+        <w:rPr>
+          <w:rFonts w:cs="Times New Roman"/>
+          <w:sz w:val="24"/>
+          <w:szCs w:val="24"/>
+        </w:rPr>
+        <w:t>Score</w:t>
+      </w:r>
+      <w:r>
+        <w:rPr>
+          <w:rFonts w:cs="Times New Roman"/>
+          <w:sz w:val="24"/>
+          <w:szCs w:val="24"/>
+          <w:lang w:val="ru-RU"/>
+        </w:rPr>
+        <w:t>.</w:t>
       </w:r>
     </w:p>
     <w:p>
@@ -22133,15 +23198,7 @@
           <w:rFonts w:cs="Times New Roman"/>
           <w:lang w:val="ru-RU"/>
         </w:rPr>
-        <w:t xml:space="preserve"> </w:t>
-      </w:r>
-      <w:r>
-        <w:rPr>
-          <w:rFonts w:cs="Times New Roman"/>
-          <w:lang w:val="ru-RU"/>
-        </w:rPr>
-        <w:lastRenderedPageBreak/>
-        <w:t xml:space="preserve">использует гармонические базисные функции (косинусы), что обеспечивает лучшую концентрацию энергии для коррелированных сигналов, но при этом создаёт большие спектральные искажения при отбрасывании коэффициентов. </w:t>
+        <w:t xml:space="preserve"> использует гармонические базисные функции (косинусы), что обеспечивает лучшую концентрацию энергии для коррелированных сигналов, но при этом создаёт большие спектральные искажения при отбрасывании коэффициентов. </w:t>
       </w:r>
       <w:r>
         <w:rPr>
@@ -22248,6 +23305,7 @@
         <w:rPr>
           <w:rFonts w:cs="Times New Roman"/>
         </w:rPr>
+        <w:lastRenderedPageBreak/>
         <w:t>MP</w:t>
       </w:r>
       <w:r>
@@ -22482,14 +23540,266 @@
     <w:p>
       <w:pPr>
         <w:ind w:firstLine="709"/>
+        <w:rPr>
+          <w:sz w:val="32"/>
+          <w:szCs w:val="24"/>
+          <w:lang w:val="ru-RU"/>
+        </w:rPr>
       </w:pPr>
       <w:r>
         <w:rPr>
           <w:rFonts w:cs="Times New Roman"/>
-          <w:sz w:val="24"/>
-          <w:szCs w:val="24"/>
-        </w:rPr>
-        <w:t xml:space="preserve">FWHT vs Хаффман MP3. Хаффман MP3 безоговорочно побеждает FWHT во всех 100% файлов по интегральному баллу: Score 0,915 против 0,672, SNR 27,87 против 13,59 дБ, PESQ 3,30 против 2,16, время обработки 0,71 с против 1,96 с. Разрыв по Score (0,243 балла) является наибольшим среди всех сравнений FWHT с работоспособными пользовательскими методами, уступая только Стандартному MP3 (0,320). Ключевое преимущество Хаффман MP3 — наличие психоакустической модели в сочетании с эффективным entropy-кодированием, что обеспечивает одновременно высокое качество и значительное сжатие (1,34 МБ против 1,44 МБ у FWHT). FWHT не превосходит Хаффман MP3 ни по одной из одиннадцати метрик, что делает данный сравнение наиболее однозначным свидетельством ограничения подхода на основе Walsh-преобразования без психоакустической модели.</w:t>
+          <w:szCs w:val="28"/>
+        </w:rPr>
+        <w:t>FWHT</w:t>
+      </w:r>
+      <w:r>
+        <w:rPr>
+          <w:rFonts w:cs="Times New Roman"/>
+          <w:szCs w:val="28"/>
+          <w:lang w:val="ru-RU"/>
+        </w:rPr>
+        <w:t xml:space="preserve"> </w:t>
+      </w:r>
+      <w:r>
+        <w:rPr>
+          <w:rFonts w:cs="Times New Roman"/>
+          <w:szCs w:val="28"/>
+        </w:rPr>
+        <w:t>vs</w:t>
+      </w:r>
+      <w:r>
+        <w:rPr>
+          <w:rFonts w:cs="Times New Roman"/>
+          <w:szCs w:val="28"/>
+          <w:lang w:val="ru-RU"/>
+        </w:rPr>
+        <w:t xml:space="preserve"> Хаффман </w:t>
+      </w:r>
+      <w:r>
+        <w:rPr>
+          <w:rFonts w:cs="Times New Roman"/>
+          <w:szCs w:val="28"/>
+        </w:rPr>
+        <w:t>MP</w:t>
+      </w:r>
+      <w:r>
+        <w:rPr>
+          <w:rFonts w:cs="Times New Roman"/>
+          <w:szCs w:val="28"/>
+          <w:lang w:val="ru-RU"/>
+        </w:rPr>
+        <w:t xml:space="preserve">3. Хаффман </w:t>
+      </w:r>
+      <w:r>
+        <w:rPr>
+          <w:rFonts w:cs="Times New Roman"/>
+          <w:szCs w:val="28"/>
+        </w:rPr>
+        <w:t>MP</w:t>
+      </w:r>
+      <w:r>
+        <w:rPr>
+          <w:rFonts w:cs="Times New Roman"/>
+          <w:szCs w:val="28"/>
+          <w:lang w:val="ru-RU"/>
+        </w:rPr>
+        <w:t xml:space="preserve">3 безоговорочно побеждает </w:t>
+      </w:r>
+      <w:r>
+        <w:rPr>
+          <w:rFonts w:cs="Times New Roman"/>
+          <w:szCs w:val="28"/>
+        </w:rPr>
+        <w:t>FWHT</w:t>
+      </w:r>
+      <w:r>
+        <w:rPr>
+          <w:rFonts w:cs="Times New Roman"/>
+          <w:szCs w:val="28"/>
+          <w:lang w:val="ru-RU"/>
+        </w:rPr>
+        <w:t xml:space="preserve"> во всех 100% файлов по интегральному баллу: </w:t>
+      </w:r>
+      <w:r>
+        <w:rPr>
+          <w:rFonts w:cs="Times New Roman"/>
+          <w:szCs w:val="28"/>
+        </w:rPr>
+        <w:t>Score</w:t>
+      </w:r>
+      <w:r>
+        <w:rPr>
+          <w:rFonts w:cs="Times New Roman"/>
+          <w:szCs w:val="28"/>
+          <w:lang w:val="ru-RU"/>
+        </w:rPr>
+        <w:t xml:space="preserve"> 0,915 против 0,672, </w:t>
+      </w:r>
+      <w:r>
+        <w:rPr>
+          <w:rFonts w:cs="Times New Roman"/>
+          <w:szCs w:val="28"/>
+        </w:rPr>
+        <w:t>SNR</w:t>
+      </w:r>
+      <w:r>
+        <w:rPr>
+          <w:rFonts w:cs="Times New Roman"/>
+          <w:szCs w:val="28"/>
+          <w:lang w:val="ru-RU"/>
+        </w:rPr>
+        <w:t xml:space="preserve"> 27,87 против 13,59 дБ, </w:t>
+      </w:r>
+      <w:r>
+        <w:rPr>
+          <w:rFonts w:cs="Times New Roman"/>
+          <w:szCs w:val="28"/>
+        </w:rPr>
+        <w:t>PESQ</w:t>
+      </w:r>
+      <w:r>
+        <w:rPr>
+          <w:rFonts w:cs="Times New Roman"/>
+          <w:szCs w:val="28"/>
+          <w:lang w:val="ru-RU"/>
+        </w:rPr>
+        <w:t xml:space="preserve"> 3,30 против 2,16, время обработки 0,71 с против 1,96 с. Разрыв по </w:t>
+      </w:r>
+      <w:r>
+        <w:rPr>
+          <w:rFonts w:cs="Times New Roman"/>
+          <w:szCs w:val="28"/>
+        </w:rPr>
+        <w:t>Score</w:t>
+      </w:r>
+      <w:r>
+        <w:rPr>
+          <w:rFonts w:cs="Times New Roman"/>
+          <w:szCs w:val="28"/>
+          <w:lang w:val="ru-RU"/>
+        </w:rPr>
+        <w:t xml:space="preserve"> (0,243 балла) является наибольшим среди всех сравнений </w:t>
+      </w:r>
+      <w:r>
+        <w:rPr>
+          <w:rFonts w:cs="Times New Roman"/>
+          <w:szCs w:val="28"/>
+        </w:rPr>
+        <w:t>FWHT</w:t>
+      </w:r>
+      <w:r>
+        <w:rPr>
+          <w:rFonts w:cs="Times New Roman"/>
+          <w:szCs w:val="28"/>
+          <w:lang w:val="ru-RU"/>
+        </w:rPr>
+        <w:t xml:space="preserve"> с работоспособными пользовательскими методами, уступая только Стандартному </w:t>
+      </w:r>
+      <w:r>
+        <w:rPr>
+          <w:rFonts w:cs="Times New Roman"/>
+          <w:szCs w:val="28"/>
+        </w:rPr>
+        <w:t>MP</w:t>
+      </w:r>
+      <w:r>
+        <w:rPr>
+          <w:rFonts w:cs="Times New Roman"/>
+          <w:szCs w:val="28"/>
+          <w:lang w:val="ru-RU"/>
+        </w:rPr>
+        <w:t xml:space="preserve">3 (0,320). Ключевое преимущество Хаффман </w:t>
+      </w:r>
+      <w:r>
+        <w:rPr>
+          <w:rFonts w:cs="Times New Roman"/>
+          <w:szCs w:val="28"/>
+        </w:rPr>
+        <w:t>MP</w:t>
+      </w:r>
+      <w:r>
+        <w:rPr>
+          <w:rFonts w:cs="Times New Roman"/>
+          <w:szCs w:val="28"/>
+          <w:lang w:val="ru-RU"/>
+        </w:rPr>
+        <w:t xml:space="preserve">3 — наличие психоакустической модели в сочетании с эффективным </w:t>
+      </w:r>
+      <w:r>
+        <w:rPr>
+          <w:rFonts w:cs="Times New Roman"/>
+          <w:szCs w:val="28"/>
+        </w:rPr>
+        <w:t>entropy</w:t>
+      </w:r>
+      <w:r>
+        <w:rPr>
+          <w:rFonts w:cs="Times New Roman"/>
+          <w:szCs w:val="28"/>
+          <w:lang w:val="ru-RU"/>
+        </w:rPr>
+        <w:t xml:space="preserve">-кодированием, что обеспечивает одновременно высокое качество и значительное сжатие (1,34 МБ против 1,44 МБ у </w:t>
+      </w:r>
+      <w:r>
+        <w:rPr>
+          <w:rFonts w:cs="Times New Roman"/>
+          <w:szCs w:val="28"/>
+        </w:rPr>
+        <w:t>FWHT</w:t>
+      </w:r>
+      <w:r>
+        <w:rPr>
+          <w:rFonts w:cs="Times New Roman"/>
+          <w:szCs w:val="28"/>
+          <w:lang w:val="ru-RU"/>
+        </w:rPr>
+        <w:t xml:space="preserve">). </w:t>
+      </w:r>
+      <w:r>
+        <w:rPr>
+          <w:rFonts w:cs="Times New Roman"/>
+          <w:szCs w:val="28"/>
+        </w:rPr>
+        <w:t>FWHT</w:t>
+      </w:r>
+      <w:r>
+        <w:rPr>
+          <w:rFonts w:cs="Times New Roman"/>
+          <w:szCs w:val="28"/>
+          <w:lang w:val="ru-RU"/>
+        </w:rPr>
+        <w:t xml:space="preserve"> не превосходит Хаффман </w:t>
+      </w:r>
+      <w:r>
+        <w:rPr>
+          <w:rFonts w:cs="Times New Roman"/>
+          <w:szCs w:val="28"/>
+        </w:rPr>
+        <w:t>MP</w:t>
+      </w:r>
+      <w:r>
+        <w:rPr>
+          <w:rFonts w:cs="Times New Roman"/>
+          <w:szCs w:val="28"/>
+          <w:lang w:val="ru-RU"/>
+        </w:rPr>
+        <w:t xml:space="preserve">3 ни по одной из одиннадцати метрик, что делает данный сравнение наиболее однозначным свидетельством ограничения подхода на основе </w:t>
+      </w:r>
+      <w:r>
+        <w:rPr>
+          <w:rFonts w:cs="Times New Roman"/>
+          <w:szCs w:val="28"/>
+        </w:rPr>
+        <w:t>Walsh</w:t>
+      </w:r>
+      <w:r>
+        <w:rPr>
+          <w:rFonts w:cs="Times New Roman"/>
+          <w:szCs w:val="28"/>
+          <w:lang w:val="ru-RU"/>
+        </w:rPr>
+        <w:t>-преобразования без психоакустической модели.</w:t>
       </w:r>
     </w:p>
     <w:p>
@@ -22505,6 +23815,7 @@
           <w:rFonts w:ascii="Times New Roman" w:hAnsi="Times New Roman" w:cs="Times New Roman"/>
           <w:lang w:val="ru-RU"/>
         </w:rPr>
+        <w:lastRenderedPageBreak/>
         <w:t xml:space="preserve">4.4.3. </w:t>
       </w:r>
       <w:r>
@@ -23086,7 +24397,6 @@
                 <w:rFonts w:cs="Times New Roman"/>
                 <w:sz w:val="18"/>
               </w:rPr>
-              <w:lastRenderedPageBreak/>
               <w:t>Экономия</w:t>
             </w:r>
             <w:r>
@@ -23805,6 +25115,7 @@
           <w:rFonts w:ascii="Times New Roman" w:hAnsi="Times New Roman" w:cs="Times New Roman"/>
           <w:lang w:val="ru-RU"/>
         </w:rPr>
+        <w:lastRenderedPageBreak/>
         <w:t xml:space="preserve">4.4.4. Преимущества и ограничения метода </w:t>
       </w:r>
       <w:r>
@@ -24831,13 +26142,6 @@
                 <w:sz w:val="18"/>
               </w:rPr>
               <w:br/>
-            </w:r>
-            <w:r>
-              <w:rPr>
-                <w:rFonts w:cs="Times New Roman"/>
-                <w:sz w:val="18"/>
-              </w:rPr>
-              <w:lastRenderedPageBreak/>
               <w:t>наглядная визуализация</w:t>
             </w:r>
           </w:p>
@@ -24859,7 +26163,6 @@
                 <w:rFonts w:cs="Times New Roman"/>
                 <w:sz w:val="18"/>
               </w:rPr>
-              <w:lastRenderedPageBreak/>
               <w:t>Специализированная</w:t>
             </w:r>
             <w:r>
@@ -24868,13 +26171,6 @@
                 <w:sz w:val="18"/>
               </w:rPr>
               <w:br/>
-            </w:r>
-            <w:r>
-              <w:rPr>
-                <w:rFonts w:cs="Times New Roman"/>
-                <w:sz w:val="18"/>
-              </w:rPr>
-              <w:lastRenderedPageBreak/>
               <w:t>область применения</w:t>
             </w:r>
           </w:p>
@@ -25192,7 +26488,15 @@
           <w:rFonts w:cs="Times New Roman"/>
           <w:lang w:val="ru-RU"/>
         </w:rPr>
-        <w:t>3. Для алгоритмов, не использующих умножения, компиляторная оптимизация обеспечивает двукратное ускорение.</w:t>
+        <w:t xml:space="preserve">3. Для алгоритмов, не использующих </w:t>
+      </w:r>
+      <w:r>
+        <w:rPr>
+          <w:rFonts w:cs="Times New Roman"/>
+          <w:lang w:val="ru-RU"/>
+        </w:rPr>
+        <w:lastRenderedPageBreak/>
+        <w:t>умножения, компиляторная оптимизация обеспечивает двукратное ускорение.</w:t>
       </w:r>
     </w:p>
     <w:p>
@@ -25414,15 +26718,7 @@
           <w:rFonts w:cs="Times New Roman"/>
           <w:lang w:val="ru-RU"/>
         </w:rPr>
-        <w:t xml:space="preserve">, что существенно сокращает площадь </w:t>
-      </w:r>
-      <w:r>
-        <w:rPr>
-          <w:rFonts w:cs="Times New Roman"/>
-          <w:lang w:val="ru-RU"/>
-        </w:rPr>
-        <w:lastRenderedPageBreak/>
-        <w:t xml:space="preserve">кристалла и энергопотребление по сравнению с </w:t>
+        <w:t xml:space="preserve">, что существенно сокращает площадь кристалла и энергопотребление по сравнению с </w:t>
       </w:r>
       <w:r>
         <w:rPr>
@@ -25589,7 +26885,15 @@
           <w:rFonts w:cs="Times New Roman"/>
           <w:lang w:val="ru-RU"/>
         </w:rPr>
-        <w:t>-устройств с ограниченной энергией; системы активного шумоподавления, требующие обработки в реальном времени; военные и космические приложения, где надёжность аппаратной реализации (отсутствие плавающей запятой, целочисленная арифметика) является критичной; медицинское оборудование для обработки аудиосигналов с ограничениями по электромагнитной совместимости.</w:t>
+        <w:t xml:space="preserve">-устройств с ограниченной энергией; системы активного шумоподавления, требующие обработки в реальном времени; военные и космические приложения, где надёжность аппаратной </w:t>
+      </w:r>
+      <w:r>
+        <w:rPr>
+          <w:rFonts w:cs="Times New Roman"/>
+          <w:lang w:val="ru-RU"/>
+        </w:rPr>
+        <w:lastRenderedPageBreak/>
+        <w:t>реализации (отсутствие плавающей запятой, целочисленная арифметика) является критичной; медицинское оборудование для обработки аудиосигналов с ограничениями по электромагнитной совместимости.</w:t>
       </w:r>
     </w:p>
     <w:p>
@@ -25691,7 +26995,6 @@
           <w:rFonts w:cs="Times New Roman"/>
           <w:lang w:val="ru-RU"/>
         </w:rPr>
-        <w:lastRenderedPageBreak/>
         <w:t xml:space="preserve">Метод </w:t>
       </w:r>
       <w:r>
@@ -25965,7 +27268,15 @@
           <w:rFonts w:cs="Times New Roman"/>
           <w:lang w:val="ru-RU"/>
         </w:rPr>
-        <w:t xml:space="preserve">-модель, предсказывающая, для каких файлов данный метод будет работать хорошо, позволила бы использовать более агрессивные методы сжатия без риска катастрофического снижения качества. В частности, </w:t>
+        <w:t xml:space="preserve">-модель, предсказывающая, для каких файлов данный метод будет работать хорошо, позволила бы использовать </w:t>
+      </w:r>
+      <w:r>
+        <w:rPr>
+          <w:rFonts w:cs="Times New Roman"/>
+          <w:lang w:val="ru-RU"/>
+        </w:rPr>
+        <w:lastRenderedPageBreak/>
+        <w:t xml:space="preserve">более агрессивные методы сжатия без риска катастрофического снижения качества. В частности, </w:t>
       </w:r>
       <w:r>
         <w:rPr>
@@ -26161,7 +27472,6 @@
           <w:rFonts w:cs="Times New Roman"/>
           <w:lang w:val="ru-RU"/>
         </w:rPr>
-        <w:lastRenderedPageBreak/>
         <w:t xml:space="preserve">Экономия на хранилище сопровождается снижением качества. При переходе от Стандартного </w:t>
       </w:r>
       <w:r>
@@ -26708,6 +28018,7 @@
                 <w:rFonts w:cs="Times New Roman"/>
                 <w:sz w:val="16"/>
               </w:rPr>
+              <w:lastRenderedPageBreak/>
               <w:t>Розенброк MP3</w:t>
             </w:r>
           </w:p>
@@ -27628,17 +28939,7 @@
           <w:szCs w:val="24"/>
           <w:lang w:val="ru-RU"/>
         </w:rPr>
-        <w:t xml:space="preserve">/МБ максимален </w:t>
-      </w:r>
-      <w:r>
-        <w:rPr>
-          <w:rFonts w:cs="Times New Roman"/>
-          <w:sz w:val="24"/>
-          <w:szCs w:val="24"/>
-          <w:lang w:val="ru-RU"/>
-        </w:rPr>
-        <w:lastRenderedPageBreak/>
-        <w:t xml:space="preserve">для </w:t>
+        <w:t xml:space="preserve">/МБ максимален для </w:t>
       </w:r>
       <w:r>
         <w:rPr>
@@ -28039,6 +29340,7 @@
         <w:rPr>
           <w:rFonts w:cs="Times New Roman"/>
         </w:rPr>
+        <w:lastRenderedPageBreak/>
         <w:t>MP</w:t>
       </w:r>
       <w:r>
@@ -28291,15 +29593,7 @@
           <w:rFonts w:cs="Times New Roman"/>
           <w:lang w:val="ru-RU"/>
         </w:rPr>
-        <w:t xml:space="preserve"> является отсутствие операций умножения, что делает его оптимальным кандидатом для аппаратной </w:t>
-      </w:r>
-      <w:r>
-        <w:rPr>
-          <w:rFonts w:cs="Times New Roman"/>
-          <w:lang w:val="ru-RU"/>
-        </w:rPr>
-        <w:lastRenderedPageBreak/>
-        <w:t xml:space="preserve">реализации на </w:t>
+        <w:t xml:space="preserve"> является отсутствие операций умножения, что делает его оптимальным кандидатом для аппаратной реализации на </w:t>
       </w:r>
       <w:r>
         <w:rPr>
@@ -29377,6 +30671,7 @@
   <w:style w:type="character" w:default="1" w:styleId="a2">
     <w:name w:val="Default Paragraph Font"/>
     <w:uiPriority w:val="1"/>
+    <w:semiHidden/>
     <w:unhideWhenUsed/>
   </w:style>
   <w:style w:type="table" w:default="1" w:styleId="a3">
